--- a/需求说明书.docx
+++ b/需求说明书.docx
@@ -601,16 +601,1796 @@
           <w:sz w:val="30"/>
           <w:u w:val="single"/>
         </w:rPr>
-        <w:t xml:space="preserve"> 2026年3月14日</w:t>
+        <w:t xml:space="preserve"> 2026年3月</w:t>
       </w:r>
       <w:r>
         <w:rPr>
           <w:rFonts w:hint="eastAsia"/>
           <w:sz w:val="30"/>
           <w:u w:val="single"/>
+          <w:lang w:val="en-US" w:eastAsia="zh-CN"/>
+        </w:rPr>
+        <w:t>31</w:t>
+      </w:r>
+      <w:bookmarkStart w:id="0" w:name="_GoBack"/>
+      <w:bookmarkEnd w:id="0"/>
+      <w:r>
+        <w:rPr>
+          <w:rFonts w:hint="default"/>
+          <w:sz w:val="30"/>
+          <w:u w:val="single"/>
+        </w:rPr>
+        <w:t>日</w:t>
+      </w:r>
+      <w:r>
+        <w:rPr>
+          <w:rFonts w:hint="eastAsia"/>
+          <w:sz w:val="30"/>
+          <w:u w:val="single"/>
         </w:rPr>
         <w:t xml:space="preserve">              </w:t>
       </w:r>
+    </w:p>
+    <w:p>
+      <w:pPr>
+        <w:rPr>
+          <w:rFonts w:hint="eastAsia"/>
+          <w:sz w:val="30"/>
+          <w:u w:val="single"/>
+        </w:rPr>
+      </w:pPr>
+    </w:p>
+    <w:p>
+      <w:pPr>
+        <w:spacing w:line="360" w:lineRule="auto"/>
+        <w:jc w:val="center"/>
+        <w:rPr>
+          <w:rFonts w:hint="eastAsia" w:ascii="仿宋" w:hAnsi="仿宋" w:eastAsia="仿宋"/>
+          <w:b/>
+          <w:sz w:val="36"/>
+        </w:rPr>
+      </w:pPr>
+    </w:p>
+    <w:p>
+      <w:pPr>
+        <w:spacing w:line="360" w:lineRule="auto"/>
+        <w:jc w:val="center"/>
+        <w:rPr>
+          <w:rFonts w:hint="eastAsia" w:ascii="仿宋" w:hAnsi="仿宋" w:eastAsia="仿宋"/>
+          <w:b/>
+          <w:sz w:val="36"/>
+        </w:rPr>
+      </w:pPr>
+    </w:p>
+    <w:p>
+      <w:pPr>
+        <w:spacing w:line="360" w:lineRule="auto"/>
+        <w:jc w:val="center"/>
+        <w:rPr>
+          <w:rFonts w:ascii="仿宋" w:hAnsi="仿宋" w:eastAsia="仿宋"/>
+          <w:b/>
+          <w:sz w:val="36"/>
+        </w:rPr>
+      </w:pPr>
+      <w:r>
+        <w:rPr>
+          <w:rFonts w:hint="eastAsia" w:ascii="仿宋" w:hAnsi="仿宋" w:eastAsia="仿宋"/>
+          <w:b/>
+          <w:sz w:val="36"/>
+        </w:rPr>
+        <w:t>文档修订记录</w:t>
+      </w:r>
+    </w:p>
+    <w:tbl>
+      <w:tblPr>
+        <w:tblStyle w:val="3"/>
+        <w:tblW w:w="8928" w:type="dxa"/>
+        <w:jc w:val="center"/>
+        <w:tblBorders>
+          <w:top w:val="single" w:color="auto" w:sz="4" w:space="0"/>
+          <w:left w:val="single" w:color="auto" w:sz="4" w:space="0"/>
+          <w:bottom w:val="single" w:color="auto" w:sz="4" w:space="0"/>
+          <w:right w:val="single" w:color="auto" w:sz="4" w:space="0"/>
+          <w:insideH w:val="single" w:color="auto" w:sz="4" w:space="0"/>
+          <w:insideV w:val="single" w:color="auto" w:sz="4" w:space="0"/>
+        </w:tblBorders>
+        <w:tblLayout w:type="fixed"/>
+        <w:tblCellMar>
+          <w:top w:w="0" w:type="dxa"/>
+          <w:left w:w="108" w:type="dxa"/>
+          <w:bottom w:w="0" w:type="dxa"/>
+          <w:right w:w="108" w:type="dxa"/>
+        </w:tblCellMar>
+      </w:tblPr>
+      <w:tblGrid>
+        <w:gridCol w:w="1304"/>
+        <w:gridCol w:w="1275"/>
+        <w:gridCol w:w="1276"/>
+        <w:gridCol w:w="1418"/>
+        <w:gridCol w:w="3655"/>
+      </w:tblGrid>
+      <w:tr>
+        <w:tblPrEx>
+          <w:tblBorders>
+            <w:top w:val="single" w:color="auto" w:sz="4" w:space="0"/>
+            <w:left w:val="single" w:color="auto" w:sz="4" w:space="0"/>
+            <w:bottom w:val="single" w:color="auto" w:sz="4" w:space="0"/>
+            <w:right w:val="single" w:color="auto" w:sz="4" w:space="0"/>
+            <w:insideH w:val="single" w:color="auto" w:sz="4" w:space="0"/>
+            <w:insideV w:val="single" w:color="auto" w:sz="4" w:space="0"/>
+          </w:tblBorders>
+          <w:tblCellMar>
+            <w:top w:w="0" w:type="dxa"/>
+            <w:left w:w="108" w:type="dxa"/>
+            <w:bottom w:w="0" w:type="dxa"/>
+            <w:right w:w="108" w:type="dxa"/>
+          </w:tblCellMar>
+        </w:tblPrEx>
+        <w:trPr>
+          <w:jc w:val="center"/>
+        </w:trPr>
+        <w:tc>
+          <w:tcPr>
+            <w:tcW w:w="1304" w:type="dxa"/>
+            <w:tcBorders>
+              <w:top w:val="single" w:color="auto" w:sz="12" w:space="0"/>
+              <w:left w:val="single" w:color="auto" w:sz="12" w:space="0"/>
+              <w:bottom w:val="single" w:color="auto" w:sz="6" w:space="0"/>
+              <w:right w:val="single" w:color="auto" w:sz="6" w:space="0"/>
+            </w:tcBorders>
+            <w:shd w:val="clear" w:color="auto" w:fill="C0C0C0"/>
+            <w:vAlign w:val="center"/>
+          </w:tcPr>
+          <w:p>
+            <w:pPr>
+              <w:spacing w:line="360" w:lineRule="auto"/>
+              <w:jc w:val="center"/>
+              <w:rPr>
+                <w:rFonts w:ascii="仿宋" w:hAnsi="仿宋" w:eastAsia="仿宋"/>
+                <w:b/>
+                <w:bCs/>
+                <w:szCs w:val="21"/>
+              </w:rPr>
+            </w:pPr>
+            <w:r>
+              <w:rPr>
+                <w:rFonts w:hint="eastAsia" w:ascii="仿宋" w:hAnsi="仿宋" w:eastAsia="仿宋"/>
+                <w:b/>
+                <w:bCs/>
+                <w:szCs w:val="21"/>
+              </w:rPr>
+              <w:t>日期</w:t>
+            </w:r>
+          </w:p>
+        </w:tc>
+        <w:tc>
+          <w:tcPr>
+            <w:tcW w:w="1275" w:type="dxa"/>
+            <w:tcBorders>
+              <w:top w:val="single" w:color="auto" w:sz="12" w:space="0"/>
+              <w:left w:val="single" w:color="auto" w:sz="6" w:space="0"/>
+              <w:bottom w:val="single" w:color="auto" w:sz="6" w:space="0"/>
+              <w:right w:val="single" w:color="auto" w:sz="4" w:space="0"/>
+            </w:tcBorders>
+            <w:shd w:val="clear" w:color="auto" w:fill="C0C0C0"/>
+            <w:vAlign w:val="center"/>
+          </w:tcPr>
+          <w:p>
+            <w:pPr>
+              <w:spacing w:line="360" w:lineRule="auto"/>
+              <w:jc w:val="center"/>
+              <w:rPr>
+                <w:rFonts w:ascii="仿宋" w:hAnsi="仿宋" w:eastAsia="仿宋"/>
+                <w:b/>
+                <w:bCs/>
+                <w:szCs w:val="21"/>
+              </w:rPr>
+            </w:pPr>
+            <w:r>
+              <w:rPr>
+                <w:rFonts w:hint="eastAsia" w:ascii="仿宋" w:hAnsi="仿宋" w:eastAsia="仿宋"/>
+                <w:b/>
+                <w:bCs/>
+                <w:szCs w:val="21"/>
+              </w:rPr>
+              <w:t>版本号</w:t>
+            </w:r>
+          </w:p>
+        </w:tc>
+        <w:tc>
+          <w:tcPr>
+            <w:tcW w:w="1276" w:type="dxa"/>
+            <w:tcBorders>
+              <w:top w:val="single" w:color="auto" w:sz="12" w:space="0"/>
+              <w:left w:val="single" w:color="auto" w:sz="4" w:space="0"/>
+              <w:bottom w:val="single" w:color="auto" w:sz="6" w:space="0"/>
+              <w:right w:val="single" w:color="auto" w:sz="6" w:space="0"/>
+            </w:tcBorders>
+            <w:shd w:val="clear" w:color="auto" w:fill="C0C0C0"/>
+            <w:vAlign w:val="center"/>
+          </w:tcPr>
+          <w:p>
+            <w:pPr>
+              <w:spacing w:line="360" w:lineRule="auto"/>
+              <w:jc w:val="center"/>
+              <w:rPr>
+                <w:rFonts w:ascii="仿宋" w:hAnsi="仿宋" w:eastAsia="仿宋"/>
+                <w:b/>
+                <w:bCs/>
+                <w:szCs w:val="21"/>
+              </w:rPr>
+            </w:pPr>
+            <w:r>
+              <w:rPr>
+                <w:rFonts w:hint="eastAsia" w:ascii="仿宋" w:hAnsi="仿宋" w:eastAsia="仿宋"/>
+                <w:b/>
+                <w:bCs/>
+                <w:szCs w:val="21"/>
+              </w:rPr>
+              <w:t>操作类型</w:t>
+            </w:r>
+          </w:p>
+        </w:tc>
+        <w:tc>
+          <w:tcPr>
+            <w:tcW w:w="1418" w:type="dxa"/>
+            <w:tcBorders>
+              <w:top w:val="single" w:color="auto" w:sz="12" w:space="0"/>
+              <w:left w:val="single" w:color="auto" w:sz="6" w:space="0"/>
+              <w:bottom w:val="single" w:color="auto" w:sz="6" w:space="0"/>
+              <w:right w:val="single" w:color="auto" w:sz="6" w:space="0"/>
+            </w:tcBorders>
+            <w:shd w:val="clear" w:color="auto" w:fill="C0C0C0"/>
+            <w:vAlign w:val="center"/>
+          </w:tcPr>
+          <w:p>
+            <w:pPr>
+              <w:spacing w:line="360" w:lineRule="auto"/>
+              <w:jc w:val="center"/>
+              <w:rPr>
+                <w:rFonts w:ascii="仿宋" w:hAnsi="仿宋" w:eastAsia="仿宋"/>
+                <w:b/>
+                <w:bCs/>
+                <w:szCs w:val="21"/>
+              </w:rPr>
+            </w:pPr>
+            <w:r>
+              <w:rPr>
+                <w:rFonts w:hint="eastAsia" w:ascii="仿宋" w:hAnsi="仿宋" w:eastAsia="仿宋"/>
+                <w:b/>
+                <w:bCs/>
+                <w:szCs w:val="21"/>
+              </w:rPr>
+              <w:t>经办人</w:t>
+            </w:r>
+          </w:p>
+        </w:tc>
+        <w:tc>
+          <w:tcPr>
+            <w:tcW w:w="3655" w:type="dxa"/>
+            <w:tcBorders>
+              <w:top w:val="single" w:color="auto" w:sz="12" w:space="0"/>
+              <w:left w:val="single" w:color="auto" w:sz="6" w:space="0"/>
+              <w:bottom w:val="single" w:color="auto" w:sz="6" w:space="0"/>
+              <w:right w:val="single" w:color="auto" w:sz="6" w:space="0"/>
+            </w:tcBorders>
+            <w:shd w:val="clear" w:color="auto" w:fill="C0C0C0"/>
+            <w:vAlign w:val="center"/>
+          </w:tcPr>
+          <w:p>
+            <w:pPr>
+              <w:spacing w:line="360" w:lineRule="auto"/>
+              <w:jc w:val="center"/>
+              <w:rPr>
+                <w:rFonts w:ascii="仿宋" w:hAnsi="仿宋" w:eastAsia="仿宋"/>
+                <w:b/>
+                <w:bCs/>
+                <w:szCs w:val="21"/>
+              </w:rPr>
+            </w:pPr>
+            <w:r>
+              <w:rPr>
+                <w:rFonts w:hint="eastAsia" w:ascii="仿宋" w:hAnsi="仿宋" w:eastAsia="仿宋"/>
+                <w:b/>
+                <w:bCs/>
+                <w:szCs w:val="21"/>
+              </w:rPr>
+              <w:t>活动描述</w:t>
+            </w:r>
+          </w:p>
+        </w:tc>
+      </w:tr>
+      <w:tr>
+        <w:tblPrEx>
+          <w:tblBorders>
+            <w:top w:val="single" w:color="auto" w:sz="4" w:space="0"/>
+            <w:left w:val="single" w:color="auto" w:sz="4" w:space="0"/>
+            <w:bottom w:val="single" w:color="auto" w:sz="4" w:space="0"/>
+            <w:right w:val="single" w:color="auto" w:sz="4" w:space="0"/>
+            <w:insideH w:val="single" w:color="auto" w:sz="4" w:space="0"/>
+            <w:insideV w:val="single" w:color="auto" w:sz="4" w:space="0"/>
+          </w:tblBorders>
+          <w:tblCellMar>
+            <w:top w:w="0" w:type="dxa"/>
+            <w:left w:w="108" w:type="dxa"/>
+            <w:bottom w:w="0" w:type="dxa"/>
+            <w:right w:w="108" w:type="dxa"/>
+          </w:tblCellMar>
+        </w:tblPrEx>
+        <w:trPr>
+          <w:jc w:val="center"/>
+        </w:trPr>
+        <w:tc>
+          <w:tcPr>
+            <w:tcW w:w="1304" w:type="dxa"/>
+            <w:tcBorders>
+              <w:top w:val="single" w:color="auto" w:sz="6" w:space="0"/>
+              <w:left w:val="single" w:color="auto" w:sz="12" w:space="0"/>
+              <w:bottom w:val="single" w:color="auto" w:sz="6" w:space="0"/>
+              <w:right w:val="single" w:color="auto" w:sz="6" w:space="0"/>
+            </w:tcBorders>
+            <w:vAlign w:val="center"/>
+          </w:tcPr>
+          <w:p>
+            <w:pPr>
+              <w:spacing w:line="360" w:lineRule="auto"/>
+              <w:jc w:val="center"/>
+              <w:rPr>
+                <w:rFonts w:hint="default" w:ascii="仿宋" w:hAnsi="仿宋" w:eastAsia="仿宋"/>
+                <w:szCs w:val="21"/>
+                <w:lang w:val="en-US" w:eastAsia="zh-CN"/>
+              </w:rPr>
+            </w:pPr>
+            <w:r>
+              <w:rPr>
+                <w:rFonts w:hint="eastAsia" w:ascii="仿宋" w:hAnsi="仿宋" w:eastAsia="仿宋"/>
+                <w:szCs w:val="21"/>
+                <w:lang w:val="en-US" w:eastAsia="zh-CN"/>
+              </w:rPr>
+              <w:t>3.8</w:t>
+            </w:r>
+          </w:p>
+        </w:tc>
+        <w:tc>
+          <w:tcPr>
+            <w:tcW w:w="1275" w:type="dxa"/>
+            <w:tcBorders>
+              <w:top w:val="single" w:color="auto" w:sz="6" w:space="0"/>
+              <w:left w:val="single" w:color="auto" w:sz="6" w:space="0"/>
+              <w:bottom w:val="single" w:color="auto" w:sz="6" w:space="0"/>
+              <w:right w:val="single" w:color="auto" w:sz="4" w:space="0"/>
+            </w:tcBorders>
+            <w:vAlign w:val="center"/>
+          </w:tcPr>
+          <w:p>
+            <w:pPr>
+              <w:pStyle w:val="6"/>
+              <w:spacing w:before="0" w:after="0" w:line="360" w:lineRule="auto"/>
+              <w:jc w:val="center"/>
+              <w:rPr>
+                <w:rFonts w:hint="default" w:ascii="仿宋" w:hAnsi="仿宋" w:eastAsia="仿宋"/>
+                <w:sz w:val="21"/>
+                <w:szCs w:val="21"/>
+                <w:lang w:val="en-US" w:eastAsia="zh-CN"/>
+              </w:rPr>
+            </w:pPr>
+            <w:r>
+              <w:rPr>
+                <w:rFonts w:hint="eastAsia" w:ascii="仿宋" w:hAnsi="仿宋" w:eastAsia="仿宋"/>
+                <w:sz w:val="21"/>
+                <w:szCs w:val="21"/>
+                <w:lang w:val="en-US" w:eastAsia="zh-CN"/>
+              </w:rPr>
+              <w:t>1.0</w:t>
+            </w:r>
+          </w:p>
+        </w:tc>
+        <w:tc>
+          <w:tcPr>
+            <w:tcW w:w="1276" w:type="dxa"/>
+            <w:tcBorders>
+              <w:top w:val="single" w:color="auto" w:sz="6" w:space="0"/>
+              <w:left w:val="single" w:color="auto" w:sz="4" w:space="0"/>
+              <w:bottom w:val="single" w:color="auto" w:sz="6" w:space="0"/>
+              <w:right w:val="single" w:color="auto" w:sz="6" w:space="0"/>
+            </w:tcBorders>
+            <w:vAlign w:val="center"/>
+          </w:tcPr>
+          <w:p>
+            <w:pPr>
+              <w:pStyle w:val="6"/>
+              <w:spacing w:before="0" w:after="0" w:line="360" w:lineRule="auto"/>
+              <w:jc w:val="center"/>
+              <w:rPr>
+                <w:rFonts w:hint="default" w:ascii="仿宋" w:hAnsi="仿宋" w:eastAsia="仿宋"/>
+                <w:sz w:val="21"/>
+                <w:szCs w:val="21"/>
+                <w:lang w:val="en-US" w:eastAsia="zh-CN"/>
+              </w:rPr>
+            </w:pPr>
+            <w:r>
+              <w:rPr>
+                <w:rFonts w:hint="eastAsia" w:ascii="仿宋" w:hAnsi="仿宋" w:eastAsia="仿宋"/>
+                <w:sz w:val="21"/>
+                <w:szCs w:val="21"/>
+                <w:lang w:val="en-US" w:eastAsia="zh-CN"/>
+              </w:rPr>
+              <w:t>创建</w:t>
+            </w:r>
+          </w:p>
+        </w:tc>
+        <w:tc>
+          <w:tcPr>
+            <w:tcW w:w="1418" w:type="dxa"/>
+            <w:tcBorders>
+              <w:top w:val="single" w:color="auto" w:sz="6" w:space="0"/>
+              <w:left w:val="single" w:color="auto" w:sz="6" w:space="0"/>
+              <w:bottom w:val="single" w:color="auto" w:sz="6" w:space="0"/>
+              <w:right w:val="single" w:color="auto" w:sz="6" w:space="0"/>
+            </w:tcBorders>
+            <w:vAlign w:val="center"/>
+          </w:tcPr>
+          <w:p>
+            <w:pPr>
+              <w:spacing w:line="360" w:lineRule="auto"/>
+              <w:jc w:val="center"/>
+              <w:rPr>
+                <w:rFonts w:hint="eastAsia" w:ascii="仿宋" w:hAnsi="仿宋" w:eastAsia="仿宋"/>
+                <w:szCs w:val="21"/>
+                <w:lang w:val="en-US" w:eastAsia="zh-CN"/>
+              </w:rPr>
+            </w:pPr>
+            <w:r>
+              <w:rPr>
+                <w:rFonts w:hint="eastAsia" w:ascii="仿宋" w:hAnsi="仿宋" w:eastAsia="仿宋"/>
+                <w:szCs w:val="21"/>
+                <w:lang w:val="en-US" w:eastAsia="zh-CN"/>
+              </w:rPr>
+              <w:t>彭梦</w:t>
+            </w:r>
+          </w:p>
+        </w:tc>
+        <w:tc>
+          <w:tcPr>
+            <w:tcW w:w="3655" w:type="dxa"/>
+            <w:tcBorders>
+              <w:top w:val="single" w:color="auto" w:sz="6" w:space="0"/>
+              <w:left w:val="single" w:color="auto" w:sz="6" w:space="0"/>
+              <w:bottom w:val="single" w:color="auto" w:sz="6" w:space="0"/>
+              <w:right w:val="single" w:color="auto" w:sz="6" w:space="0"/>
+            </w:tcBorders>
+            <w:vAlign w:val="center"/>
+          </w:tcPr>
+          <w:p>
+            <w:pPr>
+              <w:spacing w:line="360" w:lineRule="auto"/>
+              <w:jc w:val="center"/>
+              <w:rPr>
+                <w:rFonts w:hint="default" w:ascii="仿宋" w:hAnsi="仿宋" w:eastAsia="仿宋"/>
+                <w:szCs w:val="21"/>
+                <w:lang w:val="en-US" w:eastAsia="zh-CN"/>
+              </w:rPr>
+            </w:pPr>
+            <w:r>
+              <w:rPr>
+                <w:rFonts w:hint="eastAsia" w:ascii="仿宋" w:hAnsi="仿宋" w:eastAsia="仿宋"/>
+                <w:szCs w:val="21"/>
+                <w:lang w:val="en-US" w:eastAsia="zh-CN"/>
+              </w:rPr>
+              <w:t>创建需求说明书文件</w:t>
+            </w:r>
+          </w:p>
+        </w:tc>
+      </w:tr>
+      <w:tr>
+        <w:tblPrEx>
+          <w:tblBorders>
+            <w:top w:val="single" w:color="auto" w:sz="4" w:space="0"/>
+            <w:left w:val="single" w:color="auto" w:sz="4" w:space="0"/>
+            <w:bottom w:val="single" w:color="auto" w:sz="4" w:space="0"/>
+            <w:right w:val="single" w:color="auto" w:sz="4" w:space="0"/>
+            <w:insideH w:val="single" w:color="auto" w:sz="4" w:space="0"/>
+            <w:insideV w:val="single" w:color="auto" w:sz="4" w:space="0"/>
+          </w:tblBorders>
+          <w:tblCellMar>
+            <w:top w:w="0" w:type="dxa"/>
+            <w:left w:w="108" w:type="dxa"/>
+            <w:bottom w:w="0" w:type="dxa"/>
+            <w:right w:w="108" w:type="dxa"/>
+          </w:tblCellMar>
+        </w:tblPrEx>
+        <w:trPr>
+          <w:jc w:val="center"/>
+        </w:trPr>
+        <w:tc>
+          <w:tcPr>
+            <w:tcW w:w="1304" w:type="dxa"/>
+            <w:tcBorders>
+              <w:top w:val="single" w:color="auto" w:sz="6" w:space="0"/>
+              <w:left w:val="single" w:color="auto" w:sz="12" w:space="0"/>
+              <w:bottom w:val="single" w:color="auto" w:sz="6" w:space="0"/>
+              <w:right w:val="single" w:color="auto" w:sz="6" w:space="0"/>
+            </w:tcBorders>
+            <w:vAlign w:val="center"/>
+          </w:tcPr>
+          <w:p>
+            <w:pPr>
+              <w:spacing w:line="360" w:lineRule="auto"/>
+              <w:jc w:val="center"/>
+              <w:rPr>
+                <w:rFonts w:hint="default" w:ascii="仿宋" w:hAnsi="仿宋" w:eastAsia="仿宋"/>
+                <w:szCs w:val="21"/>
+                <w:lang w:val="en-US" w:eastAsia="zh-CN"/>
+              </w:rPr>
+            </w:pPr>
+            <w:r>
+              <w:rPr>
+                <w:rFonts w:hint="eastAsia" w:ascii="仿宋" w:hAnsi="仿宋" w:eastAsia="仿宋"/>
+                <w:szCs w:val="21"/>
+                <w:lang w:val="en-US" w:eastAsia="zh-CN"/>
+              </w:rPr>
+              <w:t>3.11</w:t>
+            </w:r>
+          </w:p>
+        </w:tc>
+        <w:tc>
+          <w:tcPr>
+            <w:tcW w:w="1275" w:type="dxa"/>
+            <w:tcBorders>
+              <w:top w:val="single" w:color="auto" w:sz="6" w:space="0"/>
+              <w:left w:val="single" w:color="auto" w:sz="6" w:space="0"/>
+              <w:bottom w:val="single" w:color="auto" w:sz="6" w:space="0"/>
+              <w:right w:val="single" w:color="auto" w:sz="4" w:space="0"/>
+            </w:tcBorders>
+            <w:vAlign w:val="center"/>
+          </w:tcPr>
+          <w:p>
+            <w:pPr>
+              <w:pStyle w:val="6"/>
+              <w:spacing w:before="0" w:after="0" w:line="360" w:lineRule="auto"/>
+              <w:jc w:val="center"/>
+              <w:rPr>
+                <w:rFonts w:hint="default" w:ascii="仿宋" w:hAnsi="仿宋" w:eastAsia="仿宋"/>
+                <w:sz w:val="21"/>
+                <w:szCs w:val="21"/>
+                <w:lang w:val="en-US" w:eastAsia="zh-CN"/>
+              </w:rPr>
+            </w:pPr>
+            <w:r>
+              <w:rPr>
+                <w:rFonts w:hint="eastAsia" w:ascii="仿宋" w:hAnsi="仿宋" w:eastAsia="仿宋"/>
+                <w:sz w:val="21"/>
+                <w:szCs w:val="21"/>
+                <w:lang w:val="en-US" w:eastAsia="zh-CN"/>
+              </w:rPr>
+              <w:t>1.1</w:t>
+            </w:r>
+          </w:p>
+        </w:tc>
+        <w:tc>
+          <w:tcPr>
+            <w:tcW w:w="1276" w:type="dxa"/>
+            <w:tcBorders>
+              <w:top w:val="single" w:color="auto" w:sz="6" w:space="0"/>
+              <w:left w:val="single" w:color="auto" w:sz="4" w:space="0"/>
+              <w:bottom w:val="single" w:color="auto" w:sz="6" w:space="0"/>
+              <w:right w:val="single" w:color="auto" w:sz="6" w:space="0"/>
+            </w:tcBorders>
+            <w:vAlign w:val="center"/>
+          </w:tcPr>
+          <w:p>
+            <w:pPr>
+              <w:pStyle w:val="6"/>
+              <w:spacing w:before="0" w:after="0" w:line="360" w:lineRule="auto"/>
+              <w:jc w:val="center"/>
+              <w:rPr>
+                <w:rFonts w:hint="default" w:ascii="仿宋" w:hAnsi="仿宋" w:eastAsia="仿宋"/>
+                <w:sz w:val="21"/>
+                <w:szCs w:val="21"/>
+                <w:lang w:val="en-US" w:eastAsia="zh-CN"/>
+              </w:rPr>
+            </w:pPr>
+            <w:r>
+              <w:rPr>
+                <w:rFonts w:hint="eastAsia" w:ascii="仿宋" w:hAnsi="仿宋" w:eastAsia="仿宋"/>
+                <w:sz w:val="21"/>
+                <w:szCs w:val="21"/>
+                <w:lang w:val="en-US" w:eastAsia="zh-CN"/>
+              </w:rPr>
+              <w:t>修改</w:t>
+            </w:r>
+          </w:p>
+        </w:tc>
+        <w:tc>
+          <w:tcPr>
+            <w:tcW w:w="1418" w:type="dxa"/>
+            <w:tcBorders>
+              <w:top w:val="single" w:color="auto" w:sz="6" w:space="0"/>
+              <w:left w:val="single" w:color="auto" w:sz="6" w:space="0"/>
+              <w:bottom w:val="single" w:color="auto" w:sz="6" w:space="0"/>
+              <w:right w:val="single" w:color="auto" w:sz="6" w:space="0"/>
+            </w:tcBorders>
+            <w:vAlign w:val="center"/>
+          </w:tcPr>
+          <w:p>
+            <w:pPr>
+              <w:spacing w:line="360" w:lineRule="auto"/>
+              <w:jc w:val="center"/>
+              <w:rPr>
+                <w:rFonts w:hint="eastAsia" w:ascii="仿宋" w:hAnsi="仿宋" w:eastAsia="仿宋"/>
+                <w:szCs w:val="21"/>
+                <w:lang w:val="en-US" w:eastAsia="zh-CN"/>
+              </w:rPr>
+            </w:pPr>
+            <w:r>
+              <w:rPr>
+                <w:rFonts w:hint="eastAsia" w:ascii="仿宋" w:hAnsi="仿宋" w:eastAsia="仿宋"/>
+                <w:szCs w:val="21"/>
+                <w:lang w:val="en-US" w:eastAsia="zh-CN"/>
+              </w:rPr>
+              <w:t>彭梦</w:t>
+            </w:r>
+          </w:p>
+        </w:tc>
+        <w:tc>
+          <w:tcPr>
+            <w:tcW w:w="3655" w:type="dxa"/>
+            <w:tcBorders>
+              <w:top w:val="single" w:color="auto" w:sz="6" w:space="0"/>
+              <w:left w:val="single" w:color="auto" w:sz="6" w:space="0"/>
+              <w:bottom w:val="single" w:color="auto" w:sz="6" w:space="0"/>
+              <w:right w:val="single" w:color="auto" w:sz="6" w:space="0"/>
+            </w:tcBorders>
+            <w:vAlign w:val="center"/>
+          </w:tcPr>
+          <w:p>
+            <w:pPr>
+              <w:spacing w:line="360" w:lineRule="auto"/>
+              <w:jc w:val="center"/>
+              <w:rPr>
+                <w:rFonts w:hint="default" w:ascii="仿宋" w:hAnsi="仿宋" w:eastAsia="仿宋"/>
+                <w:szCs w:val="21"/>
+                <w:lang w:val="en-US" w:eastAsia="zh-CN"/>
+              </w:rPr>
+            </w:pPr>
+            <w:r>
+              <w:rPr>
+                <w:rFonts w:hint="eastAsia" w:ascii="仿宋" w:hAnsi="仿宋" w:eastAsia="仿宋"/>
+                <w:szCs w:val="21"/>
+                <w:lang w:val="en-US" w:eastAsia="zh-CN"/>
+              </w:rPr>
+              <w:t>编写需求说明书框架</w:t>
+            </w:r>
+          </w:p>
+        </w:tc>
+      </w:tr>
+      <w:tr>
+        <w:tblPrEx>
+          <w:tblBorders>
+            <w:top w:val="single" w:color="auto" w:sz="4" w:space="0"/>
+            <w:left w:val="single" w:color="auto" w:sz="4" w:space="0"/>
+            <w:bottom w:val="single" w:color="auto" w:sz="4" w:space="0"/>
+            <w:right w:val="single" w:color="auto" w:sz="4" w:space="0"/>
+            <w:insideH w:val="single" w:color="auto" w:sz="4" w:space="0"/>
+            <w:insideV w:val="single" w:color="auto" w:sz="4" w:space="0"/>
+          </w:tblBorders>
+          <w:tblCellMar>
+            <w:top w:w="0" w:type="dxa"/>
+            <w:left w:w="108" w:type="dxa"/>
+            <w:bottom w:w="0" w:type="dxa"/>
+            <w:right w:w="108" w:type="dxa"/>
+          </w:tblCellMar>
+        </w:tblPrEx>
+        <w:trPr>
+          <w:jc w:val="center"/>
+        </w:trPr>
+        <w:tc>
+          <w:tcPr>
+            <w:tcW w:w="1304" w:type="dxa"/>
+            <w:tcBorders>
+              <w:top w:val="single" w:color="auto" w:sz="6" w:space="0"/>
+              <w:left w:val="single" w:color="auto" w:sz="12" w:space="0"/>
+              <w:bottom w:val="single" w:color="auto" w:sz="6" w:space="0"/>
+              <w:right w:val="single" w:color="auto" w:sz="6" w:space="0"/>
+            </w:tcBorders>
+            <w:vAlign w:val="center"/>
+          </w:tcPr>
+          <w:p>
+            <w:pPr>
+              <w:spacing w:line="360" w:lineRule="auto"/>
+              <w:jc w:val="center"/>
+              <w:rPr>
+                <w:rFonts w:hint="default" w:ascii="仿宋" w:hAnsi="仿宋" w:eastAsia="仿宋"/>
+                <w:szCs w:val="21"/>
+                <w:lang w:val="en-US" w:eastAsia="zh-CN"/>
+              </w:rPr>
+            </w:pPr>
+            <w:r>
+              <w:rPr>
+                <w:rFonts w:hint="eastAsia" w:ascii="仿宋" w:hAnsi="仿宋" w:eastAsia="仿宋"/>
+                <w:szCs w:val="21"/>
+                <w:lang w:val="en-US" w:eastAsia="zh-CN"/>
+              </w:rPr>
+              <w:t>3.14</w:t>
+            </w:r>
+          </w:p>
+        </w:tc>
+        <w:tc>
+          <w:tcPr>
+            <w:tcW w:w="1275" w:type="dxa"/>
+            <w:tcBorders>
+              <w:top w:val="single" w:color="auto" w:sz="6" w:space="0"/>
+              <w:left w:val="single" w:color="auto" w:sz="6" w:space="0"/>
+              <w:bottom w:val="single" w:color="auto" w:sz="6" w:space="0"/>
+              <w:right w:val="single" w:color="auto" w:sz="4" w:space="0"/>
+            </w:tcBorders>
+            <w:vAlign w:val="center"/>
+          </w:tcPr>
+          <w:p>
+            <w:pPr>
+              <w:pStyle w:val="6"/>
+              <w:spacing w:before="0" w:after="0" w:line="360" w:lineRule="auto"/>
+              <w:jc w:val="center"/>
+              <w:rPr>
+                <w:rFonts w:hint="default" w:ascii="仿宋" w:hAnsi="仿宋" w:eastAsia="仿宋"/>
+                <w:sz w:val="21"/>
+                <w:szCs w:val="21"/>
+                <w:lang w:val="en-US" w:eastAsia="zh-CN"/>
+              </w:rPr>
+            </w:pPr>
+            <w:r>
+              <w:rPr>
+                <w:rFonts w:hint="eastAsia" w:ascii="仿宋" w:hAnsi="仿宋" w:eastAsia="仿宋"/>
+                <w:sz w:val="21"/>
+                <w:szCs w:val="21"/>
+                <w:lang w:val="en-US" w:eastAsia="zh-CN"/>
+              </w:rPr>
+              <w:t>1.2</w:t>
+            </w:r>
+          </w:p>
+        </w:tc>
+        <w:tc>
+          <w:tcPr>
+            <w:tcW w:w="1276" w:type="dxa"/>
+            <w:tcBorders>
+              <w:top w:val="single" w:color="auto" w:sz="6" w:space="0"/>
+              <w:left w:val="single" w:color="auto" w:sz="4" w:space="0"/>
+              <w:bottom w:val="single" w:color="auto" w:sz="6" w:space="0"/>
+              <w:right w:val="single" w:color="auto" w:sz="6" w:space="0"/>
+            </w:tcBorders>
+            <w:vAlign w:val="center"/>
+          </w:tcPr>
+          <w:p>
+            <w:pPr>
+              <w:pStyle w:val="6"/>
+              <w:spacing w:before="0" w:after="0" w:line="360" w:lineRule="auto"/>
+              <w:jc w:val="center"/>
+              <w:rPr>
+                <w:rFonts w:hint="default" w:ascii="仿宋" w:hAnsi="仿宋" w:eastAsia="仿宋"/>
+                <w:sz w:val="21"/>
+                <w:szCs w:val="21"/>
+                <w:lang w:val="en-US" w:eastAsia="zh-CN"/>
+              </w:rPr>
+            </w:pPr>
+            <w:r>
+              <w:rPr>
+                <w:rFonts w:hint="eastAsia" w:ascii="仿宋" w:hAnsi="仿宋" w:eastAsia="仿宋"/>
+                <w:sz w:val="21"/>
+                <w:szCs w:val="21"/>
+                <w:lang w:val="en-US" w:eastAsia="zh-CN"/>
+              </w:rPr>
+              <w:t>修改</w:t>
+            </w:r>
+          </w:p>
+        </w:tc>
+        <w:tc>
+          <w:tcPr>
+            <w:tcW w:w="1418" w:type="dxa"/>
+            <w:tcBorders>
+              <w:top w:val="single" w:color="auto" w:sz="6" w:space="0"/>
+              <w:left w:val="single" w:color="auto" w:sz="6" w:space="0"/>
+              <w:bottom w:val="single" w:color="auto" w:sz="6" w:space="0"/>
+              <w:right w:val="single" w:color="auto" w:sz="6" w:space="0"/>
+            </w:tcBorders>
+            <w:vAlign w:val="center"/>
+          </w:tcPr>
+          <w:p>
+            <w:pPr>
+              <w:spacing w:line="360" w:lineRule="auto"/>
+              <w:jc w:val="center"/>
+              <w:rPr>
+                <w:rFonts w:hint="eastAsia" w:ascii="仿宋" w:hAnsi="仿宋" w:eastAsia="仿宋"/>
+                <w:szCs w:val="21"/>
+                <w:lang w:val="en-US" w:eastAsia="zh-CN"/>
+              </w:rPr>
+            </w:pPr>
+            <w:r>
+              <w:rPr>
+                <w:rFonts w:hint="eastAsia" w:ascii="仿宋" w:hAnsi="仿宋" w:eastAsia="仿宋"/>
+                <w:szCs w:val="21"/>
+                <w:lang w:val="en-US" w:eastAsia="zh-CN"/>
+              </w:rPr>
+              <w:t>彭梦</w:t>
+            </w:r>
+          </w:p>
+        </w:tc>
+        <w:tc>
+          <w:tcPr>
+            <w:tcW w:w="3655" w:type="dxa"/>
+            <w:tcBorders>
+              <w:top w:val="single" w:color="auto" w:sz="6" w:space="0"/>
+              <w:left w:val="single" w:color="auto" w:sz="6" w:space="0"/>
+              <w:bottom w:val="single" w:color="auto" w:sz="6" w:space="0"/>
+              <w:right w:val="single" w:color="auto" w:sz="6" w:space="0"/>
+            </w:tcBorders>
+            <w:vAlign w:val="center"/>
+          </w:tcPr>
+          <w:p>
+            <w:pPr>
+              <w:spacing w:line="360" w:lineRule="auto"/>
+              <w:jc w:val="center"/>
+              <w:rPr>
+                <w:rFonts w:hint="default" w:ascii="仿宋" w:hAnsi="仿宋" w:eastAsia="仿宋"/>
+                <w:szCs w:val="21"/>
+                <w:lang w:val="en-US" w:eastAsia="zh-CN"/>
+              </w:rPr>
+            </w:pPr>
+            <w:r>
+              <w:rPr>
+                <w:rFonts w:hint="eastAsia" w:ascii="仿宋" w:hAnsi="仿宋" w:eastAsia="仿宋"/>
+                <w:szCs w:val="21"/>
+                <w:lang w:val="en-US" w:eastAsia="zh-CN"/>
+              </w:rPr>
+              <w:t>根据框架填写内容，增加用例图</w:t>
+            </w:r>
+          </w:p>
+        </w:tc>
+      </w:tr>
+      <w:tr>
+        <w:tblPrEx>
+          <w:tblBorders>
+            <w:top w:val="single" w:color="auto" w:sz="4" w:space="0"/>
+            <w:left w:val="single" w:color="auto" w:sz="4" w:space="0"/>
+            <w:bottom w:val="single" w:color="auto" w:sz="4" w:space="0"/>
+            <w:right w:val="single" w:color="auto" w:sz="4" w:space="0"/>
+            <w:insideH w:val="single" w:color="auto" w:sz="4" w:space="0"/>
+            <w:insideV w:val="single" w:color="auto" w:sz="4" w:space="0"/>
+          </w:tblBorders>
+          <w:tblCellMar>
+            <w:top w:w="0" w:type="dxa"/>
+            <w:left w:w="108" w:type="dxa"/>
+            <w:bottom w:w="0" w:type="dxa"/>
+            <w:right w:w="108" w:type="dxa"/>
+          </w:tblCellMar>
+        </w:tblPrEx>
+        <w:trPr>
+          <w:jc w:val="center"/>
+        </w:trPr>
+        <w:tc>
+          <w:tcPr>
+            <w:tcW w:w="1304" w:type="dxa"/>
+            <w:tcBorders>
+              <w:top w:val="single" w:color="auto" w:sz="6" w:space="0"/>
+              <w:left w:val="single" w:color="auto" w:sz="12" w:space="0"/>
+              <w:bottom w:val="single" w:color="auto" w:sz="6" w:space="0"/>
+              <w:right w:val="single" w:color="auto" w:sz="6" w:space="0"/>
+            </w:tcBorders>
+            <w:vAlign w:val="center"/>
+          </w:tcPr>
+          <w:p>
+            <w:pPr>
+              <w:spacing w:line="360" w:lineRule="auto"/>
+              <w:jc w:val="center"/>
+              <w:rPr>
+                <w:rFonts w:hint="default" w:ascii="仿宋" w:hAnsi="仿宋" w:eastAsia="仿宋"/>
+                <w:szCs w:val="21"/>
+                <w:lang w:val="en-US" w:eastAsia="zh-CN"/>
+              </w:rPr>
+            </w:pPr>
+            <w:r>
+              <w:rPr>
+                <w:rFonts w:hint="eastAsia" w:ascii="仿宋" w:hAnsi="仿宋" w:eastAsia="仿宋"/>
+                <w:szCs w:val="21"/>
+                <w:lang w:val="en-US" w:eastAsia="zh-CN"/>
+              </w:rPr>
+              <w:t>3.31</w:t>
+            </w:r>
+          </w:p>
+        </w:tc>
+        <w:tc>
+          <w:tcPr>
+            <w:tcW w:w="1275" w:type="dxa"/>
+            <w:tcBorders>
+              <w:top w:val="single" w:color="auto" w:sz="6" w:space="0"/>
+              <w:left w:val="single" w:color="auto" w:sz="6" w:space="0"/>
+              <w:bottom w:val="single" w:color="auto" w:sz="6" w:space="0"/>
+              <w:right w:val="single" w:color="auto" w:sz="4" w:space="0"/>
+            </w:tcBorders>
+            <w:vAlign w:val="center"/>
+          </w:tcPr>
+          <w:p>
+            <w:pPr>
+              <w:spacing w:line="360" w:lineRule="auto"/>
+              <w:jc w:val="center"/>
+              <w:rPr>
+                <w:rFonts w:hint="default" w:ascii="仿宋" w:hAnsi="仿宋" w:eastAsia="仿宋"/>
+                <w:szCs w:val="21"/>
+                <w:lang w:val="en-US" w:eastAsia="zh-CN"/>
+              </w:rPr>
+            </w:pPr>
+            <w:r>
+              <w:rPr>
+                <w:rFonts w:hint="eastAsia" w:ascii="仿宋" w:hAnsi="仿宋" w:eastAsia="仿宋"/>
+                <w:szCs w:val="21"/>
+                <w:lang w:val="en-US" w:eastAsia="zh-CN"/>
+              </w:rPr>
+              <w:t>1.3</w:t>
+            </w:r>
+          </w:p>
+        </w:tc>
+        <w:tc>
+          <w:tcPr>
+            <w:tcW w:w="1276" w:type="dxa"/>
+            <w:tcBorders>
+              <w:top w:val="single" w:color="auto" w:sz="6" w:space="0"/>
+              <w:left w:val="single" w:color="auto" w:sz="4" w:space="0"/>
+              <w:bottom w:val="single" w:color="auto" w:sz="6" w:space="0"/>
+              <w:right w:val="single" w:color="auto" w:sz="6" w:space="0"/>
+            </w:tcBorders>
+            <w:vAlign w:val="center"/>
+          </w:tcPr>
+          <w:p>
+            <w:pPr>
+              <w:spacing w:line="360" w:lineRule="auto"/>
+              <w:jc w:val="center"/>
+              <w:rPr>
+                <w:rFonts w:hint="eastAsia" w:ascii="仿宋" w:hAnsi="仿宋" w:eastAsia="仿宋"/>
+                <w:szCs w:val="21"/>
+                <w:lang w:val="en-US" w:eastAsia="zh-CN"/>
+              </w:rPr>
+            </w:pPr>
+            <w:r>
+              <w:rPr>
+                <w:rFonts w:hint="eastAsia" w:ascii="仿宋" w:hAnsi="仿宋" w:eastAsia="仿宋"/>
+                <w:szCs w:val="21"/>
+                <w:lang w:val="en-US" w:eastAsia="zh-CN"/>
+              </w:rPr>
+              <w:t>修改</w:t>
+            </w:r>
+          </w:p>
+        </w:tc>
+        <w:tc>
+          <w:tcPr>
+            <w:tcW w:w="1418" w:type="dxa"/>
+            <w:tcBorders>
+              <w:top w:val="single" w:color="auto" w:sz="6" w:space="0"/>
+              <w:left w:val="single" w:color="auto" w:sz="6" w:space="0"/>
+              <w:bottom w:val="single" w:color="auto" w:sz="6" w:space="0"/>
+              <w:right w:val="single" w:color="auto" w:sz="6" w:space="0"/>
+            </w:tcBorders>
+            <w:vAlign w:val="center"/>
+          </w:tcPr>
+          <w:p>
+            <w:pPr>
+              <w:pStyle w:val="6"/>
+              <w:spacing w:before="0" w:after="0" w:line="360" w:lineRule="auto"/>
+              <w:jc w:val="center"/>
+              <w:rPr>
+                <w:rFonts w:hint="default" w:ascii="仿宋" w:hAnsi="仿宋" w:eastAsia="仿宋"/>
+                <w:sz w:val="21"/>
+                <w:szCs w:val="21"/>
+                <w:lang w:val="en-US" w:eastAsia="zh-CN"/>
+              </w:rPr>
+            </w:pPr>
+            <w:r>
+              <w:rPr>
+                <w:rFonts w:hint="eastAsia" w:ascii="仿宋" w:hAnsi="仿宋" w:eastAsia="仿宋"/>
+                <w:sz w:val="21"/>
+                <w:szCs w:val="21"/>
+                <w:lang w:val="en-US" w:eastAsia="zh-CN"/>
+              </w:rPr>
+              <w:t>彭梦</w:t>
+            </w:r>
+          </w:p>
+        </w:tc>
+        <w:tc>
+          <w:tcPr>
+            <w:tcW w:w="3655" w:type="dxa"/>
+            <w:tcBorders>
+              <w:top w:val="single" w:color="auto" w:sz="6" w:space="0"/>
+              <w:left w:val="single" w:color="auto" w:sz="6" w:space="0"/>
+              <w:bottom w:val="single" w:color="auto" w:sz="6" w:space="0"/>
+              <w:right w:val="single" w:color="auto" w:sz="6" w:space="0"/>
+            </w:tcBorders>
+            <w:vAlign w:val="center"/>
+          </w:tcPr>
+          <w:p>
+            <w:pPr>
+              <w:spacing w:line="360" w:lineRule="auto"/>
+              <w:jc w:val="center"/>
+              <w:rPr>
+                <w:rFonts w:hint="default" w:ascii="仿宋" w:hAnsi="仿宋" w:eastAsia="仿宋"/>
+                <w:szCs w:val="21"/>
+                <w:lang w:val="en-US" w:eastAsia="zh-CN"/>
+              </w:rPr>
+            </w:pPr>
+            <w:r>
+              <w:rPr>
+                <w:rFonts w:hint="eastAsia" w:ascii="仿宋" w:hAnsi="仿宋" w:eastAsia="仿宋"/>
+                <w:szCs w:val="21"/>
+                <w:lang w:val="en-US" w:eastAsia="zh-CN"/>
+              </w:rPr>
+              <w:t>词汇专业化</w:t>
+            </w:r>
+          </w:p>
+        </w:tc>
+      </w:tr>
+      <w:tr>
+        <w:tblPrEx>
+          <w:tblBorders>
+            <w:top w:val="single" w:color="auto" w:sz="4" w:space="0"/>
+            <w:left w:val="single" w:color="auto" w:sz="4" w:space="0"/>
+            <w:bottom w:val="single" w:color="auto" w:sz="4" w:space="0"/>
+            <w:right w:val="single" w:color="auto" w:sz="4" w:space="0"/>
+            <w:insideH w:val="single" w:color="auto" w:sz="4" w:space="0"/>
+            <w:insideV w:val="single" w:color="auto" w:sz="4" w:space="0"/>
+          </w:tblBorders>
+          <w:tblCellMar>
+            <w:top w:w="0" w:type="dxa"/>
+            <w:left w:w="108" w:type="dxa"/>
+            <w:bottom w:w="0" w:type="dxa"/>
+            <w:right w:w="108" w:type="dxa"/>
+          </w:tblCellMar>
+        </w:tblPrEx>
+        <w:trPr>
+          <w:jc w:val="center"/>
+        </w:trPr>
+        <w:tc>
+          <w:tcPr>
+            <w:tcW w:w="1304" w:type="dxa"/>
+            <w:tcBorders>
+              <w:top w:val="single" w:color="auto" w:sz="6" w:space="0"/>
+              <w:left w:val="single" w:color="auto" w:sz="12" w:space="0"/>
+              <w:bottom w:val="single" w:color="auto" w:sz="6" w:space="0"/>
+              <w:right w:val="single" w:color="auto" w:sz="6" w:space="0"/>
+            </w:tcBorders>
+            <w:vAlign w:val="center"/>
+          </w:tcPr>
+          <w:p>
+            <w:pPr>
+              <w:spacing w:line="360" w:lineRule="auto"/>
+              <w:jc w:val="center"/>
+              <w:rPr>
+                <w:rFonts w:ascii="仿宋" w:hAnsi="仿宋" w:eastAsia="仿宋"/>
+                <w:szCs w:val="21"/>
+                <w:lang w:val="en-GB"/>
+              </w:rPr>
+            </w:pPr>
+          </w:p>
+        </w:tc>
+        <w:tc>
+          <w:tcPr>
+            <w:tcW w:w="1275" w:type="dxa"/>
+            <w:tcBorders>
+              <w:top w:val="single" w:color="auto" w:sz="6" w:space="0"/>
+              <w:left w:val="single" w:color="auto" w:sz="6" w:space="0"/>
+              <w:bottom w:val="single" w:color="auto" w:sz="6" w:space="0"/>
+              <w:right w:val="single" w:color="auto" w:sz="4" w:space="0"/>
+            </w:tcBorders>
+            <w:vAlign w:val="center"/>
+          </w:tcPr>
+          <w:p>
+            <w:pPr>
+              <w:spacing w:line="360" w:lineRule="auto"/>
+              <w:jc w:val="center"/>
+              <w:rPr>
+                <w:rFonts w:ascii="仿宋" w:hAnsi="仿宋" w:eastAsia="仿宋"/>
+                <w:szCs w:val="21"/>
+                <w:lang w:val="en-GB"/>
+              </w:rPr>
+            </w:pPr>
+          </w:p>
+        </w:tc>
+        <w:tc>
+          <w:tcPr>
+            <w:tcW w:w="1276" w:type="dxa"/>
+            <w:tcBorders>
+              <w:top w:val="single" w:color="auto" w:sz="6" w:space="0"/>
+              <w:left w:val="single" w:color="auto" w:sz="4" w:space="0"/>
+              <w:bottom w:val="single" w:color="auto" w:sz="6" w:space="0"/>
+              <w:right w:val="single" w:color="auto" w:sz="6" w:space="0"/>
+            </w:tcBorders>
+            <w:vAlign w:val="center"/>
+          </w:tcPr>
+          <w:p>
+            <w:pPr>
+              <w:spacing w:line="360" w:lineRule="auto"/>
+              <w:jc w:val="center"/>
+              <w:rPr>
+                <w:rFonts w:ascii="仿宋" w:hAnsi="仿宋" w:eastAsia="仿宋"/>
+                <w:szCs w:val="21"/>
+                <w:lang w:val="en-GB"/>
+              </w:rPr>
+            </w:pPr>
+          </w:p>
+        </w:tc>
+        <w:tc>
+          <w:tcPr>
+            <w:tcW w:w="1418" w:type="dxa"/>
+            <w:tcBorders>
+              <w:top w:val="single" w:color="auto" w:sz="6" w:space="0"/>
+              <w:left w:val="single" w:color="auto" w:sz="6" w:space="0"/>
+              <w:bottom w:val="single" w:color="auto" w:sz="6" w:space="0"/>
+              <w:right w:val="single" w:color="auto" w:sz="6" w:space="0"/>
+            </w:tcBorders>
+            <w:vAlign w:val="center"/>
+          </w:tcPr>
+          <w:p>
+            <w:pPr>
+              <w:spacing w:line="360" w:lineRule="auto"/>
+              <w:jc w:val="center"/>
+              <w:rPr>
+                <w:rFonts w:ascii="仿宋" w:hAnsi="仿宋" w:eastAsia="仿宋"/>
+                <w:szCs w:val="21"/>
+                <w:lang w:val="en-GB"/>
+              </w:rPr>
+            </w:pPr>
+          </w:p>
+        </w:tc>
+        <w:tc>
+          <w:tcPr>
+            <w:tcW w:w="3655" w:type="dxa"/>
+            <w:tcBorders>
+              <w:top w:val="single" w:color="auto" w:sz="6" w:space="0"/>
+              <w:left w:val="single" w:color="auto" w:sz="6" w:space="0"/>
+              <w:bottom w:val="single" w:color="auto" w:sz="6" w:space="0"/>
+              <w:right w:val="single" w:color="auto" w:sz="6" w:space="0"/>
+            </w:tcBorders>
+            <w:vAlign w:val="center"/>
+          </w:tcPr>
+          <w:p>
+            <w:pPr>
+              <w:spacing w:line="360" w:lineRule="auto"/>
+              <w:jc w:val="center"/>
+              <w:rPr>
+                <w:rFonts w:ascii="仿宋" w:hAnsi="仿宋" w:eastAsia="仿宋"/>
+                <w:szCs w:val="21"/>
+              </w:rPr>
+            </w:pPr>
+          </w:p>
+        </w:tc>
+      </w:tr>
+      <w:tr>
+        <w:tblPrEx>
+          <w:tblBorders>
+            <w:top w:val="single" w:color="auto" w:sz="4" w:space="0"/>
+            <w:left w:val="single" w:color="auto" w:sz="4" w:space="0"/>
+            <w:bottom w:val="single" w:color="auto" w:sz="4" w:space="0"/>
+            <w:right w:val="single" w:color="auto" w:sz="4" w:space="0"/>
+            <w:insideH w:val="single" w:color="auto" w:sz="4" w:space="0"/>
+            <w:insideV w:val="single" w:color="auto" w:sz="4" w:space="0"/>
+          </w:tblBorders>
+          <w:tblCellMar>
+            <w:top w:w="0" w:type="dxa"/>
+            <w:left w:w="108" w:type="dxa"/>
+            <w:bottom w:w="0" w:type="dxa"/>
+            <w:right w:w="108" w:type="dxa"/>
+          </w:tblCellMar>
+        </w:tblPrEx>
+        <w:trPr>
+          <w:jc w:val="center"/>
+        </w:trPr>
+        <w:tc>
+          <w:tcPr>
+            <w:tcW w:w="1304" w:type="dxa"/>
+            <w:tcBorders>
+              <w:top w:val="single" w:color="auto" w:sz="6" w:space="0"/>
+              <w:left w:val="single" w:color="auto" w:sz="12" w:space="0"/>
+              <w:bottom w:val="single" w:color="auto" w:sz="6" w:space="0"/>
+              <w:right w:val="single" w:color="auto" w:sz="6" w:space="0"/>
+            </w:tcBorders>
+            <w:vAlign w:val="center"/>
+          </w:tcPr>
+          <w:p>
+            <w:pPr>
+              <w:spacing w:line="360" w:lineRule="auto"/>
+              <w:jc w:val="center"/>
+              <w:rPr>
+                <w:rFonts w:ascii="仿宋" w:hAnsi="仿宋" w:eastAsia="仿宋"/>
+                <w:szCs w:val="21"/>
+                <w:lang w:val="en-GB"/>
+              </w:rPr>
+            </w:pPr>
+          </w:p>
+        </w:tc>
+        <w:tc>
+          <w:tcPr>
+            <w:tcW w:w="1275" w:type="dxa"/>
+            <w:tcBorders>
+              <w:top w:val="single" w:color="auto" w:sz="6" w:space="0"/>
+              <w:left w:val="single" w:color="auto" w:sz="6" w:space="0"/>
+              <w:bottom w:val="single" w:color="auto" w:sz="6" w:space="0"/>
+              <w:right w:val="single" w:color="auto" w:sz="4" w:space="0"/>
+            </w:tcBorders>
+            <w:vAlign w:val="center"/>
+          </w:tcPr>
+          <w:p>
+            <w:pPr>
+              <w:spacing w:line="360" w:lineRule="auto"/>
+              <w:jc w:val="center"/>
+              <w:rPr>
+                <w:rFonts w:ascii="仿宋" w:hAnsi="仿宋" w:eastAsia="仿宋"/>
+                <w:szCs w:val="21"/>
+                <w:lang w:val="en-GB"/>
+              </w:rPr>
+            </w:pPr>
+          </w:p>
+        </w:tc>
+        <w:tc>
+          <w:tcPr>
+            <w:tcW w:w="1276" w:type="dxa"/>
+            <w:tcBorders>
+              <w:top w:val="single" w:color="auto" w:sz="6" w:space="0"/>
+              <w:left w:val="single" w:color="auto" w:sz="4" w:space="0"/>
+              <w:bottom w:val="single" w:color="auto" w:sz="6" w:space="0"/>
+              <w:right w:val="single" w:color="auto" w:sz="6" w:space="0"/>
+            </w:tcBorders>
+            <w:vAlign w:val="center"/>
+          </w:tcPr>
+          <w:p>
+            <w:pPr>
+              <w:spacing w:line="360" w:lineRule="auto"/>
+              <w:jc w:val="center"/>
+              <w:rPr>
+                <w:rFonts w:ascii="仿宋" w:hAnsi="仿宋" w:eastAsia="仿宋"/>
+                <w:szCs w:val="21"/>
+                <w:lang w:val="en-GB"/>
+              </w:rPr>
+            </w:pPr>
+          </w:p>
+        </w:tc>
+        <w:tc>
+          <w:tcPr>
+            <w:tcW w:w="1418" w:type="dxa"/>
+            <w:tcBorders>
+              <w:top w:val="single" w:color="auto" w:sz="6" w:space="0"/>
+              <w:left w:val="single" w:color="auto" w:sz="6" w:space="0"/>
+              <w:bottom w:val="single" w:color="auto" w:sz="6" w:space="0"/>
+              <w:right w:val="single" w:color="auto" w:sz="6" w:space="0"/>
+            </w:tcBorders>
+            <w:vAlign w:val="center"/>
+          </w:tcPr>
+          <w:p>
+            <w:pPr>
+              <w:spacing w:line="360" w:lineRule="auto"/>
+              <w:jc w:val="center"/>
+              <w:rPr>
+                <w:rFonts w:ascii="仿宋" w:hAnsi="仿宋" w:eastAsia="仿宋"/>
+                <w:szCs w:val="21"/>
+                <w:lang w:val="en-GB"/>
+              </w:rPr>
+            </w:pPr>
+          </w:p>
+        </w:tc>
+        <w:tc>
+          <w:tcPr>
+            <w:tcW w:w="3655" w:type="dxa"/>
+            <w:tcBorders>
+              <w:top w:val="single" w:color="auto" w:sz="6" w:space="0"/>
+              <w:left w:val="single" w:color="auto" w:sz="6" w:space="0"/>
+              <w:bottom w:val="single" w:color="auto" w:sz="6" w:space="0"/>
+              <w:right w:val="single" w:color="auto" w:sz="6" w:space="0"/>
+            </w:tcBorders>
+            <w:vAlign w:val="center"/>
+          </w:tcPr>
+          <w:p>
+            <w:pPr>
+              <w:spacing w:line="360" w:lineRule="auto"/>
+              <w:jc w:val="center"/>
+              <w:rPr>
+                <w:rFonts w:ascii="仿宋" w:hAnsi="仿宋" w:eastAsia="仿宋"/>
+                <w:szCs w:val="21"/>
+              </w:rPr>
+            </w:pPr>
+          </w:p>
+        </w:tc>
+      </w:tr>
+      <w:tr>
+        <w:tblPrEx>
+          <w:tblBorders>
+            <w:top w:val="single" w:color="auto" w:sz="4" w:space="0"/>
+            <w:left w:val="single" w:color="auto" w:sz="4" w:space="0"/>
+            <w:bottom w:val="single" w:color="auto" w:sz="4" w:space="0"/>
+            <w:right w:val="single" w:color="auto" w:sz="4" w:space="0"/>
+            <w:insideH w:val="single" w:color="auto" w:sz="4" w:space="0"/>
+            <w:insideV w:val="single" w:color="auto" w:sz="4" w:space="0"/>
+          </w:tblBorders>
+          <w:tblCellMar>
+            <w:top w:w="0" w:type="dxa"/>
+            <w:left w:w="108" w:type="dxa"/>
+            <w:bottom w:w="0" w:type="dxa"/>
+            <w:right w:w="108" w:type="dxa"/>
+          </w:tblCellMar>
+        </w:tblPrEx>
+        <w:trPr>
+          <w:jc w:val="center"/>
+        </w:trPr>
+        <w:tc>
+          <w:tcPr>
+            <w:tcW w:w="1304" w:type="dxa"/>
+            <w:tcBorders>
+              <w:top w:val="single" w:color="auto" w:sz="6" w:space="0"/>
+              <w:left w:val="single" w:color="auto" w:sz="12" w:space="0"/>
+              <w:bottom w:val="single" w:color="auto" w:sz="6" w:space="0"/>
+              <w:right w:val="single" w:color="auto" w:sz="6" w:space="0"/>
+            </w:tcBorders>
+            <w:vAlign w:val="center"/>
+          </w:tcPr>
+          <w:p>
+            <w:pPr>
+              <w:spacing w:line="360" w:lineRule="auto"/>
+              <w:jc w:val="center"/>
+              <w:rPr>
+                <w:rFonts w:ascii="仿宋" w:hAnsi="仿宋" w:eastAsia="仿宋"/>
+                <w:szCs w:val="21"/>
+                <w:lang w:val="en-GB"/>
+              </w:rPr>
+            </w:pPr>
+          </w:p>
+        </w:tc>
+        <w:tc>
+          <w:tcPr>
+            <w:tcW w:w="1275" w:type="dxa"/>
+            <w:tcBorders>
+              <w:top w:val="single" w:color="auto" w:sz="6" w:space="0"/>
+              <w:left w:val="single" w:color="auto" w:sz="6" w:space="0"/>
+              <w:bottom w:val="single" w:color="auto" w:sz="6" w:space="0"/>
+              <w:right w:val="single" w:color="auto" w:sz="4" w:space="0"/>
+            </w:tcBorders>
+            <w:vAlign w:val="center"/>
+          </w:tcPr>
+          <w:p>
+            <w:pPr>
+              <w:spacing w:line="360" w:lineRule="auto"/>
+              <w:jc w:val="center"/>
+              <w:rPr>
+                <w:rFonts w:ascii="仿宋" w:hAnsi="仿宋" w:eastAsia="仿宋"/>
+                <w:szCs w:val="21"/>
+                <w:lang w:val="en-GB"/>
+              </w:rPr>
+            </w:pPr>
+          </w:p>
+        </w:tc>
+        <w:tc>
+          <w:tcPr>
+            <w:tcW w:w="1276" w:type="dxa"/>
+            <w:tcBorders>
+              <w:top w:val="single" w:color="auto" w:sz="6" w:space="0"/>
+              <w:left w:val="single" w:color="auto" w:sz="4" w:space="0"/>
+              <w:bottom w:val="single" w:color="auto" w:sz="6" w:space="0"/>
+              <w:right w:val="single" w:color="auto" w:sz="6" w:space="0"/>
+            </w:tcBorders>
+            <w:vAlign w:val="center"/>
+          </w:tcPr>
+          <w:p>
+            <w:pPr>
+              <w:spacing w:line="360" w:lineRule="auto"/>
+              <w:jc w:val="center"/>
+              <w:rPr>
+                <w:rFonts w:ascii="仿宋" w:hAnsi="仿宋" w:eastAsia="仿宋"/>
+                <w:szCs w:val="21"/>
+                <w:lang w:val="en-GB"/>
+              </w:rPr>
+            </w:pPr>
+          </w:p>
+        </w:tc>
+        <w:tc>
+          <w:tcPr>
+            <w:tcW w:w="1418" w:type="dxa"/>
+            <w:tcBorders>
+              <w:top w:val="single" w:color="auto" w:sz="6" w:space="0"/>
+              <w:left w:val="single" w:color="auto" w:sz="6" w:space="0"/>
+              <w:bottom w:val="single" w:color="auto" w:sz="6" w:space="0"/>
+              <w:right w:val="single" w:color="auto" w:sz="6" w:space="0"/>
+            </w:tcBorders>
+            <w:vAlign w:val="center"/>
+          </w:tcPr>
+          <w:p>
+            <w:pPr>
+              <w:spacing w:line="360" w:lineRule="auto"/>
+              <w:jc w:val="center"/>
+              <w:rPr>
+                <w:rFonts w:ascii="仿宋" w:hAnsi="仿宋" w:eastAsia="仿宋"/>
+                <w:szCs w:val="21"/>
+                <w:lang w:val="en-GB"/>
+              </w:rPr>
+            </w:pPr>
+          </w:p>
+        </w:tc>
+        <w:tc>
+          <w:tcPr>
+            <w:tcW w:w="3655" w:type="dxa"/>
+            <w:tcBorders>
+              <w:top w:val="single" w:color="auto" w:sz="6" w:space="0"/>
+              <w:left w:val="single" w:color="auto" w:sz="6" w:space="0"/>
+              <w:bottom w:val="single" w:color="auto" w:sz="6" w:space="0"/>
+              <w:right w:val="single" w:color="auto" w:sz="6" w:space="0"/>
+            </w:tcBorders>
+            <w:vAlign w:val="center"/>
+          </w:tcPr>
+          <w:p>
+            <w:pPr>
+              <w:spacing w:line="360" w:lineRule="auto"/>
+              <w:jc w:val="center"/>
+              <w:rPr>
+                <w:rFonts w:ascii="仿宋" w:hAnsi="仿宋" w:eastAsia="仿宋"/>
+                <w:szCs w:val="21"/>
+              </w:rPr>
+            </w:pPr>
+          </w:p>
+        </w:tc>
+      </w:tr>
+      <w:tr>
+        <w:tblPrEx>
+          <w:tblBorders>
+            <w:top w:val="single" w:color="auto" w:sz="4" w:space="0"/>
+            <w:left w:val="single" w:color="auto" w:sz="4" w:space="0"/>
+            <w:bottom w:val="single" w:color="auto" w:sz="4" w:space="0"/>
+            <w:right w:val="single" w:color="auto" w:sz="4" w:space="0"/>
+            <w:insideH w:val="single" w:color="auto" w:sz="4" w:space="0"/>
+            <w:insideV w:val="single" w:color="auto" w:sz="4" w:space="0"/>
+          </w:tblBorders>
+          <w:tblCellMar>
+            <w:top w:w="0" w:type="dxa"/>
+            <w:left w:w="108" w:type="dxa"/>
+            <w:bottom w:w="0" w:type="dxa"/>
+            <w:right w:w="108" w:type="dxa"/>
+          </w:tblCellMar>
+        </w:tblPrEx>
+        <w:trPr>
+          <w:jc w:val="center"/>
+        </w:trPr>
+        <w:tc>
+          <w:tcPr>
+            <w:tcW w:w="1304" w:type="dxa"/>
+            <w:tcBorders>
+              <w:top w:val="single" w:color="auto" w:sz="6" w:space="0"/>
+              <w:left w:val="single" w:color="auto" w:sz="12" w:space="0"/>
+              <w:bottom w:val="single" w:color="auto" w:sz="6" w:space="0"/>
+              <w:right w:val="single" w:color="auto" w:sz="6" w:space="0"/>
+            </w:tcBorders>
+            <w:vAlign w:val="center"/>
+          </w:tcPr>
+          <w:p>
+            <w:pPr>
+              <w:spacing w:line="360" w:lineRule="auto"/>
+              <w:jc w:val="center"/>
+              <w:rPr>
+                <w:rFonts w:ascii="仿宋" w:hAnsi="仿宋" w:eastAsia="仿宋"/>
+                <w:szCs w:val="21"/>
+                <w:lang w:val="en-GB"/>
+              </w:rPr>
+            </w:pPr>
+          </w:p>
+        </w:tc>
+        <w:tc>
+          <w:tcPr>
+            <w:tcW w:w="1275" w:type="dxa"/>
+            <w:tcBorders>
+              <w:top w:val="single" w:color="auto" w:sz="6" w:space="0"/>
+              <w:left w:val="single" w:color="auto" w:sz="6" w:space="0"/>
+              <w:bottom w:val="single" w:color="auto" w:sz="6" w:space="0"/>
+              <w:right w:val="single" w:color="auto" w:sz="4" w:space="0"/>
+            </w:tcBorders>
+            <w:vAlign w:val="center"/>
+          </w:tcPr>
+          <w:p>
+            <w:pPr>
+              <w:spacing w:line="360" w:lineRule="auto"/>
+              <w:jc w:val="center"/>
+              <w:rPr>
+                <w:rFonts w:ascii="仿宋" w:hAnsi="仿宋" w:eastAsia="仿宋"/>
+                <w:szCs w:val="21"/>
+                <w:lang w:val="en-GB"/>
+              </w:rPr>
+            </w:pPr>
+          </w:p>
+        </w:tc>
+        <w:tc>
+          <w:tcPr>
+            <w:tcW w:w="1276" w:type="dxa"/>
+            <w:tcBorders>
+              <w:top w:val="single" w:color="auto" w:sz="6" w:space="0"/>
+              <w:left w:val="single" w:color="auto" w:sz="4" w:space="0"/>
+              <w:bottom w:val="single" w:color="auto" w:sz="6" w:space="0"/>
+              <w:right w:val="single" w:color="auto" w:sz="6" w:space="0"/>
+            </w:tcBorders>
+            <w:vAlign w:val="center"/>
+          </w:tcPr>
+          <w:p>
+            <w:pPr>
+              <w:spacing w:line="360" w:lineRule="auto"/>
+              <w:jc w:val="center"/>
+              <w:rPr>
+                <w:rFonts w:ascii="仿宋" w:hAnsi="仿宋" w:eastAsia="仿宋"/>
+                <w:szCs w:val="21"/>
+                <w:lang w:val="en-GB"/>
+              </w:rPr>
+            </w:pPr>
+          </w:p>
+        </w:tc>
+        <w:tc>
+          <w:tcPr>
+            <w:tcW w:w="1418" w:type="dxa"/>
+            <w:tcBorders>
+              <w:top w:val="single" w:color="auto" w:sz="6" w:space="0"/>
+              <w:left w:val="single" w:color="auto" w:sz="6" w:space="0"/>
+              <w:bottom w:val="single" w:color="auto" w:sz="6" w:space="0"/>
+              <w:right w:val="single" w:color="auto" w:sz="6" w:space="0"/>
+            </w:tcBorders>
+            <w:vAlign w:val="center"/>
+          </w:tcPr>
+          <w:p>
+            <w:pPr>
+              <w:spacing w:line="360" w:lineRule="auto"/>
+              <w:jc w:val="center"/>
+              <w:rPr>
+                <w:rFonts w:ascii="仿宋" w:hAnsi="仿宋" w:eastAsia="仿宋"/>
+                <w:szCs w:val="21"/>
+                <w:lang w:val="en-GB"/>
+              </w:rPr>
+            </w:pPr>
+          </w:p>
+        </w:tc>
+        <w:tc>
+          <w:tcPr>
+            <w:tcW w:w="3655" w:type="dxa"/>
+            <w:tcBorders>
+              <w:top w:val="single" w:color="auto" w:sz="6" w:space="0"/>
+              <w:left w:val="single" w:color="auto" w:sz="6" w:space="0"/>
+              <w:bottom w:val="single" w:color="auto" w:sz="6" w:space="0"/>
+              <w:right w:val="single" w:color="auto" w:sz="6" w:space="0"/>
+            </w:tcBorders>
+            <w:vAlign w:val="center"/>
+          </w:tcPr>
+          <w:p>
+            <w:pPr>
+              <w:spacing w:line="360" w:lineRule="auto"/>
+              <w:jc w:val="center"/>
+              <w:rPr>
+                <w:rFonts w:ascii="仿宋" w:hAnsi="仿宋" w:eastAsia="仿宋"/>
+                <w:szCs w:val="21"/>
+                <w:lang w:val="en-GB"/>
+              </w:rPr>
+            </w:pPr>
+          </w:p>
+        </w:tc>
+      </w:tr>
+      <w:tr>
+        <w:tblPrEx>
+          <w:tblBorders>
+            <w:top w:val="single" w:color="auto" w:sz="4" w:space="0"/>
+            <w:left w:val="single" w:color="auto" w:sz="4" w:space="0"/>
+            <w:bottom w:val="single" w:color="auto" w:sz="4" w:space="0"/>
+            <w:right w:val="single" w:color="auto" w:sz="4" w:space="0"/>
+            <w:insideH w:val="single" w:color="auto" w:sz="4" w:space="0"/>
+            <w:insideV w:val="single" w:color="auto" w:sz="4" w:space="0"/>
+          </w:tblBorders>
+          <w:tblCellMar>
+            <w:top w:w="0" w:type="dxa"/>
+            <w:left w:w="108" w:type="dxa"/>
+            <w:bottom w:w="0" w:type="dxa"/>
+            <w:right w:w="108" w:type="dxa"/>
+          </w:tblCellMar>
+        </w:tblPrEx>
+        <w:trPr>
+          <w:jc w:val="center"/>
+        </w:trPr>
+        <w:tc>
+          <w:tcPr>
+            <w:tcW w:w="1304" w:type="dxa"/>
+            <w:tcBorders>
+              <w:top w:val="single" w:color="auto" w:sz="6" w:space="0"/>
+              <w:left w:val="single" w:color="auto" w:sz="12" w:space="0"/>
+              <w:bottom w:val="single" w:color="auto" w:sz="6" w:space="0"/>
+              <w:right w:val="single" w:color="auto" w:sz="6" w:space="0"/>
+            </w:tcBorders>
+            <w:vAlign w:val="center"/>
+          </w:tcPr>
+          <w:p>
+            <w:pPr>
+              <w:spacing w:line="360" w:lineRule="auto"/>
+              <w:jc w:val="center"/>
+              <w:rPr>
+                <w:rFonts w:ascii="仿宋" w:hAnsi="仿宋" w:eastAsia="仿宋"/>
+                <w:szCs w:val="21"/>
+                <w:lang w:val="en-GB"/>
+              </w:rPr>
+            </w:pPr>
+          </w:p>
+        </w:tc>
+        <w:tc>
+          <w:tcPr>
+            <w:tcW w:w="1275" w:type="dxa"/>
+            <w:tcBorders>
+              <w:top w:val="single" w:color="auto" w:sz="6" w:space="0"/>
+              <w:left w:val="single" w:color="auto" w:sz="6" w:space="0"/>
+              <w:bottom w:val="single" w:color="auto" w:sz="6" w:space="0"/>
+              <w:right w:val="single" w:color="auto" w:sz="4" w:space="0"/>
+            </w:tcBorders>
+            <w:vAlign w:val="center"/>
+          </w:tcPr>
+          <w:p>
+            <w:pPr>
+              <w:spacing w:line="360" w:lineRule="auto"/>
+              <w:jc w:val="center"/>
+              <w:rPr>
+                <w:rFonts w:ascii="仿宋" w:hAnsi="仿宋" w:eastAsia="仿宋"/>
+                <w:szCs w:val="21"/>
+                <w:lang w:val="en-GB"/>
+              </w:rPr>
+            </w:pPr>
+          </w:p>
+        </w:tc>
+        <w:tc>
+          <w:tcPr>
+            <w:tcW w:w="1276" w:type="dxa"/>
+            <w:tcBorders>
+              <w:top w:val="single" w:color="auto" w:sz="6" w:space="0"/>
+              <w:left w:val="single" w:color="auto" w:sz="4" w:space="0"/>
+              <w:bottom w:val="single" w:color="auto" w:sz="6" w:space="0"/>
+              <w:right w:val="single" w:color="auto" w:sz="6" w:space="0"/>
+            </w:tcBorders>
+            <w:vAlign w:val="center"/>
+          </w:tcPr>
+          <w:p>
+            <w:pPr>
+              <w:spacing w:line="360" w:lineRule="auto"/>
+              <w:jc w:val="center"/>
+              <w:rPr>
+                <w:rFonts w:ascii="仿宋" w:hAnsi="仿宋" w:eastAsia="仿宋"/>
+                <w:szCs w:val="21"/>
+                <w:lang w:val="en-GB"/>
+              </w:rPr>
+            </w:pPr>
+          </w:p>
+        </w:tc>
+        <w:tc>
+          <w:tcPr>
+            <w:tcW w:w="1418" w:type="dxa"/>
+            <w:tcBorders>
+              <w:top w:val="single" w:color="auto" w:sz="6" w:space="0"/>
+              <w:left w:val="single" w:color="auto" w:sz="6" w:space="0"/>
+              <w:bottom w:val="single" w:color="auto" w:sz="6" w:space="0"/>
+              <w:right w:val="single" w:color="auto" w:sz="6" w:space="0"/>
+            </w:tcBorders>
+            <w:vAlign w:val="center"/>
+          </w:tcPr>
+          <w:p>
+            <w:pPr>
+              <w:spacing w:line="360" w:lineRule="auto"/>
+              <w:jc w:val="center"/>
+              <w:rPr>
+                <w:rFonts w:ascii="仿宋" w:hAnsi="仿宋" w:eastAsia="仿宋"/>
+                <w:szCs w:val="21"/>
+                <w:lang w:val="en-GB"/>
+              </w:rPr>
+            </w:pPr>
+          </w:p>
+        </w:tc>
+        <w:tc>
+          <w:tcPr>
+            <w:tcW w:w="3655" w:type="dxa"/>
+            <w:tcBorders>
+              <w:top w:val="single" w:color="auto" w:sz="6" w:space="0"/>
+              <w:left w:val="single" w:color="auto" w:sz="6" w:space="0"/>
+              <w:bottom w:val="single" w:color="auto" w:sz="6" w:space="0"/>
+              <w:right w:val="single" w:color="auto" w:sz="6" w:space="0"/>
+            </w:tcBorders>
+            <w:vAlign w:val="center"/>
+          </w:tcPr>
+          <w:p>
+            <w:pPr>
+              <w:spacing w:line="360" w:lineRule="auto"/>
+              <w:jc w:val="center"/>
+              <w:rPr>
+                <w:rFonts w:ascii="仿宋" w:hAnsi="仿宋" w:eastAsia="仿宋"/>
+                <w:szCs w:val="21"/>
+              </w:rPr>
+            </w:pPr>
+          </w:p>
+        </w:tc>
+      </w:tr>
+    </w:tbl>
+    <w:p>
+      <w:pPr>
+        <w:rPr>
+          <w:rFonts w:hint="eastAsia"/>
+          <w:sz w:val="30"/>
+          <w:u w:val="single"/>
+        </w:rPr>
+      </w:pPr>
+    </w:p>
+    <w:p>
+      <w:pPr>
+        <w:rPr>
+          <w:rFonts w:hint="eastAsia"/>
+          <w:sz w:val="30"/>
+          <w:u w:val="single"/>
+        </w:rPr>
+      </w:pPr>
+    </w:p>
+    <w:p>
+      <w:pPr>
+        <w:rPr>
+          <w:rFonts w:hint="eastAsia"/>
+          <w:sz w:val="30"/>
+          <w:u w:val="single"/>
+        </w:rPr>
+      </w:pPr>
+    </w:p>
+    <w:p>
+      <w:pPr>
+        <w:rPr>
+          <w:rFonts w:hint="eastAsia"/>
+          <w:sz w:val="30"/>
+          <w:u w:val="single"/>
+        </w:rPr>
+      </w:pPr>
+    </w:p>
+    <w:p>
+      <w:pPr>
+        <w:rPr>
+          <w:rFonts w:hint="eastAsia"/>
+          <w:sz w:val="30"/>
+          <w:u w:val="single"/>
+        </w:rPr>
+      </w:pPr>
+    </w:p>
+    <w:p>
+      <w:pPr>
+        <w:rPr>
+          <w:rFonts w:hint="eastAsia"/>
+          <w:sz w:val="30"/>
+          <w:u w:val="single"/>
+        </w:rPr>
+      </w:pPr>
+    </w:p>
+    <w:p>
+      <w:pPr>
+        <w:rPr>
+          <w:rFonts w:hint="eastAsia"/>
+          <w:sz w:val="30"/>
+          <w:u w:val="single"/>
+        </w:rPr>
+      </w:pPr>
+    </w:p>
+    <w:p>
+      <w:pPr>
+        <w:rPr>
+          <w:rFonts w:hint="eastAsia"/>
+          <w:sz w:val="30"/>
+          <w:u w:val="single"/>
+        </w:rPr>
+      </w:pPr>
+    </w:p>
+    <w:p>
+      <w:pPr>
+        <w:rPr>
+          <w:rFonts w:hint="eastAsia"/>
+          <w:sz w:val="30"/>
+          <w:u w:val="single"/>
+        </w:rPr>
+      </w:pPr>
+    </w:p>
+    <w:p>
+      <w:pPr>
+        <w:rPr>
+          <w:rFonts w:hint="eastAsia"/>
+          <w:sz w:val="30"/>
+          <w:u w:val="single"/>
+        </w:rPr>
+      </w:pPr>
     </w:p>
     <w:p>
       <w:pPr>
@@ -645,9 +2425,9 @@
           <w:bCs/>
           <w:sz w:val="28"/>
           <w:szCs w:val="28"/>
-          <w:lang w:eastAsia="zh-CN"/>
-        </w:rPr>
-        <w:t>引言</w:t>
+          <w:lang w:val="en-US" w:eastAsia="zh-CN"/>
+        </w:rPr>
+        <w:t>概述</w:t>
       </w:r>
     </w:p>
     <w:p>
@@ -697,19 +2477,30 @@
           <w:bCs w:val="0"/>
           <w:sz w:val="24"/>
           <w:szCs w:val="24"/>
-          <w:lang w:eastAsia="zh-CN"/>
-        </w:rPr>
-        <w:t>本文档旨在详细定义“自主学习进度管理器”</w:t>
-      </w:r>
-      <w:r>
-        <w:rPr>
-          <w:rFonts w:hint="eastAsia" w:ascii="宋体" w:hAnsi="宋体" w:eastAsia="宋体" w:cs="宋体"/>
-          <w:b w:val="0"/>
-          <w:bCs w:val="0"/>
-          <w:sz w:val="24"/>
-          <w:szCs w:val="24"/>
           <w:lang w:val="en-US" w:eastAsia="zh-CN"/>
         </w:rPr>
+        <w:t>此需求说明书</w:t>
+      </w:r>
+      <w:r>
+        <w:rPr>
+          <w:rFonts w:hint="eastAsia" w:ascii="宋体" w:hAnsi="宋体" w:eastAsia="宋体" w:cs="宋体"/>
+          <w:b w:val="0"/>
+          <w:bCs w:val="0"/>
+          <w:sz w:val="24"/>
+          <w:szCs w:val="24"/>
+          <w:lang w:eastAsia="zh-CN"/>
+        </w:rPr>
+        <w:t>旨在详细定义“自主学习进度管理器”</w:t>
+      </w:r>
+      <w:r>
+        <w:rPr>
+          <w:rFonts w:hint="eastAsia" w:ascii="宋体" w:hAnsi="宋体" w:eastAsia="宋体" w:cs="宋体"/>
+          <w:b w:val="0"/>
+          <w:bCs w:val="0"/>
+          <w:sz w:val="24"/>
+          <w:szCs w:val="24"/>
+          <w:lang w:val="en-US" w:eastAsia="zh-CN"/>
+        </w:rPr>
         <w:t>工具</w:t>
       </w:r>
       <w:r>
@@ -721,7 +2512,51 @@
           <w:szCs w:val="24"/>
           <w:lang w:eastAsia="zh-CN"/>
         </w:rPr>
-        <w:t>的功能需求和非功能需求。本文档的读者包括：项目</w:t>
+        <w:t>的功能需求、功能需求</w:t>
+      </w:r>
+      <w:r>
+        <w:rPr>
+          <w:rFonts w:hint="eastAsia" w:ascii="宋体" w:hAnsi="宋体" w:eastAsia="宋体" w:cs="宋体"/>
+          <w:b w:val="0"/>
+          <w:bCs w:val="0"/>
+          <w:sz w:val="24"/>
+          <w:szCs w:val="24"/>
+          <w:lang w:val="en-US" w:eastAsia="zh-CN"/>
+        </w:rPr>
+        <w:t>及验收标准，为项目的设计、开发、测试和验收提供明确的指导和依据</w:t>
+      </w:r>
+      <w:r>
+        <w:rPr>
+          <w:rFonts w:hint="eastAsia" w:ascii="宋体" w:hAnsi="宋体" w:eastAsia="宋体" w:cs="宋体"/>
+          <w:b w:val="0"/>
+          <w:bCs w:val="0"/>
+          <w:sz w:val="24"/>
+          <w:szCs w:val="24"/>
+          <w:lang w:eastAsia="zh-CN"/>
+        </w:rPr>
+        <w:t>。</w:t>
+      </w:r>
+      <w:r>
+        <w:rPr>
+          <w:rFonts w:hint="eastAsia" w:ascii="宋体" w:hAnsi="宋体" w:eastAsia="宋体" w:cs="宋体"/>
+          <w:b w:val="0"/>
+          <w:bCs w:val="0"/>
+          <w:sz w:val="24"/>
+          <w:szCs w:val="24"/>
+          <w:lang w:val="en-US" w:eastAsia="zh-CN"/>
+        </w:rPr>
+        <w:t>此需求说明书</w:t>
+      </w:r>
+      <w:r>
+        <w:rPr>
+          <w:rFonts w:hint="eastAsia" w:ascii="宋体" w:hAnsi="宋体" w:eastAsia="宋体" w:cs="宋体"/>
+          <w:b w:val="0"/>
+          <w:bCs w:val="0"/>
+          <w:sz w:val="24"/>
+          <w:szCs w:val="24"/>
+          <w:lang w:eastAsia="zh-CN"/>
+        </w:rPr>
+        <w:t>的读者包括：项目</w:t>
       </w:r>
       <w:r>
         <w:rPr>
@@ -793,64 +2628,9 @@
           <w:bCs w:val="0"/>
           <w:sz w:val="24"/>
           <w:szCs w:val="24"/>
-          <w:lang w:eastAsia="zh-CN"/>
-        </w:rPr>
-        <w:t>本项目旨在开发一款轻量级的自学进度管理工具，</w:t>
-      </w:r>
-      <w:r>
-        <w:rPr>
-          <w:rFonts w:hint="eastAsia" w:ascii="宋体" w:hAnsi="宋体" w:eastAsia="宋体" w:cs="宋体"/>
-          <w:b w:val="0"/>
-          <w:bCs w:val="0"/>
-          <w:sz w:val="24"/>
-          <w:szCs w:val="24"/>
           <w:lang w:val="en-US" w:eastAsia="zh-CN"/>
         </w:rPr>
-        <w:t>为</w:t>
-      </w:r>
-      <w:r>
-        <w:rPr>
-          <w:rFonts w:hint="eastAsia" w:ascii="宋体" w:hAnsi="宋体" w:eastAsia="宋体" w:cs="宋体"/>
-          <w:b w:val="0"/>
-          <w:bCs w:val="0"/>
-          <w:sz w:val="24"/>
-          <w:szCs w:val="24"/>
-          <w:lang w:eastAsia="zh-CN"/>
-        </w:rPr>
-        <w:t>自学者</w:t>
-      </w:r>
-      <w:r>
-        <w:rPr>
-          <w:rFonts w:hint="eastAsia" w:ascii="宋体" w:hAnsi="宋体" w:eastAsia="宋体" w:cs="宋体"/>
-          <w:b w:val="0"/>
-          <w:bCs w:val="0"/>
-          <w:sz w:val="24"/>
-          <w:szCs w:val="24"/>
-          <w:lang w:val="en-US" w:eastAsia="zh-CN"/>
-        </w:rPr>
-        <w:t>提供学习方案，关联相关知识扩展平台，</w:t>
-      </w:r>
-      <w:r>
-        <w:rPr>
-          <w:rFonts w:hint="eastAsia" w:ascii="宋体" w:hAnsi="宋体" w:eastAsia="宋体" w:cs="宋体"/>
-          <w:b w:val="0"/>
-          <w:bCs w:val="0"/>
-          <w:sz w:val="24"/>
-          <w:szCs w:val="24"/>
-          <w:lang w:eastAsia="zh-CN"/>
-        </w:rPr>
-        <w:t>追踪课程完成进度，并通过数据可视化图表激励用户坚持学习。</w:t>
-      </w:r>
-      <w:r>
-        <w:rPr>
-          <w:rFonts w:hint="eastAsia" w:ascii="宋体" w:hAnsi="宋体" w:eastAsia="宋体" w:cs="宋体"/>
-          <w:b w:val="0"/>
-          <w:bCs w:val="0"/>
-          <w:sz w:val="24"/>
-          <w:szCs w:val="24"/>
-          <w:lang w:val="en-US" w:eastAsia="zh-CN"/>
-        </w:rPr>
-        <w:t>同时该工具支持用户自定义和上传学习方案。</w:t>
+        <w:t>本项目旨在开发一款轻量级、跨平台的桌面或Web端自学进度管理工具。其核心目标是帮助自学者摆脱碎片化学习，通过结构化地管理学习方案、记录学习过程、可视化学习成果以及引入AI辅助，来提升学习效率和坚持度。项目将实现学习方案的自定义与管理、学习过程的计时与记录、多维度的数据统计与展示、笔记记录以及AI智能体辅助等核心功能。</w:t>
       </w:r>
     </w:p>
     <w:p>
@@ -878,99 +2658,179 @@
           <w:szCs w:val="28"/>
           <w:lang w:eastAsia="zh-CN"/>
         </w:rPr>
-        <w:t>术语与定义</w:t>
-      </w:r>
-    </w:p>
-    <w:p>
-      <w:pPr>
-        <w:rPr>
-          <w:rFonts w:hint="eastAsia" w:ascii="宋体" w:hAnsi="宋体" w:eastAsia="宋体" w:cs="宋体"/>
-          <w:b w:val="0"/>
-          <w:bCs w:val="0"/>
-          <w:sz w:val="24"/>
-          <w:szCs w:val="24"/>
-          <w:lang w:eastAsia="zh-CN"/>
-        </w:rPr>
-      </w:pPr>
-      <w:r>
-        <w:rPr>
-          <w:rFonts w:hint="eastAsia" w:ascii="宋体" w:hAnsi="宋体" w:eastAsia="宋体" w:cs="宋体"/>
-          <w:b w:val="0"/>
-          <w:bCs w:val="0"/>
-          <w:sz w:val="24"/>
-          <w:szCs w:val="24"/>
-          <w:lang w:eastAsia="zh-CN"/>
-        </w:rPr>
-        <w:t>学习项： 用户学习的具体单元，如“第一章：软件工程概述”或“Python基础语法-视频1”。</w:t>
-      </w:r>
-    </w:p>
-    <w:p>
-      <w:pPr>
-        <w:rPr>
-          <w:rFonts w:hint="eastAsia" w:ascii="宋体" w:hAnsi="宋体" w:eastAsia="宋体" w:cs="宋体"/>
-          <w:b w:val="0"/>
-          <w:bCs w:val="0"/>
-          <w:sz w:val="24"/>
-          <w:szCs w:val="24"/>
+        <w:t>术语</w:t>
+      </w:r>
+      <w:r>
+        <w:rPr>
+          <w:rFonts w:hint="eastAsia" w:ascii="宋体" w:hAnsi="宋体" w:eastAsia="宋体" w:cs="宋体"/>
+          <w:b w:val="0"/>
+          <w:bCs w:val="0"/>
+          <w:sz w:val="28"/>
+          <w:szCs w:val="28"/>
           <w:lang w:val="en-US" w:eastAsia="zh-CN"/>
         </w:rPr>
-      </w:pPr>
-      <w:r>
-        <w:rPr>
-          <w:rFonts w:hint="eastAsia" w:ascii="宋体" w:hAnsi="宋体" w:eastAsia="宋体" w:cs="宋体"/>
-          <w:b w:val="0"/>
-          <w:bCs w:val="0"/>
-          <w:sz w:val="24"/>
-          <w:szCs w:val="24"/>
-          <w:lang w:val="en-US" w:eastAsia="zh-CN"/>
-        </w:rPr>
-        <w:t>关联知识点：与学习内容相关的外部知识扩展链接。</w:t>
-      </w:r>
-    </w:p>
-    <w:p>
-      <w:pPr>
-        <w:rPr>
-          <w:rFonts w:hint="default" w:ascii="宋体" w:hAnsi="宋体" w:eastAsia="宋体" w:cs="宋体"/>
-          <w:b w:val="0"/>
-          <w:bCs w:val="0"/>
-          <w:sz w:val="24"/>
-          <w:szCs w:val="24"/>
-          <w:lang w:val="en-US" w:eastAsia="zh-CN"/>
-        </w:rPr>
-      </w:pPr>
-      <w:r>
-        <w:rPr>
-          <w:rFonts w:hint="eastAsia" w:ascii="宋体" w:hAnsi="宋体" w:eastAsia="宋体" w:cs="宋体"/>
-          <w:b w:val="0"/>
-          <w:bCs w:val="0"/>
-          <w:sz w:val="24"/>
-          <w:szCs w:val="24"/>
-          <w:lang w:val="en-US" w:eastAsia="zh-CN"/>
-        </w:rPr>
-        <w:t>笔记：用户自建的总结知识点的文本。</w:t>
-      </w:r>
-    </w:p>
-    <w:p>
-      <w:pPr>
-        <w:rPr>
-          <w:rFonts w:hint="eastAsia" w:ascii="宋体" w:hAnsi="宋体" w:eastAsia="宋体" w:cs="宋体"/>
-          <w:b w:val="0"/>
-          <w:bCs w:val="0"/>
-          <w:sz w:val="24"/>
-          <w:szCs w:val="24"/>
-          <w:lang w:eastAsia="zh-CN"/>
-        </w:rPr>
-      </w:pPr>
-      <w:r>
-        <w:rPr>
-          <w:rFonts w:hint="eastAsia" w:ascii="宋体" w:hAnsi="宋体" w:eastAsia="宋体" w:cs="宋体"/>
-          <w:b w:val="0"/>
-          <w:bCs w:val="0"/>
-          <w:sz w:val="24"/>
-          <w:szCs w:val="24"/>
-          <w:lang w:val="en-US" w:eastAsia="zh-CN"/>
-        </w:rPr>
-        <w:t>学习方案：由学习项、关联知识点和笔记组成的树，呈现为目录-文件的结构，其中学习项作为目录，关联知识点和笔记作为文件。</w:t>
+        <w:t>解释</w:t>
+      </w:r>
+    </w:p>
+    <w:p>
+      <w:pPr>
+        <w:rPr>
+          <w:rFonts w:hint="eastAsia" w:ascii="宋体" w:hAnsi="宋体" w:eastAsia="宋体" w:cs="宋体"/>
+          <w:b w:val="0"/>
+          <w:bCs w:val="0"/>
+          <w:sz w:val="24"/>
+          <w:szCs w:val="24"/>
+          <w:lang w:eastAsia="zh-CN"/>
+        </w:rPr>
+      </w:pPr>
+      <w:r>
+        <w:rPr>
+          <w:rFonts w:hint="eastAsia" w:ascii="宋体" w:hAnsi="宋体" w:eastAsia="宋体" w:cs="宋体"/>
+          <w:b w:val="0"/>
+          <w:bCs w:val="0"/>
+          <w:sz w:val="24"/>
+          <w:szCs w:val="24"/>
+          <w:lang w:eastAsia="zh-CN"/>
+        </w:rPr>
+        <w:t>学习仓库：用户个人所有学习课程的集合，是管理学习内容的顶层容器。</w:t>
+      </w:r>
+    </w:p>
+    <w:p>
+      <w:pPr>
+        <w:rPr>
+          <w:rFonts w:hint="eastAsia" w:ascii="宋体" w:hAnsi="宋体" w:eastAsia="宋体" w:cs="宋体"/>
+          <w:b w:val="0"/>
+          <w:bCs w:val="0"/>
+          <w:sz w:val="24"/>
+          <w:szCs w:val="24"/>
+          <w:lang w:eastAsia="zh-CN"/>
+        </w:rPr>
+      </w:pPr>
+      <w:r>
+        <w:rPr>
+          <w:rFonts w:hint="eastAsia" w:ascii="宋体" w:hAnsi="宋体" w:eastAsia="宋体" w:cs="宋体"/>
+          <w:b w:val="0"/>
+          <w:bCs w:val="0"/>
+          <w:sz w:val="24"/>
+          <w:szCs w:val="24"/>
+          <w:lang w:eastAsia="zh-CN"/>
+        </w:rPr>
+        <w:t>学习课程：用户正在学习的一个独立科目或主题，例如“Python编程”、“软考中级”等。</w:t>
+      </w:r>
+    </w:p>
+    <w:p>
+      <w:pPr>
+        <w:rPr>
+          <w:rFonts w:hint="eastAsia" w:ascii="宋体" w:hAnsi="宋体" w:eastAsia="宋体" w:cs="宋体"/>
+          <w:b w:val="0"/>
+          <w:bCs w:val="0"/>
+          <w:sz w:val="24"/>
+          <w:szCs w:val="24"/>
+          <w:lang w:eastAsia="zh-CN"/>
+        </w:rPr>
+      </w:pPr>
+      <w:r>
+        <w:rPr>
+          <w:rFonts w:hint="eastAsia" w:ascii="宋体" w:hAnsi="宋体" w:eastAsia="宋体" w:cs="宋体"/>
+          <w:b w:val="0"/>
+          <w:bCs w:val="0"/>
+          <w:sz w:val="24"/>
+          <w:szCs w:val="24"/>
+          <w:lang w:eastAsia="zh-CN"/>
+        </w:rPr>
+        <w:t>学习方案：针对某一门课程的结构化学习计划，由一系列“学习项”按照目录-文件的形式组织而成。</w:t>
+      </w:r>
+    </w:p>
+    <w:p>
+      <w:pPr>
+        <w:rPr>
+          <w:rFonts w:hint="eastAsia" w:ascii="宋体" w:hAnsi="宋体" w:eastAsia="宋体" w:cs="宋体"/>
+          <w:b w:val="0"/>
+          <w:bCs w:val="0"/>
+          <w:sz w:val="24"/>
+          <w:szCs w:val="24"/>
+          <w:lang w:eastAsia="zh-CN"/>
+        </w:rPr>
+      </w:pPr>
+      <w:r>
+        <w:rPr>
+          <w:rFonts w:hint="eastAsia" w:ascii="宋体" w:hAnsi="宋体" w:eastAsia="宋体" w:cs="宋体"/>
+          <w:b w:val="0"/>
+          <w:bCs w:val="0"/>
+          <w:sz w:val="24"/>
+          <w:szCs w:val="24"/>
+          <w:lang w:eastAsia="zh-CN"/>
+        </w:rPr>
+        <w:t>学习项：构成学习方案的最小可执行单元，如“第一章：软件工程概述”、“Python基础语法-视频1”或“完成课后练习题”。</w:t>
+      </w:r>
+    </w:p>
+    <w:p>
+      <w:pPr>
+        <w:rPr>
+          <w:rFonts w:hint="eastAsia" w:ascii="宋体" w:hAnsi="宋体" w:eastAsia="宋体" w:cs="宋体"/>
+          <w:b w:val="0"/>
+          <w:bCs w:val="0"/>
+          <w:sz w:val="24"/>
+          <w:szCs w:val="24"/>
+          <w:lang w:eastAsia="zh-CN"/>
+        </w:rPr>
+      </w:pPr>
+      <w:r>
+        <w:rPr>
+          <w:rFonts w:hint="eastAsia" w:ascii="宋体" w:hAnsi="宋体" w:eastAsia="宋体" w:cs="宋体"/>
+          <w:b w:val="0"/>
+          <w:bCs w:val="0"/>
+          <w:sz w:val="24"/>
+          <w:szCs w:val="24"/>
+          <w:lang w:eastAsia="zh-CN"/>
+        </w:rPr>
+        <w:t>关联知识点：与特定学习项相关的、可供用户扩展阅读的外部资源链接，如维基百科链接、技术博客地址、官方文档链接等。</w:t>
+      </w:r>
+    </w:p>
+    <w:p>
+      <w:pPr>
+        <w:rPr>
+          <w:rFonts w:hint="eastAsia" w:ascii="宋体" w:hAnsi="宋体" w:eastAsia="宋体" w:cs="宋体"/>
+          <w:b w:val="0"/>
+          <w:bCs w:val="0"/>
+          <w:sz w:val="24"/>
+          <w:szCs w:val="24"/>
+          <w:lang w:eastAsia="zh-CN"/>
+        </w:rPr>
+      </w:pPr>
+      <w:r>
+        <w:rPr>
+          <w:rFonts w:hint="eastAsia" w:ascii="宋体" w:hAnsi="宋体" w:eastAsia="宋体" w:cs="宋体"/>
+          <w:b w:val="0"/>
+          <w:bCs w:val="0"/>
+          <w:sz w:val="24"/>
+          <w:szCs w:val="24"/>
+          <w:lang w:eastAsia="zh-CN"/>
+        </w:rPr>
+        <w:t>笔记：用户在学习某个学习项时，自主创建并保存的、仅自己可见的文本总结或个人心得。</w:t>
+      </w:r>
+    </w:p>
+    <w:p>
+      <w:pPr>
+        <w:rPr>
+          <w:rFonts w:hint="eastAsia" w:ascii="宋体" w:hAnsi="宋体" w:eastAsia="宋体" w:cs="宋体"/>
+          <w:b w:val="0"/>
+          <w:bCs w:val="0"/>
+          <w:sz w:val="24"/>
+          <w:szCs w:val="24"/>
+          <w:lang w:eastAsia="zh-CN"/>
+        </w:rPr>
+      </w:pPr>
+      <w:r>
+        <w:rPr>
+          <w:rFonts w:hint="eastAsia" w:ascii="宋体" w:hAnsi="宋体" w:eastAsia="宋体" w:cs="宋体"/>
+          <w:b w:val="0"/>
+          <w:bCs w:val="0"/>
+          <w:sz w:val="24"/>
+          <w:szCs w:val="24"/>
+          <w:lang w:eastAsia="zh-CN"/>
+        </w:rPr>
+        <w:t>专注计时：一种记录学习时长的方法，用户点击“开始学习”后开始计时，点击“结束学习”或切换任务时停止计时，用于精确追踪学习投入时间。</w:t>
       </w:r>
     </w:p>
     <w:p>
@@ -1051,8 +2911,6 @@
         </w:rPr>
         <w:t>典型用户：</w:t>
       </w:r>
-      <w:bookmarkStart w:id="0" w:name="_GoBack"/>
-      <w:bookmarkEnd w:id="0"/>
       <w:r>
         <w:rPr>
           <w:rFonts w:hint="eastAsia" w:ascii="宋体" w:hAnsi="宋体" w:eastAsia="宋体" w:cs="宋体"/>
@@ -1073,7 +2931,29 @@
           <w:szCs w:val="24"/>
           <w:lang w:eastAsia="zh-CN"/>
         </w:rPr>
-        <w:t>学生，准备考取证书的职场人士。</w:t>
+        <w:t>学生，</w:t>
+      </w:r>
+      <w:r>
+        <w:rPr>
+          <w:rFonts w:hint="eastAsia" w:ascii="宋体" w:hAnsi="宋体" w:eastAsia="宋体" w:cs="宋体"/>
+          <w:b w:val="0"/>
+          <w:bCs w:val="0"/>
+          <w:sz w:val="24"/>
+          <w:szCs w:val="24"/>
+          <w:lang w:val="en-US" w:eastAsia="zh-CN"/>
+        </w:rPr>
+        <w:t>职场备考人员，终生学习者</w:t>
+      </w:r>
+      <w:r>
+        <w:rPr>
+          <w:rFonts w:hint="eastAsia" w:ascii="宋体" w:hAnsi="宋体" w:eastAsia="宋体" w:cs="宋体"/>
+          <w:b w:val="0"/>
+          <w:bCs w:val="0"/>
+          <w:sz w:val="24"/>
+          <w:szCs w:val="24"/>
+          <w:lang w:eastAsia="zh-CN"/>
+        </w:rPr>
+        <w:t>。</w:t>
       </w:r>
     </w:p>
     <w:p>
@@ -1124,7 +3004,7 @@
           <w:szCs w:val="24"/>
           <w:lang w:eastAsia="zh-CN"/>
         </w:rPr>
-        <w:t>能够按课程或科目分类管理学习内容。</w:t>
+        <w:t>有序管理：能够按课程或科目分类管理所有学习内容，清晰看到每门课的学习安排。</w:t>
       </w:r>
     </w:p>
     <w:p>
@@ -1152,7 +3032,63 @@
           <w:szCs w:val="24"/>
           <w:lang w:eastAsia="zh-CN"/>
         </w:rPr>
-        <w:t>直观了解各课程的学习进度及剩余任务量。</w:t>
+        <w:t>进度掌控：直观了解各课程的整体学习进度及剩余任务量，合理规划学习时间。</w:t>
+      </w:r>
+    </w:p>
+    <w:p>
+      <w:pPr>
+        <w:numPr>
+          <w:ilvl w:val="0"/>
+          <w:numId w:val="2"/>
+        </w:numPr>
+        <w:ind w:left="425" w:leftChars="0" w:hanging="425" w:firstLineChars="0"/>
+        <w:rPr>
+          <w:rFonts w:hint="eastAsia" w:ascii="宋体" w:hAnsi="宋体" w:eastAsia="宋体" w:cs="宋体"/>
+          <w:b w:val="0"/>
+          <w:bCs w:val="0"/>
+          <w:sz w:val="24"/>
+          <w:szCs w:val="24"/>
+          <w:lang w:eastAsia="zh-CN"/>
+        </w:rPr>
+      </w:pPr>
+      <w:r>
+        <w:rPr>
+          <w:rFonts w:hint="eastAsia" w:ascii="宋体" w:hAnsi="宋体" w:eastAsia="宋体" w:cs="宋体"/>
+          <w:b w:val="0"/>
+          <w:bCs w:val="0"/>
+          <w:sz w:val="24"/>
+          <w:szCs w:val="24"/>
+          <w:lang w:eastAsia="zh-CN"/>
+        </w:rPr>
+        <w:t>记录复盘：记录每次学习的时长和内容，便于日后回顾和复盘。</w:t>
+      </w:r>
+    </w:p>
+    <w:p>
+      <w:pPr>
+        <w:numPr>
+          <w:ilvl w:val="0"/>
+          <w:numId w:val="2"/>
+        </w:numPr>
+        <w:ind w:left="425" w:leftChars="0" w:hanging="425" w:firstLineChars="0"/>
+        <w:rPr>
+          <w:rFonts w:hint="eastAsia" w:ascii="宋体" w:hAnsi="宋体" w:eastAsia="宋体" w:cs="宋体"/>
+          <w:b w:val="0"/>
+          <w:bCs w:val="0"/>
+          <w:sz w:val="24"/>
+          <w:szCs w:val="24"/>
+          <w:lang w:eastAsia="zh-CN"/>
+        </w:rPr>
+      </w:pPr>
+      <w:r>
+        <w:rPr>
+          <w:rFonts w:hint="eastAsia" w:ascii="宋体" w:hAnsi="宋体" w:eastAsia="宋体" w:cs="宋体"/>
+          <w:b w:val="0"/>
+          <w:bCs w:val="0"/>
+          <w:sz w:val="24"/>
+          <w:szCs w:val="24"/>
+          <w:lang w:eastAsia="zh-CN"/>
+        </w:rPr>
+        <w:t>获得激励：通过可视化的学习成果数据，获得正向反馈，保持学习动力</w:t>
       </w:r>
     </w:p>
     <w:p>
@@ -1208,115 +3144,338 @@
     </w:p>
     <w:p>
       <w:pPr>
-        <w:rPr>
-          <w:rFonts w:hint="eastAsia" w:ascii="宋体" w:hAnsi="宋体" w:eastAsia="宋体" w:cs="宋体"/>
-          <w:b w:val="0"/>
-          <w:bCs w:val="0"/>
-          <w:sz w:val="24"/>
-          <w:szCs w:val="24"/>
-          <w:lang w:eastAsia="zh-CN"/>
-        </w:rPr>
-      </w:pPr>
-      <w:r>
-        <w:rPr>
-          <w:rFonts w:hint="eastAsia" w:ascii="宋体" w:hAnsi="宋体" w:eastAsia="宋体" w:cs="宋体"/>
-          <w:b w:val="0"/>
-          <w:bCs w:val="0"/>
-          <w:sz w:val="24"/>
-          <w:szCs w:val="24"/>
-          <w:lang w:eastAsia="zh-CN"/>
-        </w:rPr>
-        <w:t>学习计划管理：</w:t>
-      </w:r>
-      <w:r>
-        <w:rPr>
-          <w:rFonts w:hint="eastAsia" w:ascii="宋体" w:hAnsi="宋体" w:eastAsia="宋体" w:cs="宋体"/>
-          <w:b w:val="0"/>
-          <w:bCs w:val="0"/>
-          <w:sz w:val="24"/>
-          <w:szCs w:val="24"/>
-          <w:lang w:val="en-US" w:eastAsia="zh-CN"/>
-        </w:rPr>
-        <w:t>选择或自定义学习方案</w:t>
-      </w:r>
-      <w:r>
-        <w:rPr>
-          <w:rFonts w:hint="eastAsia" w:ascii="宋体" w:hAnsi="宋体" w:eastAsia="宋体" w:cs="宋体"/>
-          <w:b w:val="0"/>
-          <w:bCs w:val="0"/>
-          <w:sz w:val="24"/>
-          <w:szCs w:val="24"/>
-          <w:lang w:eastAsia="zh-CN"/>
-        </w:rPr>
-        <w:t>。</w:t>
-      </w:r>
-    </w:p>
-    <w:p>
-      <w:pPr>
-        <w:rPr>
-          <w:rFonts w:hint="eastAsia" w:ascii="宋体" w:hAnsi="宋体" w:eastAsia="宋体" w:cs="宋体"/>
-          <w:b w:val="0"/>
-          <w:bCs w:val="0"/>
-          <w:sz w:val="24"/>
-          <w:szCs w:val="24"/>
-          <w:lang w:eastAsia="zh-CN"/>
-        </w:rPr>
-      </w:pPr>
-      <w:r>
-        <w:rPr>
-          <w:rFonts w:hint="eastAsia" w:ascii="宋体" w:hAnsi="宋体" w:eastAsia="宋体" w:cs="宋体"/>
-          <w:b w:val="0"/>
-          <w:bCs w:val="0"/>
-          <w:sz w:val="24"/>
-          <w:szCs w:val="24"/>
-          <w:lang w:eastAsia="zh-CN"/>
-        </w:rPr>
-        <w:t>进度追踪：标记学习项</w:t>
-      </w:r>
-      <w:r>
-        <w:rPr>
-          <w:rFonts w:hint="eastAsia" w:ascii="宋体" w:hAnsi="宋体" w:eastAsia="宋体" w:cs="宋体"/>
-          <w:b w:val="0"/>
-          <w:bCs w:val="0"/>
-          <w:sz w:val="24"/>
-          <w:szCs w:val="24"/>
-          <w:lang w:val="en-US" w:eastAsia="zh-CN"/>
-        </w:rPr>
-        <w:t>完成状态</w:t>
-      </w:r>
-      <w:r>
-        <w:rPr>
-          <w:rFonts w:hint="eastAsia" w:ascii="宋体" w:hAnsi="宋体" w:eastAsia="宋体" w:cs="宋体"/>
-          <w:b w:val="0"/>
-          <w:bCs w:val="0"/>
-          <w:sz w:val="24"/>
-          <w:szCs w:val="24"/>
-          <w:lang w:eastAsia="zh-CN"/>
-        </w:rPr>
-        <w:t>，自动计算进度百分比。</w:t>
-      </w:r>
-    </w:p>
-    <w:p>
-      <w:pPr>
-        <w:rPr>
-          <w:rFonts w:hint="eastAsia" w:ascii="宋体" w:hAnsi="宋体" w:eastAsia="宋体" w:cs="宋体"/>
-          <w:b w:val="0"/>
-          <w:bCs w:val="0"/>
-          <w:sz w:val="24"/>
-          <w:szCs w:val="24"/>
-          <w:lang w:eastAsia="zh-CN"/>
-        </w:rPr>
-      </w:pPr>
-      <w:r>
-        <w:rPr>
-          <w:rFonts w:hint="eastAsia" w:ascii="宋体" w:hAnsi="宋体" w:eastAsia="宋体" w:cs="宋体"/>
-          <w:b w:val="0"/>
-          <w:bCs w:val="0"/>
-          <w:sz w:val="24"/>
-          <w:szCs w:val="24"/>
-          <w:lang w:eastAsia="zh-CN"/>
-        </w:rPr>
-        <w:t>数据统计：展示每日学习热力图、周报、课程进度环形图。</w:t>
+        <w:numPr>
+          <w:ilvl w:val="0"/>
+          <w:numId w:val="3"/>
+        </w:numPr>
+        <w:ind w:left="425" w:leftChars="0" w:hanging="425" w:firstLineChars="0"/>
+        <w:rPr>
+          <w:rFonts w:hint="eastAsia" w:ascii="宋体" w:hAnsi="宋体" w:eastAsia="宋体" w:cs="宋体"/>
+          <w:b w:val="0"/>
+          <w:bCs w:val="0"/>
+          <w:sz w:val="24"/>
+          <w:szCs w:val="24"/>
+          <w:lang w:eastAsia="zh-CN"/>
+        </w:rPr>
+      </w:pPr>
+      <w:r>
+        <w:rPr>
+          <w:rFonts w:hint="eastAsia" w:ascii="宋体" w:hAnsi="宋体" w:eastAsia="宋体" w:cs="宋体"/>
+          <w:b w:val="0"/>
+          <w:bCs w:val="0"/>
+          <w:sz w:val="24"/>
+          <w:szCs w:val="24"/>
+          <w:lang w:eastAsia="zh-CN"/>
+        </w:rPr>
+        <w:t>学习计划管理</w:t>
+      </w:r>
+    </w:p>
+    <w:p>
+      <w:pPr>
+        <w:numPr>
+          <w:ilvl w:val="0"/>
+          <w:numId w:val="0"/>
+        </w:numPr>
+        <w:ind w:leftChars="0" w:firstLine="420" w:firstLineChars="0"/>
+        <w:rPr>
+          <w:rFonts w:hint="eastAsia" w:ascii="宋体" w:hAnsi="宋体" w:eastAsia="宋体" w:cs="宋体"/>
+          <w:b w:val="0"/>
+          <w:bCs w:val="0"/>
+          <w:sz w:val="24"/>
+          <w:szCs w:val="24"/>
+          <w:lang w:eastAsia="zh-CN"/>
+        </w:rPr>
+      </w:pPr>
+      <w:r>
+        <w:rPr>
+          <w:rFonts w:hint="eastAsia" w:ascii="宋体" w:hAnsi="宋体" w:eastAsia="宋体" w:cs="宋体"/>
+          <w:b w:val="0"/>
+          <w:bCs w:val="0"/>
+          <w:sz w:val="24"/>
+          <w:szCs w:val="24"/>
+          <w:lang w:eastAsia="zh-CN"/>
+        </w:rPr>
+        <w:t>支持创建学习课程，在课程下选择官方推荐或社区公开的学习方案，也支持用户自定义、编辑、导入/导出学习方案。</w:t>
+      </w:r>
+    </w:p>
+    <w:p>
+      <w:pPr>
+        <w:numPr>
+          <w:ilvl w:val="0"/>
+          <w:numId w:val="3"/>
+        </w:numPr>
+        <w:ind w:left="425" w:leftChars="0" w:hanging="425" w:firstLineChars="0"/>
+        <w:rPr>
+          <w:rFonts w:hint="eastAsia" w:ascii="宋体" w:hAnsi="宋体" w:eastAsia="宋体" w:cs="宋体"/>
+          <w:b w:val="0"/>
+          <w:bCs w:val="0"/>
+          <w:sz w:val="24"/>
+          <w:szCs w:val="24"/>
+          <w:lang w:eastAsia="zh-CN"/>
+        </w:rPr>
+      </w:pPr>
+      <w:r>
+        <w:rPr>
+          <w:rFonts w:hint="eastAsia" w:ascii="宋体" w:hAnsi="宋体" w:eastAsia="宋体" w:cs="宋体"/>
+          <w:b w:val="0"/>
+          <w:bCs w:val="0"/>
+          <w:sz w:val="24"/>
+          <w:szCs w:val="24"/>
+          <w:lang w:eastAsia="zh-CN"/>
+        </w:rPr>
+        <w:t>进度追踪与记录</w:t>
+      </w:r>
+    </w:p>
+    <w:p>
+      <w:pPr>
+        <w:numPr>
+          <w:ilvl w:val="0"/>
+          <w:numId w:val="0"/>
+        </w:numPr>
+        <w:ind w:leftChars="0" w:firstLine="420" w:firstLineChars="0"/>
+        <w:rPr>
+          <w:rFonts w:hint="eastAsia" w:ascii="宋体" w:hAnsi="宋体" w:eastAsia="宋体" w:cs="宋体"/>
+          <w:b w:val="0"/>
+          <w:bCs w:val="0"/>
+          <w:sz w:val="24"/>
+          <w:szCs w:val="24"/>
+          <w:lang w:eastAsia="zh-CN"/>
+        </w:rPr>
+      </w:pPr>
+      <w:r>
+        <w:rPr>
+          <w:rFonts w:hint="eastAsia" w:ascii="宋体" w:hAnsi="宋体" w:eastAsia="宋体" w:cs="宋体"/>
+          <w:b w:val="0"/>
+          <w:bCs w:val="0"/>
+          <w:sz w:val="24"/>
+          <w:szCs w:val="24"/>
+          <w:lang w:eastAsia="zh-CN"/>
+        </w:rPr>
+        <w:t>支持学习项的完成状态标记，集成专注计时器，自动记录学习时长，并关联到具体的学习项。</w:t>
+      </w:r>
+    </w:p>
+    <w:p>
+      <w:pPr>
+        <w:numPr>
+          <w:ilvl w:val="0"/>
+          <w:numId w:val="3"/>
+        </w:numPr>
+        <w:ind w:left="425" w:leftChars="0" w:hanging="425" w:firstLineChars="0"/>
+        <w:rPr>
+          <w:rFonts w:hint="eastAsia" w:ascii="宋体" w:hAnsi="宋体" w:eastAsia="宋体" w:cs="宋体"/>
+          <w:b w:val="0"/>
+          <w:bCs w:val="0"/>
+          <w:sz w:val="24"/>
+          <w:szCs w:val="24"/>
+          <w:lang w:eastAsia="zh-CN"/>
+        </w:rPr>
+      </w:pPr>
+      <w:r>
+        <w:rPr>
+          <w:rFonts w:hint="eastAsia" w:ascii="宋体" w:hAnsi="宋体" w:eastAsia="宋体" w:cs="宋体"/>
+          <w:b w:val="0"/>
+          <w:bCs w:val="0"/>
+          <w:sz w:val="24"/>
+          <w:szCs w:val="24"/>
+          <w:lang w:eastAsia="zh-CN"/>
+        </w:rPr>
+        <w:t>数据统计与可视化</w:t>
+      </w:r>
+    </w:p>
+    <w:p>
+      <w:pPr>
+        <w:numPr>
+          <w:ilvl w:val="0"/>
+          <w:numId w:val="0"/>
+        </w:numPr>
+        <w:ind w:leftChars="0" w:firstLine="420" w:firstLineChars="0"/>
+        <w:rPr>
+          <w:rFonts w:hint="eastAsia" w:ascii="宋体" w:hAnsi="宋体" w:eastAsia="宋体" w:cs="宋体"/>
+          <w:b w:val="0"/>
+          <w:bCs w:val="0"/>
+          <w:sz w:val="24"/>
+          <w:szCs w:val="24"/>
+          <w:lang w:eastAsia="zh-CN"/>
+        </w:rPr>
+      </w:pPr>
+      <w:r>
+        <w:rPr>
+          <w:rFonts w:hint="eastAsia" w:ascii="宋体" w:hAnsi="宋体" w:eastAsia="宋体" w:cs="宋体"/>
+          <w:b w:val="0"/>
+          <w:bCs w:val="0"/>
+          <w:sz w:val="24"/>
+          <w:szCs w:val="24"/>
+          <w:lang w:eastAsia="zh-CN"/>
+        </w:rPr>
+        <w:t>通过课程进度条、学习热力图、学习时长趋势图、课程时间分配饼图等多种图表，直观展示学习成果。</w:t>
+      </w:r>
+    </w:p>
+    <w:p>
+      <w:pPr>
+        <w:numPr>
+          <w:ilvl w:val="0"/>
+          <w:numId w:val="3"/>
+        </w:numPr>
+        <w:ind w:left="425" w:leftChars="0" w:hanging="425" w:firstLineChars="0"/>
+        <w:rPr>
+          <w:rFonts w:hint="eastAsia" w:ascii="宋体" w:hAnsi="宋体" w:eastAsia="宋体" w:cs="宋体"/>
+          <w:b w:val="0"/>
+          <w:bCs w:val="0"/>
+          <w:sz w:val="24"/>
+          <w:szCs w:val="24"/>
+          <w:lang w:eastAsia="zh-CN"/>
+        </w:rPr>
+      </w:pPr>
+      <w:r>
+        <w:rPr>
+          <w:rFonts w:hint="eastAsia" w:ascii="宋体" w:hAnsi="宋体" w:eastAsia="宋体" w:cs="宋体"/>
+          <w:b w:val="0"/>
+          <w:bCs w:val="0"/>
+          <w:sz w:val="24"/>
+          <w:szCs w:val="24"/>
+          <w:lang w:eastAsia="zh-CN"/>
+        </w:rPr>
+        <w:t>个人笔记管理</w:t>
+      </w:r>
+    </w:p>
+    <w:p>
+      <w:pPr>
+        <w:numPr>
+          <w:ilvl w:val="0"/>
+          <w:numId w:val="0"/>
+        </w:numPr>
+        <w:ind w:leftChars="0" w:firstLine="420" w:firstLineChars="0"/>
+        <w:rPr>
+          <w:rFonts w:hint="eastAsia" w:ascii="宋体" w:hAnsi="宋体" w:eastAsia="宋体" w:cs="宋体"/>
+          <w:b w:val="0"/>
+          <w:bCs w:val="0"/>
+          <w:sz w:val="24"/>
+          <w:szCs w:val="24"/>
+          <w:lang w:eastAsia="zh-CN"/>
+        </w:rPr>
+      </w:pPr>
+      <w:r>
+        <w:rPr>
+          <w:rFonts w:hint="eastAsia" w:ascii="宋体" w:hAnsi="宋体" w:eastAsia="宋体" w:cs="宋体"/>
+          <w:b w:val="0"/>
+          <w:bCs w:val="0"/>
+          <w:sz w:val="24"/>
+          <w:szCs w:val="24"/>
+          <w:lang w:eastAsia="zh-CN"/>
+        </w:rPr>
+        <w:t>支持在学习项下创建、编辑、删除私人笔记，笔记支持富文本格式。</w:t>
+      </w:r>
+    </w:p>
+    <w:p>
+      <w:pPr>
+        <w:numPr>
+          <w:ilvl w:val="0"/>
+          <w:numId w:val="3"/>
+        </w:numPr>
+        <w:ind w:left="425" w:leftChars="0" w:hanging="425" w:firstLineChars="0"/>
+        <w:rPr>
+          <w:rFonts w:hint="eastAsia" w:ascii="宋体" w:hAnsi="宋体" w:eastAsia="宋体" w:cs="宋体"/>
+          <w:b w:val="0"/>
+          <w:bCs w:val="0"/>
+          <w:sz w:val="24"/>
+          <w:szCs w:val="24"/>
+          <w:lang w:eastAsia="zh-CN"/>
+        </w:rPr>
+      </w:pPr>
+      <w:r>
+        <w:rPr>
+          <w:rFonts w:hint="eastAsia" w:ascii="宋体" w:hAnsi="宋体" w:eastAsia="宋体" w:cs="宋体"/>
+          <w:b w:val="0"/>
+          <w:bCs w:val="0"/>
+          <w:sz w:val="24"/>
+          <w:szCs w:val="24"/>
+          <w:lang w:eastAsia="zh-CN"/>
+        </w:rPr>
+        <w:t>提醒与激励</w:t>
+      </w:r>
+    </w:p>
+    <w:p>
+      <w:pPr>
+        <w:numPr>
+          <w:ilvl w:val="0"/>
+          <w:numId w:val="0"/>
+        </w:numPr>
+        <w:ind w:leftChars="0" w:firstLine="420" w:firstLineChars="0"/>
+        <w:rPr>
+          <w:rFonts w:hint="eastAsia" w:ascii="宋体" w:hAnsi="宋体" w:eastAsia="宋体" w:cs="宋体"/>
+          <w:b w:val="0"/>
+          <w:bCs w:val="0"/>
+          <w:sz w:val="24"/>
+          <w:szCs w:val="24"/>
+          <w:lang w:eastAsia="zh-CN"/>
+        </w:rPr>
+      </w:pPr>
+      <w:r>
+        <w:rPr>
+          <w:rFonts w:hint="eastAsia" w:ascii="宋体" w:hAnsi="宋体" w:eastAsia="宋体" w:cs="宋体"/>
+          <w:b w:val="0"/>
+          <w:bCs w:val="0"/>
+          <w:sz w:val="24"/>
+          <w:szCs w:val="24"/>
+          <w:lang w:eastAsia="zh-CN"/>
+        </w:rPr>
+        <w:t>支持设置每日学习目标，达标后给予鼓励通知；对长期未学习的用户进行“荒废提醒”。</w:t>
+      </w:r>
+    </w:p>
+    <w:p>
+      <w:pPr>
+        <w:numPr>
+          <w:ilvl w:val="0"/>
+          <w:numId w:val="3"/>
+        </w:numPr>
+        <w:ind w:left="425" w:leftChars="0" w:hanging="425" w:firstLineChars="0"/>
+        <w:rPr>
+          <w:rFonts w:hint="eastAsia" w:ascii="宋体" w:hAnsi="宋体" w:eastAsia="宋体" w:cs="宋体"/>
+          <w:b w:val="0"/>
+          <w:bCs w:val="0"/>
+          <w:sz w:val="24"/>
+          <w:szCs w:val="24"/>
+          <w:lang w:eastAsia="zh-CN"/>
+        </w:rPr>
+      </w:pPr>
+      <w:r>
+        <w:rPr>
+          <w:rFonts w:hint="eastAsia" w:ascii="宋体" w:hAnsi="宋体" w:eastAsia="宋体" w:cs="宋体"/>
+          <w:b w:val="0"/>
+          <w:bCs w:val="0"/>
+          <w:sz w:val="24"/>
+          <w:szCs w:val="24"/>
+          <w:lang w:eastAsia="zh-CN"/>
+        </w:rPr>
+        <w:t>AI智能体</w:t>
+      </w:r>
+    </w:p>
+    <w:p>
+      <w:pPr>
+        <w:numPr>
+          <w:ilvl w:val="0"/>
+          <w:numId w:val="0"/>
+        </w:numPr>
+        <w:ind w:leftChars="0" w:firstLine="420" w:firstLineChars="0"/>
+        <w:rPr>
+          <w:rFonts w:hint="eastAsia" w:ascii="宋体" w:hAnsi="宋体" w:eastAsia="宋体" w:cs="宋体"/>
+          <w:b w:val="0"/>
+          <w:bCs w:val="0"/>
+          <w:sz w:val="24"/>
+          <w:szCs w:val="24"/>
+          <w:lang w:eastAsia="zh-CN"/>
+        </w:rPr>
+      </w:pPr>
+      <w:r>
+        <w:rPr>
+          <w:rFonts w:hint="eastAsia" w:ascii="宋体" w:hAnsi="宋体" w:eastAsia="宋体" w:cs="宋体"/>
+          <w:b w:val="0"/>
+          <w:bCs w:val="0"/>
+          <w:sz w:val="24"/>
+          <w:szCs w:val="24"/>
+          <w:lang w:eastAsia="zh-CN"/>
+        </w:rPr>
+        <w:t>集成AI能力，为用户提供智能服务，包括但不限于：生成学习方案框架、总结知识点、对学习内容进行答疑解惑。</w:t>
       </w:r>
     </w:p>
     <w:p>
@@ -1368,29 +3527,7 @@
           <w:szCs w:val="24"/>
           <w:lang w:eastAsia="zh-CN"/>
         </w:rPr>
-        <w:t>用户具备基本的计算机操作能力，追求简洁高效的界面</w:t>
-      </w:r>
-      <w:r>
-        <w:rPr>
-          <w:rFonts w:hint="eastAsia" w:ascii="宋体" w:hAnsi="宋体" w:eastAsia="宋体" w:cs="宋体"/>
-          <w:b w:val="0"/>
-          <w:bCs w:val="0"/>
-          <w:sz w:val="24"/>
-          <w:szCs w:val="24"/>
-          <w:lang w:val="en-US" w:eastAsia="zh-CN"/>
-        </w:rPr>
-        <w:t>和高效的学习</w:t>
-      </w:r>
-      <w:r>
-        <w:rPr>
-          <w:rFonts w:hint="eastAsia" w:ascii="宋体" w:hAnsi="宋体" w:eastAsia="宋体" w:cs="宋体"/>
-          <w:b w:val="0"/>
-          <w:bCs w:val="0"/>
-          <w:sz w:val="24"/>
-          <w:szCs w:val="24"/>
-          <w:lang w:eastAsia="zh-CN"/>
-        </w:rPr>
-        <w:t>。</w:t>
+        <w:t>用户具备基础的计算机操作能力，对软件的首要要求是界面简洁、操作直观、响应迅速。他们追求高效的学习方式，希望软件能最大限度地减少操作复杂度，将精力集中在学习本身。</w:t>
       </w:r>
     </w:p>
     <w:p>
@@ -1416,9 +3553,31 @@
           <w:bCs/>
           <w:sz w:val="28"/>
           <w:szCs w:val="28"/>
-          <w:lang w:eastAsia="zh-CN"/>
-        </w:rPr>
-        <w:t>功能需求</w:t>
+          <w:lang w:val="en-US" w:eastAsia="zh-CN"/>
+        </w:rPr>
+        <w:t>业务</w:t>
+      </w:r>
+      <w:r>
+        <w:rPr>
+          <w:rFonts w:hint="eastAsia" w:ascii="宋体" w:hAnsi="宋体" w:eastAsia="宋体" w:cs="宋体"/>
+          <w:b/>
+          <w:bCs/>
+          <w:sz w:val="28"/>
+          <w:szCs w:val="28"/>
+          <w:lang w:eastAsia="zh-CN"/>
+        </w:rPr>
+        <w:t>需求</w:t>
+      </w:r>
+      <w:r>
+        <w:rPr>
+          <w:rFonts w:hint="eastAsia" w:ascii="宋体" w:hAnsi="宋体" w:eastAsia="宋体" w:cs="宋体"/>
+          <w:b/>
+          <w:bCs/>
+          <w:sz w:val="28"/>
+          <w:szCs w:val="28"/>
+          <w:lang w:val="en-US" w:eastAsia="zh-CN"/>
+        </w:rPr>
+        <w:t>描述</w:t>
       </w:r>
     </w:p>
     <w:p>
@@ -1444,6 +3603,34 @@
           <w:bCs w:val="0"/>
           <w:sz w:val="28"/>
           <w:szCs w:val="28"/>
+          <w:lang w:val="en-US" w:eastAsia="zh-CN"/>
+        </w:rPr>
+        <w:t>功能需求</w:t>
+      </w:r>
+    </w:p>
+    <w:p>
+      <w:pPr>
+        <w:numPr>
+          <w:ilvl w:val="2"/>
+          <w:numId w:val="1"/>
+        </w:numPr>
+        <w:ind w:left="709" w:leftChars="0" w:hanging="709" w:firstLineChars="0"/>
+        <w:rPr>
+          <w:rFonts w:hint="eastAsia" w:ascii="宋体" w:hAnsi="宋体" w:eastAsia="宋体" w:cs="宋体"/>
+          <w:b w:val="0"/>
+          <w:bCs w:val="0"/>
+          <w:sz w:val="24"/>
+          <w:szCs w:val="24"/>
+          <w:lang w:eastAsia="zh-CN"/>
+        </w:rPr>
+      </w:pPr>
+      <w:r>
+        <w:rPr>
+          <w:rFonts w:hint="eastAsia" w:ascii="宋体" w:hAnsi="宋体" w:eastAsia="宋体" w:cs="宋体"/>
+          <w:b w:val="0"/>
+          <w:bCs w:val="0"/>
+          <w:sz w:val="24"/>
+          <w:szCs w:val="24"/>
           <w:lang w:eastAsia="zh-CN"/>
         </w:rPr>
         <w:t>计划管理</w:t>
@@ -1481,18 +3668,18 @@
           <w:szCs w:val="24"/>
           <w:lang w:val="en-US" w:eastAsia="zh-CN"/>
         </w:rPr>
-        <w:t>选择</w:t>
-      </w:r>
-      <w:r>
-        <w:rPr>
-          <w:rFonts w:hint="eastAsia" w:ascii="宋体" w:hAnsi="宋体" w:eastAsia="宋体" w:cs="宋体"/>
-          <w:b w:val="0"/>
-          <w:bCs w:val="0"/>
-          <w:sz w:val="24"/>
-          <w:szCs w:val="24"/>
-          <w:lang w:eastAsia="zh-CN"/>
-        </w:rPr>
-        <w:t>“学习课程”，输入字段包括：课程名称。系统允许用户在课程下</w:t>
+        <w:t>创建或选择</w:t>
+      </w:r>
+      <w:r>
+        <w:rPr>
+          <w:rFonts w:hint="eastAsia" w:ascii="宋体" w:hAnsi="宋体" w:eastAsia="宋体" w:cs="宋体"/>
+          <w:b w:val="0"/>
+          <w:bCs w:val="0"/>
+          <w:sz w:val="24"/>
+          <w:szCs w:val="24"/>
+          <w:lang w:eastAsia="zh-CN"/>
+        </w:rPr>
+        <w:t>学习课程</w:t>
       </w:r>
       <w:r>
         <w:rPr>
@@ -1503,6 +3690,28 @@
           <w:szCs w:val="24"/>
           <w:lang w:val="en-US" w:eastAsia="zh-CN"/>
         </w:rPr>
+        <w:t>加入自己的学习仓库</w:t>
+      </w:r>
+      <w:r>
+        <w:rPr>
+          <w:rFonts w:hint="eastAsia" w:ascii="宋体" w:hAnsi="宋体" w:eastAsia="宋体" w:cs="宋体"/>
+          <w:b w:val="0"/>
+          <w:bCs w:val="0"/>
+          <w:sz w:val="24"/>
+          <w:szCs w:val="24"/>
+          <w:lang w:eastAsia="zh-CN"/>
+        </w:rPr>
+        <w:t>，输入字段包括：课程名称。系统允许用户在课程下</w:t>
+      </w:r>
+      <w:r>
+        <w:rPr>
+          <w:rFonts w:hint="eastAsia" w:ascii="宋体" w:hAnsi="宋体" w:eastAsia="宋体" w:cs="宋体"/>
+          <w:b w:val="0"/>
+          <w:bCs w:val="0"/>
+          <w:sz w:val="24"/>
+          <w:szCs w:val="24"/>
+          <w:lang w:val="en-US" w:eastAsia="zh-CN"/>
+        </w:rPr>
         <w:t>选择或自定义学习方案，</w:t>
       </w:r>
       <w:r>
@@ -1547,7 +3756,7 @@
           <w:szCs w:val="24"/>
           <w:lang w:val="en-US" w:eastAsia="zh-CN"/>
         </w:rPr>
-        <w:t>支持对自定义的学习方案设置为私有或公开</w:t>
+        <w:t>归档或删除需二次确认。系统支持对自定义的学习方案设置为私有或公开</w:t>
       </w:r>
       <w:r>
         <w:rPr>
@@ -1559,6 +3768,398 @@
           <w:lang w:eastAsia="zh-CN"/>
         </w:rPr>
         <w:t>。</w:t>
+      </w:r>
+    </w:p>
+    <w:p>
+      <w:pPr>
+        <w:numPr>
+          <w:ilvl w:val="2"/>
+          <w:numId w:val="1"/>
+        </w:numPr>
+        <w:ind w:left="709" w:leftChars="0" w:hanging="709" w:firstLineChars="0"/>
+        <w:rPr>
+          <w:rFonts w:hint="eastAsia" w:ascii="宋体" w:hAnsi="宋体" w:eastAsia="宋体" w:cs="宋体"/>
+          <w:b w:val="0"/>
+          <w:bCs w:val="0"/>
+          <w:sz w:val="24"/>
+          <w:szCs w:val="24"/>
+          <w:lang w:eastAsia="zh-CN"/>
+        </w:rPr>
+      </w:pPr>
+      <w:r>
+        <w:rPr>
+          <w:rFonts w:hint="eastAsia" w:ascii="宋体" w:hAnsi="宋体" w:eastAsia="宋体" w:cs="宋体"/>
+          <w:b w:val="0"/>
+          <w:bCs w:val="0"/>
+          <w:sz w:val="24"/>
+          <w:szCs w:val="24"/>
+          <w:lang w:eastAsia="zh-CN"/>
+        </w:rPr>
+        <w:t>进度</w:t>
+      </w:r>
+      <w:r>
+        <w:rPr>
+          <w:rFonts w:hint="eastAsia" w:ascii="宋体" w:hAnsi="宋体" w:eastAsia="宋体" w:cs="宋体"/>
+          <w:b w:val="0"/>
+          <w:bCs w:val="0"/>
+          <w:sz w:val="24"/>
+          <w:szCs w:val="24"/>
+          <w:lang w:val="en-US" w:eastAsia="zh-CN"/>
+        </w:rPr>
+        <w:t>追踪</w:t>
+      </w:r>
+      <w:r>
+        <w:rPr>
+          <w:rFonts w:hint="eastAsia" w:ascii="宋体" w:hAnsi="宋体" w:eastAsia="宋体" w:cs="宋体"/>
+          <w:b w:val="0"/>
+          <w:bCs w:val="0"/>
+          <w:sz w:val="24"/>
+          <w:szCs w:val="24"/>
+          <w:lang w:eastAsia="zh-CN"/>
+        </w:rPr>
+        <w:t>可视化</w:t>
+      </w:r>
+    </w:p>
+    <w:p>
+      <w:pPr>
+        <w:ind w:firstLine="420" w:firstLineChars="0"/>
+        <w:rPr>
+          <w:rFonts w:hint="eastAsia" w:ascii="宋体" w:hAnsi="宋体" w:eastAsia="宋体" w:cs="宋体"/>
+          <w:b w:val="0"/>
+          <w:bCs w:val="0"/>
+          <w:sz w:val="24"/>
+          <w:szCs w:val="24"/>
+          <w:lang w:eastAsia="zh-CN"/>
+        </w:rPr>
+      </w:pPr>
+      <w:r>
+        <w:rPr>
+          <w:rFonts w:hint="eastAsia" w:ascii="宋体" w:hAnsi="宋体" w:eastAsia="宋体" w:cs="宋体"/>
+          <w:b w:val="0"/>
+          <w:bCs w:val="0"/>
+          <w:sz w:val="24"/>
+          <w:szCs w:val="24"/>
+          <w:lang w:eastAsia="zh-CN"/>
+        </w:rPr>
+        <w:t>直观展示学习成果。系统在课程卡片上显示进度条，展示（已完成任务数/总任务数）的比例，用户可通过复选框标记任一学习项为“已完成”，状态变更后，所属课程的进度百分比将实时更新。用户在执行学习时记录过程。系统提供“开始学习”按钮，点击后进入专注计时状态，记录本次学习时长结束计时后，系统将本次学习时长自动记录到该学习项下，</w:t>
+      </w:r>
+      <w:r>
+        <w:rPr>
+          <w:rFonts w:hint="eastAsia" w:ascii="宋体" w:hAnsi="宋体" w:eastAsia="宋体" w:cs="宋体"/>
+          <w:b w:val="0"/>
+          <w:bCs w:val="0"/>
+          <w:sz w:val="24"/>
+          <w:szCs w:val="24"/>
+          <w:lang w:val="en-US" w:eastAsia="zh-CN"/>
+        </w:rPr>
+        <w:t>同时系统</w:t>
+      </w:r>
+      <w:r>
+        <w:rPr>
+          <w:rFonts w:hint="eastAsia" w:ascii="宋体" w:hAnsi="宋体" w:eastAsia="宋体" w:cs="宋体"/>
+          <w:b w:val="0"/>
+          <w:bCs w:val="0"/>
+          <w:sz w:val="24"/>
+          <w:szCs w:val="24"/>
+          <w:lang w:eastAsia="zh-CN"/>
+        </w:rPr>
+        <w:t>支持手动添加或修改某学习项的学习时长记录。</w:t>
+      </w:r>
+      <w:r>
+        <w:rPr>
+          <w:rFonts w:hint="eastAsia" w:ascii="宋体" w:hAnsi="宋体" w:eastAsia="宋体" w:cs="宋体"/>
+          <w:b w:val="0"/>
+          <w:bCs w:val="0"/>
+          <w:sz w:val="24"/>
+          <w:szCs w:val="24"/>
+          <w:lang w:val="en-US" w:eastAsia="zh-CN"/>
+        </w:rPr>
+        <w:t>系统</w:t>
+      </w:r>
+      <w:r>
+        <w:rPr>
+          <w:rFonts w:hint="eastAsia" w:ascii="宋体" w:hAnsi="宋体" w:eastAsia="宋体" w:cs="宋体"/>
+          <w:b w:val="0"/>
+          <w:bCs w:val="0"/>
+          <w:sz w:val="24"/>
+          <w:szCs w:val="24"/>
+          <w:lang w:eastAsia="zh-CN"/>
+        </w:rPr>
+        <w:t>提供“统计看板”，展示近7天的学习时长趋势</w:t>
+      </w:r>
+      <w:r>
+        <w:rPr>
+          <w:rFonts w:hint="eastAsia" w:ascii="宋体" w:hAnsi="宋体" w:eastAsia="宋体" w:cs="宋体"/>
+          <w:b w:val="0"/>
+          <w:bCs w:val="0"/>
+          <w:sz w:val="24"/>
+          <w:szCs w:val="24"/>
+          <w:lang w:val="en-US" w:eastAsia="zh-CN"/>
+        </w:rPr>
+        <w:t>和</w:t>
+      </w:r>
+      <w:r>
+        <w:rPr>
+          <w:rFonts w:hint="eastAsia" w:ascii="宋体" w:hAnsi="宋体" w:eastAsia="宋体" w:cs="宋体"/>
+          <w:b w:val="0"/>
+          <w:bCs w:val="0"/>
+          <w:sz w:val="24"/>
+          <w:szCs w:val="24"/>
+          <w:lang w:eastAsia="zh-CN"/>
+        </w:rPr>
+        <w:t>各课程的学习时间占比。</w:t>
+      </w:r>
+    </w:p>
+    <w:p>
+      <w:pPr>
+        <w:numPr>
+          <w:ilvl w:val="2"/>
+          <w:numId w:val="1"/>
+        </w:numPr>
+        <w:ind w:left="709" w:leftChars="0" w:hanging="709" w:firstLineChars="0"/>
+        <w:rPr>
+          <w:rFonts w:hint="eastAsia" w:ascii="宋体" w:hAnsi="宋体" w:eastAsia="宋体" w:cs="宋体"/>
+          <w:b w:val="0"/>
+          <w:bCs w:val="0"/>
+          <w:sz w:val="24"/>
+          <w:szCs w:val="24"/>
+          <w:lang w:eastAsia="zh-CN"/>
+        </w:rPr>
+      </w:pPr>
+      <w:r>
+        <w:rPr>
+          <w:rFonts w:hint="eastAsia" w:ascii="宋体" w:hAnsi="宋体" w:eastAsia="宋体" w:cs="宋体"/>
+          <w:b w:val="0"/>
+          <w:bCs w:val="0"/>
+          <w:sz w:val="24"/>
+          <w:szCs w:val="24"/>
+          <w:lang w:eastAsia="zh-CN"/>
+        </w:rPr>
+        <w:t>提醒与激励</w:t>
+      </w:r>
+    </w:p>
+    <w:p>
+      <w:pPr>
+        <w:ind w:firstLine="420" w:firstLineChars="0"/>
+        <w:rPr>
+          <w:rFonts w:hint="eastAsia" w:ascii="宋体" w:hAnsi="宋体" w:eastAsia="宋体" w:cs="宋体"/>
+          <w:b w:val="0"/>
+          <w:bCs w:val="0"/>
+          <w:sz w:val="24"/>
+          <w:szCs w:val="24"/>
+          <w:lang w:eastAsia="zh-CN"/>
+        </w:rPr>
+      </w:pPr>
+      <w:r>
+        <w:rPr>
+          <w:rFonts w:hint="eastAsia" w:ascii="宋体" w:hAnsi="宋体" w:eastAsia="宋体" w:cs="宋体"/>
+          <w:b w:val="0"/>
+          <w:bCs w:val="0"/>
+          <w:sz w:val="24"/>
+          <w:szCs w:val="24"/>
+          <w:lang w:eastAsia="zh-CN"/>
+        </w:rPr>
+        <w:t>辅助用户保持</w:t>
+      </w:r>
+      <w:r>
+        <w:rPr>
+          <w:rFonts w:hint="eastAsia" w:ascii="宋体" w:hAnsi="宋体" w:eastAsia="宋体" w:cs="宋体"/>
+          <w:b w:val="0"/>
+          <w:bCs w:val="0"/>
+          <w:sz w:val="24"/>
+          <w:szCs w:val="24"/>
+          <w:lang w:val="en-US" w:eastAsia="zh-CN"/>
+        </w:rPr>
+        <w:t>学习</w:t>
+      </w:r>
+      <w:r>
+        <w:rPr>
+          <w:rFonts w:hint="eastAsia" w:ascii="宋体" w:hAnsi="宋体" w:eastAsia="宋体" w:cs="宋体"/>
+          <w:b w:val="0"/>
+          <w:bCs w:val="0"/>
+          <w:sz w:val="24"/>
+          <w:szCs w:val="24"/>
+          <w:lang w:eastAsia="zh-CN"/>
+        </w:rPr>
+        <w:t>习惯。系统支持设置每日学习目标，达到目标后推送通知给予鼓励。如果连续</w:t>
+      </w:r>
+      <w:r>
+        <w:rPr>
+          <w:rFonts w:hint="eastAsia" w:ascii="宋体" w:hAnsi="宋体" w:eastAsia="宋体" w:cs="宋体"/>
+          <w:b w:val="0"/>
+          <w:bCs w:val="0"/>
+          <w:sz w:val="24"/>
+          <w:szCs w:val="24"/>
+          <w:lang w:val="en-US" w:eastAsia="zh-CN"/>
+        </w:rPr>
+        <w:t>多</w:t>
+      </w:r>
+      <w:r>
+        <w:rPr>
+          <w:rFonts w:hint="eastAsia" w:ascii="宋体" w:hAnsi="宋体" w:eastAsia="宋体" w:cs="宋体"/>
+          <w:b w:val="0"/>
+          <w:bCs w:val="0"/>
+          <w:sz w:val="24"/>
+          <w:szCs w:val="24"/>
+          <w:lang w:eastAsia="zh-CN"/>
+        </w:rPr>
+        <w:t>天未登录或未记录学习，系统应在用户下次打开时</w:t>
+      </w:r>
+      <w:r>
+        <w:rPr>
+          <w:rFonts w:hint="eastAsia" w:ascii="宋体" w:hAnsi="宋体" w:eastAsia="宋体" w:cs="宋体"/>
+          <w:b w:val="0"/>
+          <w:bCs w:val="0"/>
+          <w:sz w:val="24"/>
+          <w:szCs w:val="24"/>
+          <w:lang w:val="en-US" w:eastAsia="zh-CN"/>
+        </w:rPr>
+        <w:t>推送</w:t>
+      </w:r>
+      <w:r>
+        <w:rPr>
+          <w:rFonts w:hint="eastAsia" w:ascii="宋体" w:hAnsi="宋体" w:eastAsia="宋体" w:cs="宋体"/>
+          <w:b w:val="0"/>
+          <w:bCs w:val="0"/>
+          <w:sz w:val="24"/>
+          <w:szCs w:val="24"/>
+          <w:lang w:eastAsia="zh-CN"/>
+        </w:rPr>
+        <w:t>提醒</w:t>
+      </w:r>
+      <w:r>
+        <w:rPr>
+          <w:rFonts w:hint="eastAsia" w:ascii="宋体" w:hAnsi="宋体" w:eastAsia="宋体" w:cs="宋体"/>
+          <w:b w:val="0"/>
+          <w:bCs w:val="0"/>
+          <w:sz w:val="24"/>
+          <w:szCs w:val="24"/>
+          <w:lang w:val="en-US" w:eastAsia="zh-CN"/>
+        </w:rPr>
+        <w:t>信息，鼓励用户坚持学习</w:t>
+      </w:r>
+      <w:r>
+        <w:rPr>
+          <w:rFonts w:hint="eastAsia" w:ascii="宋体" w:hAnsi="宋体" w:eastAsia="宋体" w:cs="宋体"/>
+          <w:b w:val="0"/>
+          <w:bCs w:val="0"/>
+          <w:sz w:val="24"/>
+          <w:szCs w:val="24"/>
+          <w:lang w:eastAsia="zh-CN"/>
+        </w:rPr>
+        <w:t>。</w:t>
+      </w:r>
+    </w:p>
+    <w:p>
+      <w:pPr>
+        <w:numPr>
+          <w:ilvl w:val="2"/>
+          <w:numId w:val="1"/>
+        </w:numPr>
+        <w:ind w:left="709" w:leftChars="0" w:hanging="709" w:firstLineChars="0"/>
+        <w:rPr>
+          <w:rFonts w:hint="default" w:ascii="宋体" w:hAnsi="宋体" w:eastAsia="宋体" w:cs="宋体"/>
+          <w:b w:val="0"/>
+          <w:bCs w:val="0"/>
+          <w:sz w:val="24"/>
+          <w:szCs w:val="24"/>
+          <w:lang w:val="en-US" w:eastAsia="zh-CN"/>
+        </w:rPr>
+      </w:pPr>
+      <w:r>
+        <w:rPr>
+          <w:rFonts w:hint="eastAsia" w:ascii="宋体" w:hAnsi="宋体" w:eastAsia="宋体" w:cs="宋体"/>
+          <w:b w:val="0"/>
+          <w:bCs w:val="0"/>
+          <w:sz w:val="24"/>
+          <w:szCs w:val="24"/>
+          <w:lang w:val="en-US" w:eastAsia="zh-CN"/>
+        </w:rPr>
+        <w:t>AI智能体</w:t>
+      </w:r>
+    </w:p>
+    <w:p>
+      <w:pPr>
+        <w:numPr>
+          <w:ilvl w:val="0"/>
+          <w:numId w:val="0"/>
+        </w:numPr>
+        <w:ind w:leftChars="0" w:firstLine="420" w:firstLineChars="0"/>
+        <w:rPr>
+          <w:rFonts w:hint="eastAsia" w:ascii="宋体" w:hAnsi="宋体" w:eastAsia="宋体" w:cs="宋体"/>
+          <w:b w:val="0"/>
+          <w:bCs w:val="0"/>
+          <w:sz w:val="24"/>
+          <w:szCs w:val="24"/>
+          <w:lang w:val="en-US" w:eastAsia="zh-CN"/>
+        </w:rPr>
+      </w:pPr>
+      <w:r>
+        <w:rPr>
+          <w:rFonts w:hint="eastAsia" w:ascii="宋体" w:hAnsi="宋体" w:eastAsia="宋体" w:cs="宋体"/>
+          <w:b w:val="0"/>
+          <w:bCs w:val="0"/>
+          <w:sz w:val="24"/>
+          <w:szCs w:val="24"/>
+          <w:lang w:val="en-US" w:eastAsia="zh-CN"/>
+        </w:rPr>
+        <w:t>设计并应用AI智能体，系统允许用户调用AI智能体建立学习方案框架，总结知识点，答疑解惑。</w:t>
+      </w:r>
+    </w:p>
+    <w:p>
+      <w:pPr>
+        <w:numPr>
+          <w:ilvl w:val="2"/>
+          <w:numId w:val="1"/>
+        </w:numPr>
+        <w:ind w:left="709" w:leftChars="0" w:hanging="709" w:firstLineChars="0"/>
+        <w:rPr>
+          <w:rFonts w:hint="default" w:ascii="宋体" w:hAnsi="宋体" w:eastAsia="宋体" w:cs="宋体"/>
+          <w:b w:val="0"/>
+          <w:bCs w:val="0"/>
+          <w:sz w:val="24"/>
+          <w:szCs w:val="24"/>
+          <w:lang w:val="en-US" w:eastAsia="zh-CN"/>
+        </w:rPr>
+      </w:pPr>
+      <w:r>
+        <w:rPr>
+          <w:rFonts w:hint="eastAsia" w:ascii="宋体" w:hAnsi="宋体" w:eastAsia="宋体" w:cs="宋体"/>
+          <w:b w:val="0"/>
+          <w:bCs w:val="0"/>
+          <w:sz w:val="24"/>
+          <w:szCs w:val="24"/>
+          <w:lang w:val="en-US" w:eastAsia="zh-CN"/>
+        </w:rPr>
+        <w:t>笔记记录</w:t>
+      </w:r>
+    </w:p>
+    <w:p>
+      <w:pPr>
+        <w:numPr>
+          <w:ilvl w:val="0"/>
+          <w:numId w:val="0"/>
+        </w:numPr>
+        <w:ind w:leftChars="0" w:firstLine="420" w:firstLineChars="0"/>
+        <w:rPr>
+          <w:rFonts w:hint="default" w:ascii="宋体" w:hAnsi="宋体" w:eastAsia="宋体" w:cs="宋体"/>
+          <w:b w:val="0"/>
+          <w:bCs w:val="0"/>
+          <w:sz w:val="24"/>
+          <w:szCs w:val="24"/>
+          <w:lang w:val="en-US" w:eastAsia="zh-CN"/>
+        </w:rPr>
+      </w:pPr>
+      <w:r>
+        <w:rPr>
+          <w:rFonts w:hint="eastAsia" w:ascii="宋体" w:hAnsi="宋体" w:eastAsia="宋体" w:cs="宋体"/>
+          <w:b w:val="0"/>
+          <w:bCs w:val="0"/>
+          <w:sz w:val="24"/>
+          <w:szCs w:val="24"/>
+          <w:lang w:val="en-US" w:eastAsia="zh-CN"/>
+        </w:rPr>
+        <w:t>用户在任意学习项下，可创建、编辑、删除私人笔记。笔记编辑器支持基本的富文本格式，如加粗、斜体、列表、引用等，以满足基本的记录需求。笔记内容与学习项绑定，仅供创建者本人查看和使用。</w:t>
       </w:r>
     </w:p>
     <w:p>
@@ -1586,59 +4187,35 @@
           <w:szCs w:val="28"/>
           <w:lang w:eastAsia="zh-CN"/>
         </w:rPr>
-        <w:t>进度可视化</w:t>
-      </w:r>
-    </w:p>
-    <w:p>
-      <w:pPr>
-        <w:ind w:firstLine="420" w:firstLineChars="0"/>
-        <w:rPr>
-          <w:rFonts w:hint="eastAsia" w:ascii="宋体" w:hAnsi="宋体" w:eastAsia="宋体" w:cs="宋体"/>
-          <w:b w:val="0"/>
-          <w:bCs w:val="0"/>
-          <w:sz w:val="24"/>
-          <w:szCs w:val="24"/>
-          <w:lang w:eastAsia="zh-CN"/>
-        </w:rPr>
-      </w:pPr>
-      <w:r>
-        <w:rPr>
-          <w:rFonts w:hint="eastAsia" w:ascii="宋体" w:hAnsi="宋体" w:eastAsia="宋体" w:cs="宋体"/>
-          <w:b w:val="0"/>
-          <w:bCs w:val="0"/>
-          <w:sz w:val="24"/>
-          <w:szCs w:val="24"/>
-          <w:lang w:eastAsia="zh-CN"/>
-        </w:rPr>
-        <w:t>直观展示学习成果。系统在课程卡片上显示进度条，展示（已完成任务数/总任务数）的比例；提供“统计看板”，以折线图展示近7天的学习时长趋势，以饼图展示各课程的学习时间占比。</w:t>
+        <w:t>非功能需求</w:t>
       </w:r>
     </w:p>
     <w:p>
       <w:pPr>
         <w:numPr>
-          <w:ilvl w:val="1"/>
+          <w:ilvl w:val="2"/>
           <w:numId w:val="1"/>
         </w:numPr>
-        <w:ind w:left="567" w:leftChars="0" w:hanging="567" w:firstLineChars="0"/>
-        <w:rPr>
-          <w:rFonts w:hint="default" w:ascii="宋体" w:hAnsi="宋体" w:eastAsia="宋体" w:cs="宋体"/>
-          <w:b w:val="0"/>
-          <w:bCs w:val="0"/>
-          <w:sz w:val="28"/>
-          <w:szCs w:val="28"/>
+        <w:ind w:left="709" w:leftChars="0" w:hanging="709" w:firstLineChars="0"/>
+        <w:rPr>
+          <w:rFonts w:hint="eastAsia" w:ascii="宋体" w:hAnsi="宋体" w:eastAsia="宋体" w:cs="宋体"/>
+          <w:b w:val="0"/>
+          <w:bCs w:val="0"/>
+          <w:sz w:val="24"/>
+          <w:szCs w:val="24"/>
+          <w:lang w:eastAsia="zh-CN"/>
+        </w:rPr>
+      </w:pPr>
+      <w:r>
+        <w:rPr>
+          <w:rFonts w:hint="eastAsia" w:ascii="宋体" w:hAnsi="宋体" w:eastAsia="宋体" w:cs="宋体"/>
+          <w:b w:val="0"/>
+          <w:bCs w:val="0"/>
+          <w:sz w:val="24"/>
+          <w:szCs w:val="24"/>
           <w:lang w:val="en-US" w:eastAsia="zh-CN"/>
         </w:rPr>
-      </w:pPr>
-      <w:r>
-        <w:rPr>
-          <w:rFonts w:hint="eastAsia" w:ascii="宋体" w:hAnsi="宋体" w:eastAsia="宋体" w:cs="宋体"/>
-          <w:b w:val="0"/>
-          <w:bCs w:val="0"/>
-          <w:sz w:val="28"/>
-          <w:szCs w:val="28"/>
-          <w:lang w:val="en-US" w:eastAsia="zh-CN"/>
-        </w:rPr>
-        <w:t>AI智能体</w:t>
+        <w:t>稳定性</w:t>
       </w:r>
     </w:p>
     <w:p>
@@ -1654,63 +4231,114 @@
           <w:bCs w:val="0"/>
           <w:sz w:val="24"/>
           <w:szCs w:val="24"/>
-          <w:lang w:val="en-US" w:eastAsia="zh-CN"/>
-        </w:rPr>
-      </w:pPr>
-      <w:r>
-        <w:rPr>
-          <w:rFonts w:hint="eastAsia" w:ascii="宋体" w:hAnsi="宋体" w:eastAsia="宋体" w:cs="宋体"/>
-          <w:b w:val="0"/>
-          <w:bCs w:val="0"/>
-          <w:sz w:val="24"/>
-          <w:szCs w:val="24"/>
-          <w:lang w:val="en-US" w:eastAsia="zh-CN"/>
-        </w:rPr>
-        <w:t>设计并应用AI智能体，系统允许用户调用AI智能体建立学习方案框架，总结知识点，答疑解惑。</w:t>
+          <w:lang w:eastAsia="zh-CN"/>
+        </w:rPr>
+      </w:pPr>
+      <w:r>
+        <w:rPr>
+          <w:rFonts w:hint="eastAsia" w:ascii="宋体" w:hAnsi="宋体" w:eastAsia="宋体" w:cs="宋体"/>
+          <w:b w:val="0"/>
+          <w:bCs w:val="0"/>
+          <w:sz w:val="24"/>
+          <w:szCs w:val="24"/>
+          <w:lang w:eastAsia="zh-CN"/>
+        </w:rPr>
+        <w:t>系统在长时间运行（连续8小时）和进行常规操作（如频繁切换页面、快速添加任务）时，不应发生崩溃、闪退或无响应。</w:t>
       </w:r>
     </w:p>
     <w:p>
       <w:pPr>
         <w:numPr>
-          <w:ilvl w:val="1"/>
+          <w:ilvl w:val="2"/>
           <w:numId w:val="1"/>
         </w:numPr>
-        <w:ind w:left="567" w:leftChars="0" w:hanging="567" w:firstLineChars="0"/>
-        <w:rPr>
-          <w:rFonts w:hint="default" w:ascii="宋体" w:hAnsi="宋体" w:eastAsia="宋体" w:cs="宋体"/>
-          <w:b w:val="0"/>
-          <w:bCs w:val="0"/>
-          <w:sz w:val="28"/>
-          <w:szCs w:val="28"/>
+        <w:ind w:left="709" w:leftChars="0" w:hanging="709" w:firstLineChars="0"/>
+        <w:rPr>
+          <w:rFonts w:hint="eastAsia" w:ascii="宋体" w:hAnsi="宋体" w:eastAsia="宋体" w:cs="宋体"/>
+          <w:b w:val="0"/>
+          <w:bCs w:val="0"/>
+          <w:sz w:val="24"/>
+          <w:szCs w:val="24"/>
+          <w:lang w:eastAsia="zh-CN"/>
+        </w:rPr>
+      </w:pPr>
+      <w:r>
+        <w:rPr>
+          <w:rFonts w:hint="eastAsia" w:ascii="宋体" w:hAnsi="宋体" w:eastAsia="宋体" w:cs="宋体"/>
+          <w:b w:val="0"/>
+          <w:bCs w:val="0"/>
+          <w:sz w:val="24"/>
+          <w:szCs w:val="24"/>
           <w:lang w:val="en-US" w:eastAsia="zh-CN"/>
         </w:rPr>
-      </w:pPr>
-      <w:r>
-        <w:rPr>
-          <w:rFonts w:hint="eastAsia" w:ascii="宋体" w:hAnsi="宋体" w:eastAsia="宋体" w:cs="宋体"/>
-          <w:b w:val="0"/>
-          <w:bCs w:val="0"/>
-          <w:sz w:val="28"/>
-          <w:szCs w:val="28"/>
-          <w:lang w:val="en-US" w:eastAsia="zh-CN"/>
-        </w:rPr>
-        <w:t>笔记记录</w:t>
+        <w:t>安全性</w:t>
       </w:r>
     </w:p>
     <w:p>
       <w:pPr>
         <w:numPr>
+          <w:ilvl w:val="0"/>
           <w:numId w:val="0"/>
         </w:numPr>
         <w:ind w:leftChars="0" w:firstLine="420" w:firstLineChars="0"/>
         <w:rPr>
-          <w:rFonts w:hint="default" w:ascii="宋体" w:hAnsi="宋体" w:eastAsia="宋体" w:cs="宋体"/>
+          <w:rFonts w:hint="eastAsia" w:ascii="宋体" w:hAnsi="宋体" w:eastAsia="宋体" w:cs="宋体"/>
+          <w:b w:val="0"/>
+          <w:bCs w:val="0"/>
+          <w:sz w:val="24"/>
+          <w:szCs w:val="24"/>
+          <w:lang w:eastAsia="zh-CN"/>
+        </w:rPr>
+      </w:pPr>
+      <w:r>
+        <w:rPr>
+          <w:rFonts w:hint="eastAsia" w:ascii="宋体" w:hAnsi="宋体" w:eastAsia="宋体" w:cs="宋体"/>
+          <w:b w:val="0"/>
+          <w:bCs w:val="0"/>
+          <w:sz w:val="24"/>
+          <w:szCs w:val="24"/>
+          <w:lang w:eastAsia="zh-CN"/>
+        </w:rPr>
+        <w:t>用户所有数据仅存储在本地，不经过任何远程服务器，确保用户隐私。未来考虑云端同步功能</w:t>
+      </w:r>
+      <w:r>
+        <w:rPr>
+          <w:rFonts w:hint="eastAsia" w:ascii="宋体" w:hAnsi="宋体" w:eastAsia="宋体" w:cs="宋体"/>
           <w:b w:val="0"/>
           <w:bCs w:val="0"/>
           <w:sz w:val="24"/>
           <w:szCs w:val="24"/>
           <w:lang w:val="en-US" w:eastAsia="zh-CN"/>
         </w:rPr>
+        <w:t>时</w:t>
+      </w:r>
+      <w:r>
+        <w:rPr>
+          <w:rFonts w:hint="eastAsia" w:ascii="宋体" w:hAnsi="宋体" w:eastAsia="宋体" w:cs="宋体"/>
+          <w:b w:val="0"/>
+          <w:bCs w:val="0"/>
+          <w:sz w:val="24"/>
+          <w:szCs w:val="24"/>
+          <w:lang w:eastAsia="zh-CN"/>
+        </w:rPr>
+        <w:t>，必须对用户数据进行加密传输和存储。</w:t>
+      </w:r>
+    </w:p>
+    <w:p>
+      <w:pPr>
+        <w:numPr>
+          <w:ilvl w:val="2"/>
+          <w:numId w:val="1"/>
+        </w:numPr>
+        <w:ind w:left="709" w:leftChars="0" w:hanging="709" w:firstLineChars="0"/>
+        <w:rPr>
+          <w:rFonts w:hint="eastAsia" w:ascii="宋体" w:hAnsi="宋体" w:eastAsia="宋体" w:cs="宋体"/>
+          <w:b w:val="0"/>
+          <w:bCs w:val="0"/>
+          <w:sz w:val="24"/>
+          <w:szCs w:val="24"/>
+          <w:lang w:eastAsia="zh-CN"/>
+        </w:rPr>
       </w:pPr>
       <w:r>
         <w:rPr>
@@ -1721,63 +4349,174 @@
           <w:szCs w:val="24"/>
           <w:lang w:val="en-US" w:eastAsia="zh-CN"/>
         </w:rPr>
-        <w:t>系统允许用户在对应学习项下自建笔记，该笔记保持私有不公开。</w:t>
+        <w:t>系统的可扩充性和可维护性</w:t>
       </w:r>
     </w:p>
     <w:p>
       <w:pPr>
         <w:numPr>
           <w:ilvl w:val="0"/>
+          <w:numId w:val="0"/>
+        </w:numPr>
+        <w:ind w:leftChars="0" w:firstLine="420" w:firstLineChars="0"/>
+        <w:rPr>
+          <w:rFonts w:hint="eastAsia" w:ascii="宋体" w:hAnsi="宋体" w:eastAsia="宋体" w:cs="宋体"/>
+          <w:b w:val="0"/>
+          <w:bCs w:val="0"/>
+          <w:sz w:val="24"/>
+          <w:szCs w:val="24"/>
+          <w:lang w:eastAsia="zh-CN"/>
+        </w:rPr>
+      </w:pPr>
+      <w:r>
+        <w:rPr>
+          <w:rFonts w:hint="eastAsia" w:ascii="宋体" w:hAnsi="宋体" w:eastAsia="宋体" w:cs="宋体"/>
+          <w:b w:val="0"/>
+          <w:bCs w:val="0"/>
+          <w:sz w:val="24"/>
+          <w:szCs w:val="24"/>
+          <w:lang w:eastAsia="zh-CN"/>
+        </w:rPr>
+        <w:t>代码应采用模块化设计，确保未来添加新功能时，对现有代码影响最小。数据库设计应遵循第三范式，便于后续扩展和查询优化。</w:t>
+      </w:r>
+    </w:p>
+    <w:p>
+      <w:pPr>
+        <w:numPr>
+          <w:ilvl w:val="2"/>
           <w:numId w:val="1"/>
         </w:numPr>
-        <w:ind w:left="425" w:leftChars="0" w:hanging="425" w:firstLineChars="0"/>
-        <w:rPr>
-          <w:rFonts w:hint="eastAsia" w:ascii="宋体" w:hAnsi="宋体" w:eastAsia="宋体" w:cs="宋体"/>
-          <w:b/>
-          <w:bCs/>
-          <w:sz w:val="24"/>
-          <w:szCs w:val="24"/>
-          <w:lang w:eastAsia="zh-CN"/>
-        </w:rPr>
-      </w:pPr>
-      <w:r>
-        <w:rPr>
-          <w:rFonts w:hint="eastAsia" w:ascii="宋体" w:hAnsi="宋体" w:eastAsia="宋体" w:cs="宋体"/>
-          <w:b/>
-          <w:bCs/>
-          <w:sz w:val="24"/>
-          <w:szCs w:val="24"/>
-          <w:lang w:eastAsia="zh-CN"/>
-        </w:rPr>
-        <w:t>非功能需求</w:t>
+        <w:ind w:left="709" w:leftChars="0" w:hanging="709" w:firstLineChars="0"/>
+        <w:rPr>
+          <w:rFonts w:hint="eastAsia" w:ascii="宋体" w:hAnsi="宋体" w:eastAsia="宋体" w:cs="宋体"/>
+          <w:b w:val="0"/>
+          <w:bCs w:val="0"/>
+          <w:sz w:val="24"/>
+          <w:szCs w:val="24"/>
+          <w:lang w:eastAsia="zh-CN"/>
+        </w:rPr>
+      </w:pPr>
+      <w:r>
+        <w:rPr>
+          <w:rFonts w:hint="eastAsia" w:ascii="宋体" w:hAnsi="宋体" w:eastAsia="宋体" w:cs="宋体"/>
+          <w:b w:val="0"/>
+          <w:bCs w:val="0"/>
+          <w:sz w:val="24"/>
+          <w:szCs w:val="24"/>
+          <w:lang w:val="en-US" w:eastAsia="zh-CN"/>
+        </w:rPr>
+        <w:t>用户界面</w:t>
       </w:r>
     </w:p>
     <w:p>
       <w:pPr>
         <w:numPr>
-          <w:ilvl w:val="1"/>
+          <w:ilvl w:val="0"/>
+          <w:numId w:val="0"/>
+        </w:numPr>
+        <w:ind w:leftChars="0" w:firstLine="420" w:firstLineChars="0"/>
+        <w:rPr>
+          <w:rFonts w:hint="default" w:ascii="宋体" w:hAnsi="宋体" w:eastAsia="宋体" w:cs="宋体"/>
+          <w:b w:val="0"/>
+          <w:bCs w:val="0"/>
+          <w:sz w:val="24"/>
+          <w:szCs w:val="24"/>
+          <w:lang w:val="en-US" w:eastAsia="zh-CN"/>
+        </w:rPr>
+      </w:pPr>
+      <w:r>
+        <w:rPr>
+          <w:rFonts w:hint="eastAsia" w:ascii="宋体" w:hAnsi="宋体" w:eastAsia="宋体" w:cs="宋体"/>
+          <w:b w:val="0"/>
+          <w:bCs w:val="0"/>
+          <w:sz w:val="24"/>
+          <w:szCs w:val="24"/>
+          <w:lang w:eastAsia="zh-CN"/>
+        </w:rPr>
+        <w:t>界面设计遵循极简风格，</w:t>
+      </w:r>
+      <w:r>
+        <w:rPr>
+          <w:rFonts w:hint="eastAsia" w:ascii="宋体" w:hAnsi="宋体" w:eastAsia="宋体" w:cs="宋体"/>
+          <w:b w:val="0"/>
+          <w:bCs w:val="0"/>
+          <w:sz w:val="24"/>
+          <w:szCs w:val="24"/>
+          <w:lang w:val="en-US" w:eastAsia="zh-CN"/>
+        </w:rPr>
+        <w:t>减少视觉干扰。核心</w:t>
+      </w:r>
+      <w:r>
+        <w:rPr>
+          <w:rFonts w:hint="eastAsia" w:ascii="宋体" w:hAnsi="宋体" w:eastAsia="宋体" w:cs="宋体"/>
+          <w:b w:val="0"/>
+          <w:bCs w:val="0"/>
+          <w:sz w:val="24"/>
+          <w:szCs w:val="24"/>
+          <w:lang w:eastAsia="zh-CN"/>
+        </w:rPr>
+        <w:t>操作应在1级页面完成，</w:t>
+      </w:r>
+      <w:r>
+        <w:rPr>
+          <w:rFonts w:hint="eastAsia" w:ascii="宋体" w:hAnsi="宋体" w:eastAsia="宋体" w:cs="宋体"/>
+          <w:b w:val="0"/>
+          <w:bCs w:val="0"/>
+          <w:sz w:val="24"/>
+          <w:szCs w:val="24"/>
+          <w:lang w:val="en-US" w:eastAsia="zh-CN"/>
+        </w:rPr>
+        <w:t>对于任何功能的完成，用户</w:t>
+      </w:r>
+      <w:r>
+        <w:rPr>
+          <w:rFonts w:hint="eastAsia" w:ascii="宋体" w:hAnsi="宋体" w:eastAsia="宋体" w:cs="宋体"/>
+          <w:b w:val="0"/>
+          <w:bCs w:val="0"/>
+          <w:sz w:val="24"/>
+          <w:szCs w:val="24"/>
+          <w:lang w:eastAsia="zh-CN"/>
+        </w:rPr>
+        <w:t>点击次数不超过3次。</w:t>
+      </w:r>
+      <w:r>
+        <w:rPr>
+          <w:rFonts w:hint="eastAsia" w:ascii="宋体" w:hAnsi="宋体" w:eastAsia="宋体" w:cs="宋体"/>
+          <w:b w:val="0"/>
+          <w:bCs w:val="0"/>
+          <w:sz w:val="24"/>
+          <w:szCs w:val="24"/>
+          <w:lang w:val="en-US" w:eastAsia="zh-CN"/>
+        </w:rPr>
+        <w:t>界面需要能适应不同分辨率的显示器。</w:t>
+      </w:r>
+    </w:p>
+    <w:p>
+      <w:pPr>
+        <w:numPr>
+          <w:ilvl w:val="2"/>
           <w:numId w:val="1"/>
         </w:numPr>
-        <w:ind w:left="567" w:leftChars="0" w:hanging="567" w:firstLineChars="0"/>
-        <w:rPr>
-          <w:rFonts w:hint="eastAsia" w:ascii="宋体" w:hAnsi="宋体" w:eastAsia="宋体" w:cs="宋体"/>
-          <w:b w:val="0"/>
-          <w:bCs w:val="0"/>
-          <w:sz w:val="28"/>
-          <w:szCs w:val="28"/>
-          <w:lang w:eastAsia="zh-CN"/>
-        </w:rPr>
-      </w:pPr>
-      <w:r>
-        <w:rPr>
-          <w:rFonts w:hint="eastAsia" w:ascii="宋体" w:hAnsi="宋体" w:eastAsia="宋体" w:cs="宋体"/>
-          <w:b w:val="0"/>
-          <w:bCs w:val="0"/>
-          <w:sz w:val="28"/>
-          <w:szCs w:val="28"/>
-          <w:lang w:eastAsia="zh-CN"/>
-        </w:rPr>
-        <w:t>进度记录</w:t>
+        <w:ind w:left="709" w:leftChars="0" w:hanging="709" w:firstLineChars="0"/>
+        <w:rPr>
+          <w:rFonts w:hint="eastAsia" w:ascii="宋体" w:hAnsi="宋体" w:eastAsia="宋体" w:cs="宋体"/>
+          <w:b w:val="0"/>
+          <w:bCs w:val="0"/>
+          <w:sz w:val="24"/>
+          <w:szCs w:val="24"/>
+          <w:lang w:eastAsia="zh-CN"/>
+        </w:rPr>
+      </w:pPr>
+      <w:r>
+        <w:rPr>
+          <w:rFonts w:hint="eastAsia" w:ascii="宋体" w:hAnsi="宋体" w:eastAsia="宋体" w:cs="宋体"/>
+          <w:b w:val="0"/>
+          <w:bCs w:val="0"/>
+          <w:sz w:val="24"/>
+          <w:szCs w:val="24"/>
+          <w:lang w:val="en-US" w:eastAsia="zh-CN"/>
+        </w:rPr>
+        <w:t>数据库</w:t>
       </w:r>
     </w:p>
     <w:p>
@@ -1801,60 +4540,25 @@
           <w:szCs w:val="24"/>
           <w:lang w:eastAsia="zh-CN"/>
         </w:rPr>
-        <w:t>用户在执行学习时记录过程。系统提供“开始学习”按钮，点击后进入专注计时状态，记录本次学习时长。</w:t>
+        <w:t>初期采用SQLite作为数据库引擎，所有数据文件存放于用户指定的目录或应用默认目录下，无需搭建复杂的服务器。需提供数据备份和恢复的建议机制。</w:t>
       </w:r>
     </w:p>
     <w:p>
       <w:pPr>
         <w:numPr>
-          <w:ilvl w:val="1"/>
+          <w:ilvl w:val="2"/>
           <w:numId w:val="1"/>
         </w:numPr>
-        <w:ind w:left="567" w:leftChars="0" w:hanging="567" w:firstLineChars="0"/>
-        <w:rPr>
-          <w:rFonts w:hint="eastAsia" w:ascii="宋体" w:hAnsi="宋体" w:eastAsia="宋体" w:cs="宋体"/>
-          <w:b w:val="0"/>
-          <w:bCs w:val="0"/>
-          <w:sz w:val="28"/>
-          <w:szCs w:val="28"/>
-          <w:lang w:eastAsia="zh-CN"/>
-        </w:rPr>
-      </w:pPr>
-      <w:r>
-        <w:rPr>
-          <w:rFonts w:hint="eastAsia" w:ascii="宋体" w:hAnsi="宋体" w:eastAsia="宋体" w:cs="宋体"/>
-          <w:b w:val="0"/>
-          <w:bCs w:val="0"/>
-          <w:sz w:val="28"/>
-          <w:szCs w:val="28"/>
-          <w:lang w:eastAsia="zh-CN"/>
-        </w:rPr>
-        <w:t>提醒与激励</w:t>
-      </w:r>
-    </w:p>
-    <w:p>
-      <w:pPr>
-        <w:ind w:firstLine="420" w:firstLineChars="0"/>
-        <w:rPr>
-          <w:rFonts w:hint="eastAsia" w:ascii="宋体" w:hAnsi="宋体" w:eastAsia="宋体" w:cs="宋体"/>
-          <w:b w:val="0"/>
-          <w:bCs w:val="0"/>
-          <w:sz w:val="24"/>
-          <w:szCs w:val="24"/>
-          <w:lang w:eastAsia="zh-CN"/>
-        </w:rPr>
-      </w:pPr>
-      <w:r>
-        <w:rPr>
-          <w:rFonts w:hint="eastAsia" w:ascii="宋体" w:hAnsi="宋体" w:eastAsia="宋体" w:cs="宋体"/>
-          <w:b w:val="0"/>
-          <w:bCs w:val="0"/>
-          <w:sz w:val="24"/>
-          <w:szCs w:val="24"/>
-          <w:lang w:eastAsia="zh-CN"/>
-        </w:rPr>
-        <w:t>辅助用户保持</w:t>
-      </w:r>
+        <w:ind w:left="709" w:leftChars="0" w:hanging="709" w:firstLineChars="0"/>
+        <w:rPr>
+          <w:rFonts w:hint="eastAsia" w:ascii="宋体" w:hAnsi="宋体" w:eastAsia="宋体" w:cs="宋体"/>
+          <w:b w:val="0"/>
+          <w:bCs w:val="0"/>
+          <w:sz w:val="24"/>
+          <w:szCs w:val="24"/>
+          <w:lang w:eastAsia="zh-CN"/>
+        </w:rPr>
+      </w:pPr>
       <w:r>
         <w:rPr>
           <w:rFonts w:hint="eastAsia" w:ascii="宋体" w:hAnsi="宋体" w:eastAsia="宋体" w:cs="宋体"/>
@@ -1864,281 +4568,35 @@
           <w:szCs w:val="24"/>
           <w:lang w:val="en-US" w:eastAsia="zh-CN"/>
         </w:rPr>
-        <w:t>学习</w:t>
-      </w:r>
-      <w:r>
-        <w:rPr>
-          <w:rFonts w:hint="eastAsia" w:ascii="宋体" w:hAnsi="宋体" w:eastAsia="宋体" w:cs="宋体"/>
-          <w:b w:val="0"/>
-          <w:bCs w:val="0"/>
-          <w:sz w:val="24"/>
-          <w:szCs w:val="24"/>
-          <w:lang w:eastAsia="zh-CN"/>
-        </w:rPr>
-        <w:t>习惯。系统支持设置每日学习目标，达到目标后推送桌面通知给予鼓励。如果连续</w:t>
-      </w:r>
-      <w:r>
-        <w:rPr>
-          <w:rFonts w:hint="eastAsia" w:ascii="宋体" w:hAnsi="宋体" w:eastAsia="宋体" w:cs="宋体"/>
-          <w:b w:val="0"/>
-          <w:bCs w:val="0"/>
-          <w:sz w:val="24"/>
-          <w:szCs w:val="24"/>
-          <w:lang w:val="en-US" w:eastAsia="zh-CN"/>
-        </w:rPr>
-        <w:t>多</w:t>
-      </w:r>
-      <w:r>
-        <w:rPr>
-          <w:rFonts w:hint="eastAsia" w:ascii="宋体" w:hAnsi="宋体" w:eastAsia="宋体" w:cs="宋体"/>
-          <w:b w:val="0"/>
-          <w:bCs w:val="0"/>
-          <w:sz w:val="24"/>
-          <w:szCs w:val="24"/>
-          <w:lang w:eastAsia="zh-CN"/>
-        </w:rPr>
-        <w:t>天未登录或未记录学习，系统应在用户下次打开时发出“荒废提醒”。</w:t>
+        <w:t>客户端配置</w:t>
       </w:r>
     </w:p>
     <w:p>
       <w:pPr>
         <w:numPr>
-          <w:ilvl w:val="1"/>
-          <w:numId w:val="1"/>
+          <w:ilvl w:val="0"/>
+          <w:numId w:val="0"/>
         </w:numPr>
-        <w:ind w:left="567" w:leftChars="0" w:hanging="567" w:firstLineChars="0"/>
-        <w:rPr>
-          <w:rFonts w:hint="eastAsia" w:ascii="宋体" w:hAnsi="宋体" w:eastAsia="宋体" w:cs="宋体"/>
-          <w:b w:val="0"/>
-          <w:bCs w:val="0"/>
-          <w:sz w:val="28"/>
-          <w:szCs w:val="28"/>
-          <w:lang w:eastAsia="zh-CN"/>
-        </w:rPr>
-      </w:pPr>
-      <w:r>
-        <w:rPr>
-          <w:rFonts w:hint="eastAsia" w:ascii="宋体" w:hAnsi="宋体" w:eastAsia="宋体" w:cs="宋体"/>
-          <w:b w:val="0"/>
-          <w:bCs w:val="0"/>
-          <w:sz w:val="28"/>
-          <w:szCs w:val="28"/>
-          <w:lang w:eastAsia="zh-CN"/>
-        </w:rPr>
-        <w:t>性能需求</w:t>
-      </w:r>
-    </w:p>
-    <w:p>
-      <w:pPr>
-        <w:ind w:firstLine="420" w:firstLineChars="0"/>
-        <w:rPr>
-          <w:rFonts w:hint="eastAsia" w:ascii="宋体" w:hAnsi="宋体" w:eastAsia="宋体" w:cs="宋体"/>
-          <w:b w:val="0"/>
-          <w:bCs w:val="0"/>
-          <w:sz w:val="24"/>
-          <w:szCs w:val="24"/>
-          <w:lang w:eastAsia="zh-CN"/>
-        </w:rPr>
-      </w:pPr>
-      <w:r>
-        <w:rPr>
-          <w:rFonts w:hint="eastAsia" w:ascii="宋体" w:hAnsi="宋体" w:eastAsia="宋体" w:cs="宋体"/>
-          <w:b w:val="0"/>
-          <w:bCs w:val="0"/>
-          <w:sz w:val="24"/>
-          <w:szCs w:val="24"/>
-          <w:lang w:eastAsia="zh-CN"/>
-        </w:rPr>
-        <w:t>系统启动时间不超过3秒。数据统计图表的加载时间不超过1.5秒。</w:t>
-      </w:r>
-    </w:p>
-    <w:p>
-      <w:pPr>
-        <w:numPr>
-          <w:ilvl w:val="1"/>
-          <w:numId w:val="1"/>
-        </w:numPr>
-        <w:ind w:left="567" w:leftChars="0" w:hanging="567" w:firstLineChars="0"/>
-        <w:rPr>
-          <w:rFonts w:hint="eastAsia" w:ascii="宋体" w:hAnsi="宋体" w:eastAsia="宋体" w:cs="宋体"/>
-          <w:b w:val="0"/>
-          <w:bCs w:val="0"/>
-          <w:sz w:val="28"/>
-          <w:szCs w:val="28"/>
-          <w:lang w:eastAsia="zh-CN"/>
-        </w:rPr>
-      </w:pPr>
-      <w:r>
-        <w:rPr>
-          <w:rFonts w:hint="eastAsia" w:ascii="宋体" w:hAnsi="宋体" w:eastAsia="宋体" w:cs="宋体"/>
-          <w:b w:val="0"/>
-          <w:bCs w:val="0"/>
-          <w:sz w:val="28"/>
-          <w:szCs w:val="28"/>
-          <w:lang w:eastAsia="zh-CN"/>
-        </w:rPr>
-        <w:t>易用性需求</w:t>
-      </w:r>
-    </w:p>
-    <w:p>
-      <w:pPr>
-        <w:ind w:firstLine="420" w:firstLineChars="0"/>
-        <w:rPr>
-          <w:rFonts w:hint="eastAsia" w:ascii="宋体" w:hAnsi="宋体" w:eastAsia="宋体" w:cs="宋体"/>
-          <w:b w:val="0"/>
-          <w:bCs w:val="0"/>
-          <w:sz w:val="24"/>
-          <w:szCs w:val="24"/>
-          <w:lang w:eastAsia="zh-CN"/>
-        </w:rPr>
-      </w:pPr>
-      <w:r>
-        <w:rPr>
-          <w:rFonts w:hint="eastAsia" w:ascii="宋体" w:hAnsi="宋体" w:eastAsia="宋体" w:cs="宋体"/>
-          <w:b w:val="0"/>
-          <w:bCs w:val="0"/>
-          <w:sz w:val="24"/>
-          <w:szCs w:val="24"/>
-          <w:lang w:eastAsia="zh-CN"/>
-        </w:rPr>
-        <w:t>界面设计遵循极简风格，主要操作应在1级页面完成，点击次数不超过3次。</w:t>
-      </w:r>
-    </w:p>
-    <w:p>
-      <w:pPr>
-        <w:numPr>
-          <w:ilvl w:val="1"/>
-          <w:numId w:val="1"/>
-        </w:numPr>
-        <w:ind w:left="567" w:leftChars="0" w:hanging="567" w:firstLineChars="0"/>
-        <w:rPr>
-          <w:rFonts w:hint="eastAsia" w:ascii="宋体" w:hAnsi="宋体" w:eastAsia="宋体" w:cs="宋体"/>
-          <w:b w:val="0"/>
-          <w:bCs w:val="0"/>
-          <w:sz w:val="28"/>
-          <w:szCs w:val="28"/>
-          <w:lang w:eastAsia="zh-CN"/>
-        </w:rPr>
-      </w:pPr>
-      <w:r>
-        <w:rPr>
-          <w:rFonts w:hint="eastAsia" w:ascii="宋体" w:hAnsi="宋体" w:eastAsia="宋体" w:cs="宋体"/>
-          <w:b w:val="0"/>
-          <w:bCs w:val="0"/>
-          <w:sz w:val="28"/>
-          <w:szCs w:val="28"/>
-          <w:lang w:eastAsia="zh-CN"/>
-        </w:rPr>
-        <w:t>数据持久化</w:t>
-      </w:r>
-    </w:p>
-    <w:p>
-      <w:pPr>
-        <w:ind w:firstLine="420" w:firstLineChars="0"/>
-        <w:rPr>
-          <w:rFonts w:hint="eastAsia" w:ascii="宋体" w:hAnsi="宋体" w:eastAsia="宋体" w:cs="宋体"/>
-          <w:b w:val="0"/>
-          <w:bCs w:val="0"/>
-          <w:sz w:val="24"/>
-          <w:szCs w:val="24"/>
-          <w:lang w:eastAsia="zh-CN"/>
-        </w:rPr>
-      </w:pPr>
-      <w:r>
-        <w:rPr>
-          <w:rFonts w:hint="eastAsia" w:ascii="宋体" w:hAnsi="宋体" w:eastAsia="宋体" w:cs="宋体"/>
-          <w:b w:val="0"/>
-          <w:bCs w:val="0"/>
-          <w:sz w:val="24"/>
-          <w:szCs w:val="24"/>
-          <w:lang w:eastAsia="zh-CN"/>
-        </w:rPr>
-        <w:t>初期可采用本地文件存储或轻量级数据库SQLite，无需搭建复杂的服务器。</w:t>
-      </w:r>
-    </w:p>
-    <w:p>
-      <w:pPr>
-        <w:numPr>
-          <w:ilvl w:val="1"/>
-          <w:numId w:val="1"/>
-        </w:numPr>
-        <w:ind w:left="567" w:leftChars="0" w:hanging="567" w:firstLineChars="0"/>
-        <w:rPr>
-          <w:rFonts w:hint="eastAsia" w:ascii="宋体" w:hAnsi="宋体" w:eastAsia="宋体" w:cs="宋体"/>
-          <w:b w:val="0"/>
-          <w:bCs w:val="0"/>
-          <w:sz w:val="28"/>
-          <w:szCs w:val="28"/>
-          <w:lang w:eastAsia="zh-CN"/>
-        </w:rPr>
-      </w:pPr>
-      <w:r>
-        <w:rPr>
-          <w:rFonts w:hint="eastAsia" w:ascii="宋体" w:hAnsi="宋体" w:eastAsia="宋体" w:cs="宋体"/>
-          <w:b w:val="0"/>
-          <w:bCs w:val="0"/>
-          <w:sz w:val="28"/>
-          <w:szCs w:val="28"/>
-          <w:lang w:eastAsia="zh-CN"/>
-        </w:rPr>
-        <w:t>约束条件</w:t>
-      </w:r>
-    </w:p>
-    <w:p>
-      <w:pPr>
-        <w:rPr>
-          <w:rFonts w:hint="default" w:ascii="宋体" w:hAnsi="宋体" w:eastAsia="宋体" w:cs="宋体"/>
-          <w:b w:val="0"/>
-          <w:bCs w:val="0"/>
-          <w:sz w:val="24"/>
-          <w:szCs w:val="24"/>
-          <w:lang w:val="en-US" w:eastAsia="zh-CN"/>
-        </w:rPr>
-      </w:pPr>
-      <w:r>
-        <w:rPr>
-          <w:rFonts w:hint="eastAsia" w:ascii="宋体" w:hAnsi="宋体" w:eastAsia="宋体" w:cs="宋体"/>
-          <w:b w:val="0"/>
-          <w:bCs w:val="0"/>
-          <w:sz w:val="24"/>
-          <w:szCs w:val="24"/>
-          <w:lang w:eastAsia="zh-CN"/>
-        </w:rPr>
-        <w:t>开发语言：</w:t>
-      </w:r>
-    </w:p>
-    <w:p>
-      <w:pPr>
-        <w:rPr>
-          <w:rFonts w:hint="default" w:ascii="宋体" w:hAnsi="宋体" w:eastAsia="宋体" w:cs="宋体"/>
-          <w:b w:val="0"/>
-          <w:bCs w:val="0"/>
-          <w:sz w:val="24"/>
-          <w:szCs w:val="24"/>
-          <w:lang w:val="en-US" w:eastAsia="zh-CN"/>
-        </w:rPr>
-      </w:pPr>
-      <w:r>
-        <w:rPr>
-          <w:rFonts w:hint="eastAsia" w:ascii="宋体" w:hAnsi="宋体" w:eastAsia="宋体" w:cs="宋体"/>
-          <w:b w:val="0"/>
-          <w:bCs w:val="0"/>
-          <w:sz w:val="24"/>
-          <w:szCs w:val="24"/>
-          <w:lang w:val="en-US" w:eastAsia="zh-CN"/>
-        </w:rPr>
-        <w:t>开发平台</w:t>
-      </w:r>
-      <w:r>
-        <w:rPr>
-          <w:rFonts w:hint="eastAsia" w:ascii="宋体" w:hAnsi="宋体" w:eastAsia="宋体" w:cs="宋体"/>
-          <w:b w:val="0"/>
-          <w:bCs w:val="0"/>
-          <w:sz w:val="24"/>
-          <w:szCs w:val="24"/>
-          <w:lang w:eastAsia="zh-CN"/>
-        </w:rPr>
-        <w:t>：</w:t>
+        <w:ind w:leftChars="0" w:firstLine="420" w:firstLineChars="0"/>
+        <w:rPr>
+          <w:rFonts w:hint="eastAsia" w:ascii="宋体" w:hAnsi="宋体" w:eastAsia="宋体" w:cs="宋体"/>
+          <w:b w:val="0"/>
+          <w:bCs w:val="0"/>
+          <w:sz w:val="24"/>
+          <w:szCs w:val="24"/>
+          <w:lang w:eastAsia="zh-CN"/>
+        </w:rPr>
+      </w:pPr>
+      <w:r>
+        <w:rPr>
+          <w:rFonts w:hint="eastAsia" w:ascii="宋体" w:hAnsi="宋体" w:eastAsia="宋体" w:cs="宋体"/>
+          <w:b w:val="0"/>
+          <w:bCs w:val="0"/>
+          <w:sz w:val="24"/>
+          <w:szCs w:val="24"/>
+          <w:lang w:eastAsia="zh-CN"/>
+        </w:rPr>
+        <w:t>若为桌面应用，应提供一键安装包，无需用户手动配置运行环境。若为Web应用，应支持在现代浏览器上无需安装插件即可运行。</w:t>
       </w:r>
     </w:p>
     <w:p>
@@ -2398,74 +4856,1006 @@
         </w:rPr>
         <w:t>数据实体</w:t>
       </w:r>
-    </w:p>
-    <w:p>
-      <w:pPr>
-        <w:rPr>
-          <w:rFonts w:hint="eastAsia" w:ascii="宋体" w:hAnsi="宋体" w:eastAsia="宋体" w:cs="宋体"/>
-          <w:b w:val="0"/>
-          <w:bCs w:val="0"/>
-          <w:sz w:val="24"/>
-          <w:szCs w:val="24"/>
-          <w:lang w:eastAsia="zh-CN"/>
-        </w:rPr>
-      </w:pPr>
-      <w:r>
-        <w:rPr>
-          <w:rFonts w:hint="eastAsia" w:ascii="宋体" w:hAnsi="宋体" w:eastAsia="宋体" w:cs="宋体"/>
-          <w:b w:val="0"/>
-          <w:bCs w:val="0"/>
-          <w:sz w:val="24"/>
-          <w:szCs w:val="24"/>
-          <w:lang w:eastAsia="zh-CN"/>
-        </w:rPr>
-        <w:t>课程表 : 课程ID、名称、总学时、创建时间、状态。</w:t>
-      </w:r>
-    </w:p>
-    <w:p>
-      <w:pPr>
-        <w:rPr>
-          <w:rFonts w:hint="eastAsia" w:ascii="宋体" w:hAnsi="宋体" w:eastAsia="宋体" w:cs="宋体"/>
-          <w:b w:val="0"/>
-          <w:bCs w:val="0"/>
-          <w:sz w:val="24"/>
-          <w:szCs w:val="24"/>
-          <w:lang w:eastAsia="zh-CN"/>
-        </w:rPr>
-      </w:pPr>
-      <w:r>
-        <w:rPr>
-          <w:rFonts w:hint="eastAsia" w:ascii="宋体" w:hAnsi="宋体" w:eastAsia="宋体" w:cs="宋体"/>
-          <w:b w:val="0"/>
-          <w:bCs w:val="0"/>
-          <w:sz w:val="24"/>
-          <w:szCs w:val="24"/>
-          <w:lang w:eastAsia="zh-CN"/>
-        </w:rPr>
-        <w:t>任务表 : 任务ID、所属课程ID、任务名称、预计时长、是否完成、截止日期。</w:t>
-      </w:r>
-    </w:p>
-    <w:p>
-      <w:pPr>
-        <w:rPr>
-          <w:rFonts w:hint="eastAsia" w:ascii="宋体" w:hAnsi="宋体" w:eastAsia="宋体" w:cs="宋体"/>
-          <w:b w:val="0"/>
-          <w:bCs w:val="0"/>
-          <w:sz w:val="24"/>
-          <w:szCs w:val="24"/>
-          <w:lang w:eastAsia="zh-CN"/>
-        </w:rPr>
-      </w:pPr>
-      <w:r>
-        <w:rPr>
-          <w:rFonts w:hint="eastAsia" w:ascii="宋体" w:hAnsi="宋体" w:eastAsia="宋体" w:cs="宋体"/>
-          <w:b w:val="0"/>
-          <w:bCs w:val="0"/>
-          <w:sz w:val="24"/>
-          <w:szCs w:val="24"/>
-          <w:lang w:eastAsia="zh-CN"/>
-        </w:rPr>
-        <w:t>记录表 : 记录ID、关联任务ID、学习日期、学习时长(分钟)、笔记内容。</w:t>
+      <w:r>
+        <w:rPr>
+          <w:rFonts w:hint="eastAsia" w:ascii="宋体" w:hAnsi="宋体" w:eastAsia="宋体" w:cs="宋体"/>
+          <w:b w:val="0"/>
+          <w:bCs w:val="0"/>
+          <w:sz w:val="28"/>
+          <w:szCs w:val="28"/>
+          <w:lang w:val="en-US" w:eastAsia="zh-CN"/>
+        </w:rPr>
+        <w:t>描述</w:t>
+      </w:r>
+    </w:p>
+    <w:tbl>
+      <w:tblPr>
+        <w:tblStyle w:val="4"/>
+        <w:tblW w:w="8561" w:type="dxa"/>
+        <w:tblInd w:w="0" w:type="dxa"/>
+        <w:tblBorders>
+          <w:top w:val="single" w:color="auto" w:sz="4" w:space="0"/>
+          <w:left w:val="single" w:color="auto" w:sz="4" w:space="0"/>
+          <w:bottom w:val="single" w:color="auto" w:sz="4" w:space="0"/>
+          <w:right w:val="single" w:color="auto" w:sz="4" w:space="0"/>
+          <w:insideH w:val="single" w:color="auto" w:sz="4" w:space="0"/>
+          <w:insideV w:val="single" w:color="auto" w:sz="4" w:space="0"/>
+        </w:tblBorders>
+        <w:tblLayout w:type="autofit"/>
+        <w:tblCellMar>
+          <w:top w:w="0" w:type="dxa"/>
+          <w:left w:w="108" w:type="dxa"/>
+          <w:bottom w:w="0" w:type="dxa"/>
+          <w:right w:w="108" w:type="dxa"/>
+        </w:tblCellMar>
+      </w:tblPr>
+      <w:tblGrid>
+        <w:gridCol w:w="964"/>
+        <w:gridCol w:w="4876"/>
+        <w:gridCol w:w="2721"/>
+      </w:tblGrid>
+      <w:tr>
+        <w:tblPrEx>
+          <w:tblBorders>
+            <w:top w:val="single" w:color="auto" w:sz="4" w:space="0"/>
+            <w:left w:val="single" w:color="auto" w:sz="4" w:space="0"/>
+            <w:bottom w:val="single" w:color="auto" w:sz="4" w:space="0"/>
+            <w:right w:val="single" w:color="auto" w:sz="4" w:space="0"/>
+            <w:insideH w:val="single" w:color="auto" w:sz="4" w:space="0"/>
+            <w:insideV w:val="single" w:color="auto" w:sz="4" w:space="0"/>
+          </w:tblBorders>
+          <w:tblCellMar>
+            <w:top w:w="0" w:type="dxa"/>
+            <w:left w:w="108" w:type="dxa"/>
+            <w:bottom w:w="0" w:type="dxa"/>
+            <w:right w:w="108" w:type="dxa"/>
+          </w:tblCellMar>
+        </w:tblPrEx>
+        <w:trPr>
+          <w:trHeight w:val="340" w:hRule="atLeast"/>
+        </w:trPr>
+        <w:tc>
+          <w:tcPr>
+            <w:tcW w:w="964" w:type="dxa"/>
+            <w:vAlign w:val="center"/>
+          </w:tcPr>
+          <w:p>
+            <w:pPr>
+              <w:numPr>
+                <w:ilvl w:val="0"/>
+                <w:numId w:val="0"/>
+              </w:numPr>
+              <w:jc w:val="center"/>
+              <w:rPr>
+                <w:rFonts w:hint="eastAsia" w:ascii="宋体" w:hAnsi="宋体" w:eastAsia="宋体" w:cs="宋体"/>
+                <w:b w:val="0"/>
+                <w:bCs w:val="0"/>
+                <w:sz w:val="24"/>
+                <w:szCs w:val="24"/>
+                <w:vertAlign w:val="baseline"/>
+                <w:lang w:val="en-US" w:eastAsia="zh-CN"/>
+              </w:rPr>
+            </w:pPr>
+            <w:r>
+              <w:rPr>
+                <w:rFonts w:hint="eastAsia" w:ascii="宋体" w:hAnsi="宋体" w:eastAsia="宋体" w:cs="宋体"/>
+                <w:b w:val="0"/>
+                <w:bCs w:val="0"/>
+                <w:sz w:val="24"/>
+                <w:szCs w:val="24"/>
+                <w:vertAlign w:val="baseline"/>
+                <w:lang w:val="en-US" w:eastAsia="zh-CN"/>
+              </w:rPr>
+              <w:t>实体名</w:t>
+            </w:r>
+          </w:p>
+        </w:tc>
+        <w:tc>
+          <w:tcPr>
+            <w:tcW w:w="4876" w:type="dxa"/>
+            <w:vAlign w:val="center"/>
+          </w:tcPr>
+          <w:p>
+            <w:pPr>
+              <w:numPr>
+                <w:ilvl w:val="0"/>
+                <w:numId w:val="0"/>
+              </w:numPr>
+              <w:jc w:val="center"/>
+              <w:rPr>
+                <w:rFonts w:hint="eastAsia" w:ascii="宋体" w:hAnsi="宋体" w:eastAsia="宋体" w:cs="宋体"/>
+                <w:b w:val="0"/>
+                <w:bCs w:val="0"/>
+                <w:sz w:val="24"/>
+                <w:szCs w:val="24"/>
+                <w:vertAlign w:val="baseline"/>
+                <w:lang w:val="en-US" w:eastAsia="zh-CN"/>
+              </w:rPr>
+            </w:pPr>
+            <w:r>
+              <w:rPr>
+                <w:rFonts w:hint="eastAsia" w:ascii="宋体" w:hAnsi="宋体" w:eastAsia="宋体" w:cs="宋体"/>
+                <w:b w:val="0"/>
+                <w:bCs w:val="0"/>
+                <w:sz w:val="24"/>
+                <w:szCs w:val="24"/>
+                <w:vertAlign w:val="baseline"/>
+                <w:lang w:val="en-US" w:eastAsia="zh-CN"/>
+              </w:rPr>
+              <w:t>属性</w:t>
+            </w:r>
+          </w:p>
+        </w:tc>
+        <w:tc>
+          <w:tcPr>
+            <w:tcW w:w="2721" w:type="dxa"/>
+            <w:vAlign w:val="center"/>
+          </w:tcPr>
+          <w:p>
+            <w:pPr>
+              <w:numPr>
+                <w:ilvl w:val="0"/>
+                <w:numId w:val="0"/>
+              </w:numPr>
+              <w:jc w:val="center"/>
+              <w:rPr>
+                <w:rFonts w:hint="eastAsia" w:ascii="宋体" w:hAnsi="宋体" w:eastAsia="宋体" w:cs="宋体"/>
+                <w:b w:val="0"/>
+                <w:bCs w:val="0"/>
+                <w:sz w:val="24"/>
+                <w:szCs w:val="24"/>
+                <w:vertAlign w:val="baseline"/>
+                <w:lang w:val="en-US" w:eastAsia="zh-CN"/>
+              </w:rPr>
+            </w:pPr>
+            <w:r>
+              <w:rPr>
+                <w:rFonts w:hint="eastAsia" w:ascii="宋体" w:hAnsi="宋体" w:eastAsia="宋体" w:cs="宋体"/>
+                <w:b w:val="0"/>
+                <w:bCs w:val="0"/>
+                <w:sz w:val="24"/>
+                <w:szCs w:val="24"/>
+                <w:vertAlign w:val="baseline"/>
+                <w:lang w:val="en-US" w:eastAsia="zh-CN"/>
+              </w:rPr>
+              <w:t>描述</w:t>
+            </w:r>
+          </w:p>
+        </w:tc>
+      </w:tr>
+      <w:tr>
+        <w:tblPrEx>
+          <w:tblBorders>
+            <w:top w:val="single" w:color="auto" w:sz="4" w:space="0"/>
+            <w:left w:val="single" w:color="auto" w:sz="4" w:space="0"/>
+            <w:bottom w:val="single" w:color="auto" w:sz="4" w:space="0"/>
+            <w:right w:val="single" w:color="auto" w:sz="4" w:space="0"/>
+            <w:insideH w:val="single" w:color="auto" w:sz="4" w:space="0"/>
+            <w:insideV w:val="single" w:color="auto" w:sz="4" w:space="0"/>
+          </w:tblBorders>
+          <w:tblCellMar>
+            <w:top w:w="0" w:type="dxa"/>
+            <w:left w:w="108" w:type="dxa"/>
+            <w:bottom w:w="0" w:type="dxa"/>
+            <w:right w:w="108" w:type="dxa"/>
+          </w:tblCellMar>
+        </w:tblPrEx>
+        <w:trPr>
+          <w:trHeight w:val="340" w:hRule="atLeast"/>
+        </w:trPr>
+        <w:tc>
+          <w:tcPr>
+            <w:tcW w:w="964" w:type="dxa"/>
+            <w:vAlign w:val="center"/>
+          </w:tcPr>
+          <w:p>
+            <w:pPr>
+              <w:numPr>
+                <w:ilvl w:val="0"/>
+                <w:numId w:val="0"/>
+              </w:numPr>
+              <w:jc w:val="center"/>
+              <w:rPr>
+                <w:rFonts w:hint="eastAsia" w:ascii="宋体" w:hAnsi="宋体" w:eastAsia="宋体" w:cs="宋体"/>
+                <w:b w:val="0"/>
+                <w:bCs w:val="0"/>
+                <w:sz w:val="24"/>
+                <w:szCs w:val="24"/>
+                <w:vertAlign w:val="baseline"/>
+                <w:lang w:val="en-US" w:eastAsia="zh-CN"/>
+              </w:rPr>
+            </w:pPr>
+            <w:r>
+              <w:rPr>
+                <w:rFonts w:hint="eastAsia" w:ascii="宋体" w:hAnsi="宋体" w:eastAsia="宋体" w:cs="宋体"/>
+                <w:b w:val="0"/>
+                <w:bCs w:val="0"/>
+                <w:sz w:val="24"/>
+                <w:szCs w:val="24"/>
+                <w:vertAlign w:val="baseline"/>
+                <w:lang w:val="en-US" w:eastAsia="zh-CN"/>
+              </w:rPr>
+              <w:t>课程表</w:t>
+            </w:r>
+          </w:p>
+        </w:tc>
+        <w:tc>
+          <w:tcPr>
+            <w:tcW w:w="4876" w:type="dxa"/>
+            <w:vAlign w:val="center"/>
+          </w:tcPr>
+          <w:p>
+            <w:pPr>
+              <w:numPr>
+                <w:ilvl w:val="0"/>
+                <w:numId w:val="0"/>
+              </w:numPr>
+              <w:jc w:val="both"/>
+              <w:rPr>
+                <w:rFonts w:hint="eastAsia" w:ascii="宋体" w:hAnsi="宋体" w:eastAsia="宋体" w:cs="宋体"/>
+                <w:b w:val="0"/>
+                <w:bCs w:val="0"/>
+                <w:sz w:val="24"/>
+                <w:szCs w:val="24"/>
+                <w:vertAlign w:val="baseline"/>
+                <w:lang w:eastAsia="zh-CN"/>
+              </w:rPr>
+            </w:pPr>
+            <w:r>
+              <w:rPr>
+                <w:rFonts w:hint="eastAsia" w:ascii="宋体" w:hAnsi="宋体" w:eastAsia="宋体" w:cs="宋体"/>
+                <w:b w:val="0"/>
+                <w:bCs w:val="0"/>
+                <w:sz w:val="24"/>
+                <w:szCs w:val="24"/>
+                <w:vertAlign w:val="baseline"/>
+                <w:lang w:eastAsia="zh-CN"/>
+              </w:rPr>
+              <w:t>课程ID（主键）、名称、描述、总</w:t>
+            </w:r>
+            <w:r>
+              <w:rPr>
+                <w:rFonts w:hint="eastAsia" w:ascii="宋体" w:hAnsi="宋体" w:eastAsia="宋体" w:cs="宋体"/>
+                <w:b w:val="0"/>
+                <w:bCs w:val="0"/>
+                <w:sz w:val="24"/>
+                <w:szCs w:val="24"/>
+                <w:vertAlign w:val="baseline"/>
+                <w:lang w:val="en-US" w:eastAsia="zh-CN"/>
+              </w:rPr>
+              <w:t>学时</w:t>
+            </w:r>
+            <w:r>
+              <w:rPr>
+                <w:rFonts w:hint="eastAsia" w:ascii="宋体" w:hAnsi="宋体" w:eastAsia="宋体" w:cs="宋体"/>
+                <w:b w:val="0"/>
+                <w:bCs w:val="0"/>
+                <w:sz w:val="24"/>
+                <w:szCs w:val="24"/>
+                <w:vertAlign w:val="baseline"/>
+                <w:lang w:eastAsia="zh-CN"/>
+              </w:rPr>
+              <w:t>、创建时间、状态（进行中/已归档）</w:t>
+            </w:r>
+          </w:p>
+        </w:tc>
+        <w:tc>
+          <w:tcPr>
+            <w:tcW w:w="2721" w:type="dxa"/>
+            <w:vAlign w:val="center"/>
+          </w:tcPr>
+          <w:p>
+            <w:pPr>
+              <w:numPr>
+                <w:ilvl w:val="0"/>
+                <w:numId w:val="0"/>
+              </w:numPr>
+              <w:jc w:val="both"/>
+              <w:rPr>
+                <w:rFonts w:hint="eastAsia" w:ascii="宋体" w:hAnsi="宋体" w:eastAsia="宋体" w:cs="宋体"/>
+                <w:b w:val="0"/>
+                <w:bCs w:val="0"/>
+                <w:sz w:val="24"/>
+                <w:szCs w:val="24"/>
+                <w:vertAlign w:val="baseline"/>
+                <w:lang w:eastAsia="zh-CN"/>
+              </w:rPr>
+            </w:pPr>
+            <w:r>
+              <w:rPr>
+                <w:rFonts w:hint="eastAsia" w:ascii="宋体" w:hAnsi="宋体" w:eastAsia="宋体" w:cs="宋体"/>
+                <w:i w:val="0"/>
+                <w:iCs w:val="0"/>
+                <w:caps w:val="0"/>
+                <w:color w:val="0F1115"/>
+                <w:spacing w:val="0"/>
+                <w:sz w:val="24"/>
+                <w:szCs w:val="24"/>
+                <w:shd w:val="clear" w:fill="FFFFFF"/>
+              </w:rPr>
+              <w:t>存储用户创建的学习课程信息。</w:t>
+            </w:r>
+          </w:p>
+        </w:tc>
+      </w:tr>
+      <w:tr>
+        <w:tblPrEx>
+          <w:tblBorders>
+            <w:top w:val="single" w:color="auto" w:sz="4" w:space="0"/>
+            <w:left w:val="single" w:color="auto" w:sz="4" w:space="0"/>
+            <w:bottom w:val="single" w:color="auto" w:sz="4" w:space="0"/>
+            <w:right w:val="single" w:color="auto" w:sz="4" w:space="0"/>
+            <w:insideH w:val="single" w:color="auto" w:sz="4" w:space="0"/>
+            <w:insideV w:val="single" w:color="auto" w:sz="4" w:space="0"/>
+          </w:tblBorders>
+          <w:tblCellMar>
+            <w:top w:w="0" w:type="dxa"/>
+            <w:left w:w="108" w:type="dxa"/>
+            <w:bottom w:w="0" w:type="dxa"/>
+            <w:right w:w="108" w:type="dxa"/>
+          </w:tblCellMar>
+        </w:tblPrEx>
+        <w:trPr>
+          <w:trHeight w:val="340" w:hRule="atLeast"/>
+        </w:trPr>
+        <w:tc>
+          <w:tcPr>
+            <w:tcW w:w="964" w:type="dxa"/>
+            <w:vAlign w:val="center"/>
+          </w:tcPr>
+          <w:p>
+            <w:pPr>
+              <w:numPr>
+                <w:ilvl w:val="0"/>
+                <w:numId w:val="0"/>
+              </w:numPr>
+              <w:jc w:val="center"/>
+              <w:rPr>
+                <w:rFonts w:hint="eastAsia" w:ascii="宋体" w:hAnsi="宋体" w:eastAsia="宋体" w:cs="宋体"/>
+                <w:b w:val="0"/>
+                <w:bCs w:val="0"/>
+                <w:sz w:val="24"/>
+                <w:szCs w:val="24"/>
+                <w:vertAlign w:val="baseline"/>
+                <w:lang w:val="en-US" w:eastAsia="zh-CN"/>
+              </w:rPr>
+            </w:pPr>
+            <w:r>
+              <w:rPr>
+                <w:rFonts w:hint="eastAsia" w:ascii="宋体" w:hAnsi="宋体" w:eastAsia="宋体" w:cs="宋体"/>
+                <w:b w:val="0"/>
+                <w:bCs w:val="0"/>
+                <w:sz w:val="24"/>
+                <w:szCs w:val="24"/>
+                <w:vertAlign w:val="baseline"/>
+                <w:lang w:val="en-US" w:eastAsia="zh-CN"/>
+              </w:rPr>
+              <w:t>任务表</w:t>
+            </w:r>
+          </w:p>
+        </w:tc>
+        <w:tc>
+          <w:tcPr>
+            <w:tcW w:w="4876" w:type="dxa"/>
+            <w:vAlign w:val="center"/>
+          </w:tcPr>
+          <w:p>
+            <w:pPr>
+              <w:numPr>
+                <w:ilvl w:val="0"/>
+                <w:numId w:val="0"/>
+              </w:numPr>
+              <w:jc w:val="both"/>
+              <w:rPr>
+                <w:rFonts w:hint="eastAsia" w:ascii="宋体" w:hAnsi="宋体" w:eastAsia="宋体" w:cs="宋体"/>
+                <w:b w:val="0"/>
+                <w:bCs w:val="0"/>
+                <w:sz w:val="24"/>
+                <w:szCs w:val="24"/>
+                <w:vertAlign w:val="baseline"/>
+                <w:lang w:eastAsia="zh-CN"/>
+              </w:rPr>
+            </w:pPr>
+            <w:r>
+              <w:rPr>
+                <w:rFonts w:hint="eastAsia" w:ascii="宋体" w:hAnsi="宋体" w:eastAsia="宋体" w:cs="宋体"/>
+                <w:b w:val="0"/>
+                <w:bCs w:val="0"/>
+                <w:sz w:val="24"/>
+                <w:szCs w:val="24"/>
+                <w:vertAlign w:val="baseline"/>
+                <w:lang w:eastAsia="zh-CN"/>
+              </w:rPr>
+              <w:t>任务ID（主键）、所属课程ID（外键）、父任务ID（自关联）、任务名称、预计时长、是否完成、排序索引</w:t>
+            </w:r>
+          </w:p>
+        </w:tc>
+        <w:tc>
+          <w:tcPr>
+            <w:tcW w:w="2721" w:type="dxa"/>
+            <w:vAlign w:val="center"/>
+          </w:tcPr>
+          <w:p>
+            <w:pPr>
+              <w:numPr>
+                <w:ilvl w:val="0"/>
+                <w:numId w:val="0"/>
+              </w:numPr>
+              <w:jc w:val="both"/>
+              <w:rPr>
+                <w:rFonts w:hint="eastAsia" w:ascii="宋体" w:hAnsi="宋体" w:eastAsia="宋体" w:cs="宋体"/>
+                <w:b w:val="0"/>
+                <w:bCs w:val="0"/>
+                <w:sz w:val="24"/>
+                <w:szCs w:val="24"/>
+                <w:vertAlign w:val="baseline"/>
+                <w:lang w:eastAsia="zh-CN"/>
+              </w:rPr>
+            </w:pPr>
+            <w:r>
+              <w:rPr>
+                <w:rFonts w:hint="eastAsia" w:ascii="宋体" w:hAnsi="宋体" w:eastAsia="宋体" w:cs="宋体"/>
+                <w:i w:val="0"/>
+                <w:iCs w:val="0"/>
+                <w:caps w:val="0"/>
+                <w:color w:val="0F1115"/>
+                <w:spacing w:val="0"/>
+                <w:sz w:val="24"/>
+                <w:szCs w:val="24"/>
+                <w:shd w:val="clear" w:fill="FFFFFF"/>
+              </w:rPr>
+              <w:t>存储学习方案中的具体学习项，支持树形结构</w:t>
+            </w:r>
+            <w:r>
+              <w:rPr>
+                <w:rFonts w:hint="eastAsia" w:ascii="宋体" w:hAnsi="宋体" w:eastAsia="宋体" w:cs="宋体"/>
+                <w:i w:val="0"/>
+                <w:iCs w:val="0"/>
+                <w:caps w:val="0"/>
+                <w:color w:val="0F1115"/>
+                <w:spacing w:val="0"/>
+                <w:sz w:val="24"/>
+                <w:szCs w:val="24"/>
+                <w:shd w:val="clear" w:fill="FFFFFF"/>
+                <w:lang w:eastAsia="zh-CN"/>
+              </w:rPr>
+              <w:t>。</w:t>
+            </w:r>
+          </w:p>
+        </w:tc>
+      </w:tr>
+      <w:tr>
+        <w:tblPrEx>
+          <w:tblBorders>
+            <w:top w:val="single" w:color="auto" w:sz="4" w:space="0"/>
+            <w:left w:val="single" w:color="auto" w:sz="4" w:space="0"/>
+            <w:bottom w:val="single" w:color="auto" w:sz="4" w:space="0"/>
+            <w:right w:val="single" w:color="auto" w:sz="4" w:space="0"/>
+            <w:insideH w:val="single" w:color="auto" w:sz="4" w:space="0"/>
+            <w:insideV w:val="single" w:color="auto" w:sz="4" w:space="0"/>
+          </w:tblBorders>
+          <w:tblCellMar>
+            <w:top w:w="0" w:type="dxa"/>
+            <w:left w:w="108" w:type="dxa"/>
+            <w:bottom w:w="0" w:type="dxa"/>
+            <w:right w:w="108" w:type="dxa"/>
+          </w:tblCellMar>
+        </w:tblPrEx>
+        <w:trPr>
+          <w:trHeight w:val="340" w:hRule="atLeast"/>
+        </w:trPr>
+        <w:tc>
+          <w:tcPr>
+            <w:tcW w:w="964" w:type="dxa"/>
+            <w:vAlign w:val="center"/>
+          </w:tcPr>
+          <w:p>
+            <w:pPr>
+              <w:numPr>
+                <w:ilvl w:val="0"/>
+                <w:numId w:val="0"/>
+              </w:numPr>
+              <w:jc w:val="center"/>
+              <w:rPr>
+                <w:rFonts w:hint="eastAsia" w:ascii="宋体" w:hAnsi="宋体" w:eastAsia="宋体" w:cs="宋体"/>
+                <w:b w:val="0"/>
+                <w:bCs w:val="0"/>
+                <w:sz w:val="24"/>
+                <w:szCs w:val="24"/>
+                <w:vertAlign w:val="baseline"/>
+                <w:lang w:val="en-US" w:eastAsia="zh-CN"/>
+              </w:rPr>
+            </w:pPr>
+            <w:r>
+              <w:rPr>
+                <w:rFonts w:hint="eastAsia" w:ascii="宋体" w:hAnsi="宋体" w:eastAsia="宋体" w:cs="宋体"/>
+                <w:b w:val="0"/>
+                <w:bCs w:val="0"/>
+                <w:sz w:val="24"/>
+                <w:szCs w:val="24"/>
+                <w:vertAlign w:val="baseline"/>
+                <w:lang w:val="en-US" w:eastAsia="zh-CN"/>
+              </w:rPr>
+              <w:t>学习记录表</w:t>
+            </w:r>
+          </w:p>
+        </w:tc>
+        <w:tc>
+          <w:tcPr>
+            <w:tcW w:w="4876" w:type="dxa"/>
+            <w:vAlign w:val="center"/>
+          </w:tcPr>
+          <w:p>
+            <w:pPr>
+              <w:numPr>
+                <w:ilvl w:val="0"/>
+                <w:numId w:val="0"/>
+              </w:numPr>
+              <w:jc w:val="both"/>
+              <w:rPr>
+                <w:rFonts w:hint="eastAsia" w:ascii="宋体" w:hAnsi="宋体" w:eastAsia="宋体" w:cs="宋体"/>
+                <w:b w:val="0"/>
+                <w:bCs w:val="0"/>
+                <w:sz w:val="24"/>
+                <w:szCs w:val="24"/>
+                <w:vertAlign w:val="baseline"/>
+                <w:lang w:eastAsia="zh-CN"/>
+              </w:rPr>
+            </w:pPr>
+            <w:r>
+              <w:rPr>
+                <w:rFonts w:hint="eastAsia" w:ascii="宋体" w:hAnsi="宋体" w:eastAsia="宋体" w:cs="宋体"/>
+                <w:b w:val="0"/>
+                <w:bCs w:val="0"/>
+                <w:sz w:val="24"/>
+                <w:szCs w:val="24"/>
+                <w:vertAlign w:val="baseline"/>
+                <w:lang w:eastAsia="zh-CN"/>
+              </w:rPr>
+              <w:t>记录ID（主键）、关联任务ID（外键）、学习日期、学习时长（分钟）、备注</w:t>
+            </w:r>
+          </w:p>
+        </w:tc>
+        <w:tc>
+          <w:tcPr>
+            <w:tcW w:w="2721" w:type="dxa"/>
+            <w:vAlign w:val="center"/>
+          </w:tcPr>
+          <w:p>
+            <w:pPr>
+              <w:numPr>
+                <w:ilvl w:val="0"/>
+                <w:numId w:val="0"/>
+              </w:numPr>
+              <w:jc w:val="both"/>
+              <w:rPr>
+                <w:rFonts w:hint="eastAsia" w:ascii="宋体" w:hAnsi="宋体" w:eastAsia="宋体" w:cs="宋体"/>
+                <w:b w:val="0"/>
+                <w:bCs w:val="0"/>
+                <w:sz w:val="24"/>
+                <w:szCs w:val="24"/>
+                <w:vertAlign w:val="baseline"/>
+                <w:lang w:eastAsia="zh-CN"/>
+              </w:rPr>
+            </w:pPr>
+            <w:r>
+              <w:rPr>
+                <w:rFonts w:hint="eastAsia" w:ascii="宋体" w:hAnsi="宋体" w:eastAsia="宋体" w:cs="宋体"/>
+                <w:i w:val="0"/>
+                <w:iCs w:val="0"/>
+                <w:caps w:val="0"/>
+                <w:color w:val="0F1115"/>
+                <w:spacing w:val="0"/>
+                <w:sz w:val="24"/>
+                <w:szCs w:val="24"/>
+                <w:shd w:val="clear" w:fill="FFFFFF"/>
+              </w:rPr>
+              <w:t>存储每次专注计时或手动添加的学习时长记录。</w:t>
+            </w:r>
+          </w:p>
+        </w:tc>
+      </w:tr>
+      <w:tr>
+        <w:tblPrEx>
+          <w:tblBorders>
+            <w:top w:val="single" w:color="auto" w:sz="4" w:space="0"/>
+            <w:left w:val="single" w:color="auto" w:sz="4" w:space="0"/>
+            <w:bottom w:val="single" w:color="auto" w:sz="4" w:space="0"/>
+            <w:right w:val="single" w:color="auto" w:sz="4" w:space="0"/>
+            <w:insideH w:val="single" w:color="auto" w:sz="4" w:space="0"/>
+            <w:insideV w:val="single" w:color="auto" w:sz="4" w:space="0"/>
+          </w:tblBorders>
+          <w:tblCellMar>
+            <w:top w:w="0" w:type="dxa"/>
+            <w:left w:w="108" w:type="dxa"/>
+            <w:bottom w:w="0" w:type="dxa"/>
+            <w:right w:w="108" w:type="dxa"/>
+          </w:tblCellMar>
+        </w:tblPrEx>
+        <w:trPr>
+          <w:trHeight w:val="340" w:hRule="atLeast"/>
+        </w:trPr>
+        <w:tc>
+          <w:tcPr>
+            <w:tcW w:w="964" w:type="dxa"/>
+            <w:vAlign w:val="center"/>
+          </w:tcPr>
+          <w:p>
+            <w:pPr>
+              <w:numPr>
+                <w:ilvl w:val="0"/>
+                <w:numId w:val="0"/>
+              </w:numPr>
+              <w:jc w:val="center"/>
+              <w:rPr>
+                <w:rFonts w:hint="eastAsia" w:ascii="宋体" w:hAnsi="宋体" w:eastAsia="宋体" w:cs="宋体"/>
+                <w:b w:val="0"/>
+                <w:bCs w:val="0"/>
+                <w:sz w:val="24"/>
+                <w:szCs w:val="24"/>
+                <w:vertAlign w:val="baseline"/>
+                <w:lang w:val="en-US" w:eastAsia="zh-CN"/>
+              </w:rPr>
+            </w:pPr>
+            <w:r>
+              <w:rPr>
+                <w:rFonts w:hint="eastAsia" w:ascii="宋体" w:hAnsi="宋体" w:eastAsia="宋体" w:cs="宋体"/>
+                <w:b w:val="0"/>
+                <w:bCs w:val="0"/>
+                <w:sz w:val="24"/>
+                <w:szCs w:val="24"/>
+                <w:vertAlign w:val="baseline"/>
+                <w:lang w:val="en-US" w:eastAsia="zh-CN"/>
+              </w:rPr>
+              <w:t>笔记表</w:t>
+            </w:r>
+          </w:p>
+        </w:tc>
+        <w:tc>
+          <w:tcPr>
+            <w:tcW w:w="4876" w:type="dxa"/>
+            <w:vAlign w:val="center"/>
+          </w:tcPr>
+          <w:p>
+            <w:pPr>
+              <w:numPr>
+                <w:ilvl w:val="0"/>
+                <w:numId w:val="0"/>
+              </w:numPr>
+              <w:jc w:val="both"/>
+              <w:rPr>
+                <w:rFonts w:hint="eastAsia" w:ascii="宋体" w:hAnsi="宋体" w:eastAsia="宋体" w:cs="宋体"/>
+                <w:b w:val="0"/>
+                <w:bCs w:val="0"/>
+                <w:sz w:val="24"/>
+                <w:szCs w:val="24"/>
+                <w:vertAlign w:val="baseline"/>
+                <w:lang w:eastAsia="zh-CN"/>
+              </w:rPr>
+            </w:pPr>
+            <w:r>
+              <w:rPr>
+                <w:rFonts w:hint="eastAsia" w:ascii="宋体" w:hAnsi="宋体" w:eastAsia="宋体" w:cs="宋体"/>
+                <w:b w:val="0"/>
+                <w:bCs w:val="0"/>
+                <w:sz w:val="24"/>
+                <w:szCs w:val="24"/>
+                <w:vertAlign w:val="baseline"/>
+                <w:lang w:eastAsia="zh-CN"/>
+              </w:rPr>
+              <w:t>笔记ID（主键）、关联任务ID（外键）、标题、内容、更新时间</w:t>
+            </w:r>
+          </w:p>
+        </w:tc>
+        <w:tc>
+          <w:tcPr>
+            <w:tcW w:w="2721" w:type="dxa"/>
+            <w:vAlign w:val="center"/>
+          </w:tcPr>
+          <w:p>
+            <w:pPr>
+              <w:numPr>
+                <w:ilvl w:val="0"/>
+                <w:numId w:val="0"/>
+              </w:numPr>
+              <w:jc w:val="both"/>
+              <w:rPr>
+                <w:rFonts w:hint="eastAsia" w:ascii="宋体" w:hAnsi="宋体" w:eastAsia="宋体" w:cs="宋体"/>
+                <w:b w:val="0"/>
+                <w:bCs w:val="0"/>
+                <w:sz w:val="24"/>
+                <w:szCs w:val="24"/>
+                <w:vertAlign w:val="baseline"/>
+                <w:lang w:eastAsia="zh-CN"/>
+              </w:rPr>
+            </w:pPr>
+            <w:r>
+              <w:rPr>
+                <w:rFonts w:hint="eastAsia" w:ascii="宋体" w:hAnsi="宋体" w:eastAsia="宋体" w:cs="宋体"/>
+                <w:i w:val="0"/>
+                <w:iCs w:val="0"/>
+                <w:caps w:val="0"/>
+                <w:color w:val="0F1115"/>
+                <w:spacing w:val="0"/>
+                <w:sz w:val="24"/>
+                <w:szCs w:val="24"/>
+                <w:shd w:val="clear" w:fill="FFFFFF"/>
+              </w:rPr>
+              <w:t>存储用户在学习项下创建的私人笔记。</w:t>
+            </w:r>
+          </w:p>
+        </w:tc>
+      </w:tr>
+      <w:tr>
+        <w:tblPrEx>
+          <w:tblBorders>
+            <w:top w:val="single" w:color="auto" w:sz="4" w:space="0"/>
+            <w:left w:val="single" w:color="auto" w:sz="4" w:space="0"/>
+            <w:bottom w:val="single" w:color="auto" w:sz="4" w:space="0"/>
+            <w:right w:val="single" w:color="auto" w:sz="4" w:space="0"/>
+            <w:insideH w:val="single" w:color="auto" w:sz="4" w:space="0"/>
+            <w:insideV w:val="single" w:color="auto" w:sz="4" w:space="0"/>
+          </w:tblBorders>
+          <w:tblCellMar>
+            <w:top w:w="0" w:type="dxa"/>
+            <w:left w:w="108" w:type="dxa"/>
+            <w:bottom w:w="0" w:type="dxa"/>
+            <w:right w:w="108" w:type="dxa"/>
+          </w:tblCellMar>
+        </w:tblPrEx>
+        <w:trPr>
+          <w:trHeight w:val="340" w:hRule="atLeast"/>
+        </w:trPr>
+        <w:tc>
+          <w:tcPr>
+            <w:tcW w:w="964" w:type="dxa"/>
+            <w:vAlign w:val="center"/>
+          </w:tcPr>
+          <w:p>
+            <w:pPr>
+              <w:numPr>
+                <w:ilvl w:val="0"/>
+                <w:numId w:val="0"/>
+              </w:numPr>
+              <w:jc w:val="center"/>
+              <w:rPr>
+                <w:rFonts w:hint="eastAsia" w:ascii="宋体" w:hAnsi="宋体" w:eastAsia="宋体" w:cs="宋体"/>
+                <w:b w:val="0"/>
+                <w:bCs w:val="0"/>
+                <w:sz w:val="24"/>
+                <w:szCs w:val="24"/>
+                <w:vertAlign w:val="baseline"/>
+                <w:lang w:val="en-US" w:eastAsia="zh-CN"/>
+              </w:rPr>
+            </w:pPr>
+            <w:r>
+              <w:rPr>
+                <w:rFonts w:hint="eastAsia" w:ascii="宋体" w:hAnsi="宋体" w:eastAsia="宋体" w:cs="宋体"/>
+                <w:b w:val="0"/>
+                <w:bCs w:val="0"/>
+                <w:sz w:val="24"/>
+                <w:szCs w:val="24"/>
+                <w:vertAlign w:val="baseline"/>
+                <w:lang w:val="en-US" w:eastAsia="zh-CN"/>
+              </w:rPr>
+              <w:t>设置表</w:t>
+            </w:r>
+          </w:p>
+        </w:tc>
+        <w:tc>
+          <w:tcPr>
+            <w:tcW w:w="4876" w:type="dxa"/>
+            <w:vAlign w:val="center"/>
+          </w:tcPr>
+          <w:p>
+            <w:pPr>
+              <w:numPr>
+                <w:ilvl w:val="0"/>
+                <w:numId w:val="0"/>
+              </w:numPr>
+              <w:jc w:val="both"/>
+              <w:rPr>
+                <w:rFonts w:hint="eastAsia" w:ascii="宋体" w:hAnsi="宋体" w:eastAsia="宋体" w:cs="宋体"/>
+                <w:b w:val="0"/>
+                <w:bCs w:val="0"/>
+                <w:sz w:val="24"/>
+                <w:szCs w:val="24"/>
+                <w:vertAlign w:val="baseline"/>
+                <w:lang w:eastAsia="zh-CN"/>
+              </w:rPr>
+            </w:pPr>
+            <w:r>
+              <w:rPr>
+                <w:rFonts w:hint="eastAsia" w:ascii="宋体" w:hAnsi="宋体" w:eastAsia="宋体" w:cs="宋体"/>
+                <w:b w:val="0"/>
+                <w:bCs w:val="0"/>
+                <w:sz w:val="24"/>
+                <w:szCs w:val="24"/>
+                <w:vertAlign w:val="baseline"/>
+                <w:lang w:eastAsia="zh-CN"/>
+              </w:rPr>
+              <w:t>设置项（主键）、设置值</w:t>
+            </w:r>
+          </w:p>
+        </w:tc>
+        <w:tc>
+          <w:tcPr>
+            <w:tcW w:w="2721" w:type="dxa"/>
+            <w:vAlign w:val="center"/>
+          </w:tcPr>
+          <w:p>
+            <w:pPr>
+              <w:numPr>
+                <w:ilvl w:val="0"/>
+                <w:numId w:val="0"/>
+              </w:numPr>
+              <w:jc w:val="both"/>
+              <w:rPr>
+                <w:rFonts w:hint="eastAsia" w:ascii="宋体" w:hAnsi="宋体" w:eastAsia="宋体" w:cs="宋体"/>
+                <w:b w:val="0"/>
+                <w:bCs w:val="0"/>
+                <w:sz w:val="24"/>
+                <w:szCs w:val="24"/>
+                <w:vertAlign w:val="baseline"/>
+                <w:lang w:eastAsia="zh-CN"/>
+              </w:rPr>
+            </w:pPr>
+            <w:r>
+              <w:rPr>
+                <w:rFonts w:hint="eastAsia" w:ascii="宋体" w:hAnsi="宋体" w:eastAsia="宋体" w:cs="宋体"/>
+                <w:i w:val="0"/>
+                <w:iCs w:val="0"/>
+                <w:caps w:val="0"/>
+                <w:color w:val="0F1115"/>
+                <w:spacing w:val="0"/>
+                <w:sz w:val="24"/>
+                <w:szCs w:val="24"/>
+                <w:shd w:val="clear" w:fill="FFFFFF"/>
+              </w:rPr>
+              <w:t>存储用户偏好，如每日学习目标（类型和数值）。</w:t>
+            </w:r>
+          </w:p>
+        </w:tc>
+      </w:tr>
+    </w:tbl>
+    <w:p>
+      <w:pPr>
+        <w:numPr>
+          <w:ilvl w:val="1"/>
+          <w:numId w:val="1"/>
+        </w:numPr>
+        <w:ind w:left="567" w:leftChars="0" w:hanging="567" w:firstLineChars="0"/>
+        <w:rPr>
+          <w:rFonts w:hint="eastAsia" w:ascii="宋体" w:hAnsi="宋体" w:eastAsia="宋体" w:cs="宋体"/>
+          <w:b w:val="0"/>
+          <w:bCs w:val="0"/>
+          <w:sz w:val="24"/>
+          <w:szCs w:val="24"/>
+          <w:lang w:eastAsia="zh-CN"/>
+        </w:rPr>
+      </w:pPr>
+      <w:r>
+        <w:rPr>
+          <w:rFonts w:hint="eastAsia" w:ascii="宋体" w:hAnsi="宋体" w:eastAsia="宋体" w:cs="宋体"/>
+          <w:b w:val="0"/>
+          <w:bCs w:val="0"/>
+          <w:sz w:val="24"/>
+          <w:szCs w:val="24"/>
+          <w:lang w:eastAsia="zh-CN"/>
+        </w:rPr>
+        <w:t>实体关系图（ER图）简略描述</w:t>
+      </w:r>
+    </w:p>
+    <w:p>
+      <w:pPr>
+        <w:numPr>
+          <w:ilvl w:val="0"/>
+          <w:numId w:val="0"/>
+        </w:numPr>
+        <w:ind w:leftChars="0"/>
+        <w:rPr>
+          <w:rFonts w:hint="eastAsia" w:ascii="宋体" w:hAnsi="宋体" w:eastAsia="宋体" w:cs="宋体"/>
+          <w:b w:val="0"/>
+          <w:bCs w:val="0"/>
+          <w:sz w:val="24"/>
+          <w:szCs w:val="24"/>
+          <w:lang w:eastAsia="zh-CN"/>
+        </w:rPr>
+      </w:pPr>
+      <w:r>
+        <w:rPr>
+          <w:rFonts w:hint="eastAsia" w:ascii="宋体" w:hAnsi="宋体" w:eastAsia="宋体" w:cs="宋体"/>
+          <w:b w:val="0"/>
+          <w:bCs w:val="0"/>
+          <w:sz w:val="24"/>
+          <w:szCs w:val="24"/>
+          <w:lang w:eastAsia="zh-CN"/>
+        </w:rPr>
+        <w:t>一个课程 包含 多个任务（一对多）。</w:t>
+      </w:r>
+    </w:p>
+    <w:p>
+      <w:pPr>
+        <w:numPr>
+          <w:ilvl w:val="0"/>
+          <w:numId w:val="0"/>
+        </w:numPr>
+        <w:ind w:leftChars="0"/>
+        <w:rPr>
+          <w:rFonts w:hint="eastAsia" w:ascii="宋体" w:hAnsi="宋体" w:eastAsia="宋体" w:cs="宋体"/>
+          <w:b w:val="0"/>
+          <w:bCs w:val="0"/>
+          <w:sz w:val="24"/>
+          <w:szCs w:val="24"/>
+          <w:lang w:eastAsia="zh-CN"/>
+        </w:rPr>
+      </w:pPr>
+      <w:r>
+        <w:rPr>
+          <w:rFonts w:hint="eastAsia" w:ascii="宋体" w:hAnsi="宋体" w:eastAsia="宋体" w:cs="宋体"/>
+          <w:b w:val="0"/>
+          <w:bCs w:val="0"/>
+          <w:sz w:val="24"/>
+          <w:szCs w:val="24"/>
+          <w:lang w:eastAsia="zh-CN"/>
+        </w:rPr>
+        <w:t>一个任务 可以包含 多个子任务（自关联一对多）。</w:t>
+      </w:r>
+    </w:p>
+    <w:p>
+      <w:pPr>
+        <w:numPr>
+          <w:ilvl w:val="0"/>
+          <w:numId w:val="0"/>
+        </w:numPr>
+        <w:ind w:leftChars="0"/>
+        <w:rPr>
+          <w:rFonts w:hint="eastAsia" w:ascii="宋体" w:hAnsi="宋体" w:eastAsia="宋体" w:cs="宋体"/>
+          <w:b w:val="0"/>
+          <w:bCs w:val="0"/>
+          <w:sz w:val="24"/>
+          <w:szCs w:val="24"/>
+          <w:lang w:eastAsia="zh-CN"/>
+        </w:rPr>
+      </w:pPr>
+      <w:r>
+        <w:rPr>
+          <w:rFonts w:hint="eastAsia" w:ascii="宋体" w:hAnsi="宋体" w:eastAsia="宋体" w:cs="宋体"/>
+          <w:b w:val="0"/>
+          <w:bCs w:val="0"/>
+          <w:sz w:val="24"/>
+          <w:szCs w:val="24"/>
+          <w:lang w:eastAsia="zh-CN"/>
+        </w:rPr>
+        <w:t>一个任务 关联 多个学习记录（一对多）。</w:t>
+      </w:r>
+    </w:p>
+    <w:p>
+      <w:pPr>
+        <w:numPr>
+          <w:ilvl w:val="0"/>
+          <w:numId w:val="0"/>
+        </w:numPr>
+        <w:ind w:leftChars="0"/>
+        <w:rPr>
+          <w:rFonts w:hint="eastAsia" w:ascii="宋体" w:hAnsi="宋体" w:eastAsia="宋体" w:cs="宋体"/>
+          <w:b w:val="0"/>
+          <w:bCs w:val="0"/>
+          <w:sz w:val="24"/>
+          <w:szCs w:val="24"/>
+          <w:lang w:eastAsia="zh-CN"/>
+        </w:rPr>
+      </w:pPr>
+      <w:r>
+        <w:rPr>
+          <w:rFonts w:hint="eastAsia" w:ascii="宋体" w:hAnsi="宋体" w:eastAsia="宋体" w:cs="宋体"/>
+          <w:b w:val="0"/>
+          <w:bCs w:val="0"/>
+          <w:sz w:val="24"/>
+          <w:szCs w:val="24"/>
+          <w:lang w:eastAsia="zh-CN"/>
+        </w:rPr>
+        <w:t>一个任务 关联 零个或一个笔记（一对一）。</w:t>
       </w:r>
     </w:p>
     <w:p>
@@ -2493,7 +5883,7 @@
           <w:szCs w:val="28"/>
           <w:lang w:eastAsia="zh-CN"/>
         </w:rPr>
-        <w:t>需求确认与验收标准</w:t>
+        <w:t>验收标准</w:t>
       </w:r>
     </w:p>
     <w:p>
@@ -2507,45 +5897,123 @@
           <w:rFonts w:hint="eastAsia" w:ascii="宋体" w:hAnsi="宋体" w:eastAsia="宋体" w:cs="宋体"/>
           <w:b w:val="0"/>
           <w:bCs w:val="0"/>
-          <w:sz w:val="28"/>
-          <w:szCs w:val="28"/>
-          <w:lang w:eastAsia="zh-CN"/>
-        </w:rPr>
-      </w:pPr>
-      <w:r>
-        <w:rPr>
-          <w:rFonts w:hint="eastAsia" w:ascii="宋体" w:hAnsi="宋体" w:eastAsia="宋体" w:cs="宋体"/>
-          <w:b w:val="0"/>
-          <w:bCs w:val="0"/>
-          <w:sz w:val="28"/>
-          <w:szCs w:val="28"/>
-          <w:lang w:eastAsia="zh-CN"/>
-        </w:rPr>
-        <w:t>验收标准</w:t>
-      </w:r>
-    </w:p>
-    <w:p>
-      <w:pPr>
-        <w:rPr>
-          <w:rFonts w:hint="eastAsia" w:ascii="宋体" w:hAnsi="宋体" w:eastAsia="宋体" w:cs="宋体"/>
-          <w:b w:val="0"/>
-          <w:bCs w:val="0"/>
-          <w:sz w:val="24"/>
-          <w:szCs w:val="24"/>
-          <w:lang w:eastAsia="zh-CN"/>
-        </w:rPr>
-      </w:pPr>
-      <w:r>
-        <w:rPr>
-          <w:rFonts w:hint="eastAsia" w:ascii="宋体" w:hAnsi="宋体" w:eastAsia="宋体" w:cs="宋体"/>
-          <w:b w:val="0"/>
-          <w:bCs w:val="0"/>
-          <w:sz w:val="24"/>
-          <w:szCs w:val="24"/>
-          <w:lang w:eastAsia="zh-CN"/>
-        </w:rPr>
-        <w:t>功能完整性：上述</w:t>
-      </w:r>
+          <w:sz w:val="24"/>
+          <w:szCs w:val="24"/>
+          <w:lang w:eastAsia="zh-CN"/>
+        </w:rPr>
+      </w:pPr>
+      <w:r>
+        <w:rPr>
+          <w:rFonts w:hint="eastAsia" w:ascii="宋体" w:hAnsi="宋体" w:eastAsia="宋体" w:cs="宋体"/>
+          <w:b w:val="0"/>
+          <w:bCs w:val="0"/>
+          <w:sz w:val="24"/>
+          <w:szCs w:val="24"/>
+          <w:lang w:eastAsia="zh-CN"/>
+        </w:rPr>
+        <w:t>功能完整性：</w:t>
+      </w:r>
+    </w:p>
+    <w:p>
+      <w:pPr>
+        <w:numPr>
+          <w:ilvl w:val="0"/>
+          <w:numId w:val="0"/>
+        </w:numPr>
+        <w:ind w:leftChars="0" w:firstLine="420" w:firstLineChars="0"/>
+        <w:rPr>
+          <w:rFonts w:hint="eastAsia" w:ascii="宋体" w:hAnsi="宋体" w:eastAsia="宋体" w:cs="宋体"/>
+          <w:b w:val="0"/>
+          <w:bCs w:val="0"/>
+          <w:sz w:val="24"/>
+          <w:szCs w:val="24"/>
+          <w:lang w:eastAsia="zh-CN"/>
+        </w:rPr>
+      </w:pPr>
+      <w:r>
+        <w:rPr>
+          <w:rFonts w:hint="eastAsia" w:ascii="宋体" w:hAnsi="宋体" w:eastAsia="宋体" w:cs="宋体"/>
+          <w:b w:val="0"/>
+          <w:bCs w:val="0"/>
+          <w:sz w:val="24"/>
+          <w:szCs w:val="24"/>
+          <w:lang w:eastAsia="zh-CN"/>
+        </w:rPr>
+        <w:t>需求说明书中定义的所有功能需求均已实现，并能通过预设的测试用例。所有用户界面元素与操作流程符合产品设计文档的描述。</w:t>
+      </w:r>
+    </w:p>
+    <w:p>
+      <w:pPr>
+        <w:numPr>
+          <w:ilvl w:val="1"/>
+          <w:numId w:val="1"/>
+        </w:numPr>
+        <w:ind w:left="567" w:leftChars="0" w:hanging="567" w:firstLineChars="0"/>
+        <w:rPr>
+          <w:rFonts w:hint="eastAsia" w:ascii="宋体" w:hAnsi="宋体" w:eastAsia="宋体" w:cs="宋体"/>
+          <w:b w:val="0"/>
+          <w:bCs w:val="0"/>
+          <w:sz w:val="24"/>
+          <w:szCs w:val="24"/>
+          <w:lang w:eastAsia="zh-CN"/>
+        </w:rPr>
+      </w:pPr>
+      <w:r>
+        <w:rPr>
+          <w:rFonts w:hint="eastAsia" w:ascii="宋体" w:hAnsi="宋体" w:eastAsia="宋体" w:cs="宋体"/>
+          <w:b w:val="0"/>
+          <w:bCs w:val="0"/>
+          <w:sz w:val="24"/>
+          <w:szCs w:val="24"/>
+          <w:lang w:eastAsia="zh-CN"/>
+        </w:rPr>
+        <w:t>数据准确性：</w:t>
+      </w:r>
+    </w:p>
+    <w:p>
+      <w:pPr>
+        <w:numPr>
+          <w:ilvl w:val="0"/>
+          <w:numId w:val="0"/>
+        </w:numPr>
+        <w:ind w:leftChars="0" w:firstLine="420" w:firstLineChars="0"/>
+        <w:rPr>
+          <w:rFonts w:hint="eastAsia" w:ascii="宋体" w:hAnsi="宋体" w:eastAsia="宋体" w:cs="宋体"/>
+          <w:b w:val="0"/>
+          <w:bCs w:val="0"/>
+          <w:sz w:val="24"/>
+          <w:szCs w:val="24"/>
+          <w:lang w:eastAsia="zh-CN"/>
+        </w:rPr>
+      </w:pPr>
+      <w:r>
+        <w:rPr>
+          <w:rFonts w:hint="eastAsia" w:ascii="宋体" w:hAnsi="宋体" w:eastAsia="宋体" w:cs="宋体"/>
+          <w:b w:val="0"/>
+          <w:bCs w:val="0"/>
+          <w:sz w:val="24"/>
+          <w:szCs w:val="24"/>
+          <w:lang w:eastAsia="zh-CN"/>
+        </w:rPr>
+        <w:t>课程进度百分比计算正确，与任务完成数/总任务数的计算结果一致。统计看板上的所有图表数据与学习记录表中的原始数据完全一致。专注计时器记录的时间误差在±1秒以内。</w:t>
+      </w:r>
+    </w:p>
+    <w:p>
+      <w:pPr>
+        <w:numPr>
+          <w:ilvl w:val="1"/>
+          <w:numId w:val="1"/>
+        </w:numPr>
+        <w:ind w:left="567" w:leftChars="0" w:hanging="567" w:firstLineChars="0"/>
+        <w:rPr>
+          <w:rFonts w:hint="eastAsia" w:ascii="宋体" w:hAnsi="宋体" w:eastAsia="宋体" w:cs="宋体"/>
+          <w:b w:val="0"/>
+          <w:bCs w:val="0"/>
+          <w:sz w:val="24"/>
+          <w:szCs w:val="24"/>
+          <w:lang w:eastAsia="zh-CN"/>
+        </w:rPr>
+      </w:pPr>
       <w:r>
         <w:rPr>
           <w:rFonts w:hint="eastAsia" w:ascii="宋体" w:hAnsi="宋体" w:eastAsia="宋体" w:cs="宋体"/>
@@ -2555,64 +6023,124 @@
           <w:szCs w:val="24"/>
           <w:lang w:val="en-US" w:eastAsia="zh-CN"/>
         </w:rPr>
-        <w:t>功能需求</w:t>
-      </w:r>
-      <w:r>
-        <w:rPr>
-          <w:rFonts w:hint="eastAsia" w:ascii="宋体" w:hAnsi="宋体" w:eastAsia="宋体" w:cs="宋体"/>
-          <w:b w:val="0"/>
-          <w:bCs w:val="0"/>
-          <w:sz w:val="24"/>
-          <w:szCs w:val="24"/>
-          <w:lang w:eastAsia="zh-CN"/>
-        </w:rPr>
-        <w:t>均已实现并能正常运行。</w:t>
-      </w:r>
-    </w:p>
-    <w:p>
-      <w:pPr>
-        <w:rPr>
-          <w:rFonts w:hint="eastAsia" w:ascii="宋体" w:hAnsi="宋体" w:eastAsia="宋体" w:cs="宋体"/>
-          <w:b w:val="0"/>
-          <w:bCs w:val="0"/>
-          <w:sz w:val="24"/>
-          <w:szCs w:val="24"/>
-          <w:lang w:eastAsia="zh-CN"/>
-        </w:rPr>
-      </w:pPr>
-      <w:r>
-        <w:rPr>
-          <w:rFonts w:hint="eastAsia" w:ascii="宋体" w:hAnsi="宋体" w:eastAsia="宋体" w:cs="宋体"/>
-          <w:b w:val="0"/>
-          <w:bCs w:val="0"/>
-          <w:sz w:val="24"/>
-          <w:szCs w:val="24"/>
-          <w:lang w:eastAsia="zh-CN"/>
-        </w:rPr>
-        <w:t>数据准确性：进度百分比计算正确，统计图表数据与记录的数据一致。</w:t>
-      </w:r>
-    </w:p>
-    <w:p>
-      <w:pPr>
-        <w:rPr>
-          <w:rFonts w:hint="eastAsia" w:ascii="宋体" w:hAnsi="宋体" w:eastAsia="宋体" w:cs="宋体"/>
-          <w:b w:val="0"/>
-          <w:bCs w:val="0"/>
-          <w:sz w:val="24"/>
-          <w:szCs w:val="24"/>
-          <w:lang w:eastAsia="zh-CN"/>
-        </w:rPr>
-      </w:pPr>
-      <w:r>
-        <w:rPr>
-          <w:rFonts w:hint="eastAsia" w:ascii="宋体" w:hAnsi="宋体" w:eastAsia="宋体" w:cs="宋体"/>
-          <w:b w:val="0"/>
-          <w:bCs w:val="0"/>
-          <w:sz w:val="24"/>
-          <w:szCs w:val="24"/>
-          <w:lang w:eastAsia="zh-CN"/>
-        </w:rPr>
-        <w:t>无致命错误：在正常操作流程下，程序不应崩溃或闪退。</w:t>
+        <w:t>性能和稳定性</w:t>
+      </w:r>
+      <w:r>
+        <w:rPr>
+          <w:rFonts w:hint="eastAsia" w:ascii="宋体" w:hAnsi="宋体" w:eastAsia="宋体" w:cs="宋体"/>
+          <w:b w:val="0"/>
+          <w:bCs w:val="0"/>
+          <w:sz w:val="24"/>
+          <w:szCs w:val="24"/>
+          <w:lang w:eastAsia="zh-CN"/>
+        </w:rPr>
+        <w:t>：</w:t>
+      </w:r>
+    </w:p>
+    <w:p>
+      <w:pPr>
+        <w:numPr>
+          <w:ilvl w:val="0"/>
+          <w:numId w:val="0"/>
+        </w:numPr>
+        <w:ind w:leftChars="0" w:firstLine="420" w:firstLineChars="0"/>
+        <w:rPr>
+          <w:rFonts w:hint="eastAsia" w:ascii="宋体" w:hAnsi="宋体" w:eastAsia="宋体" w:cs="宋体"/>
+          <w:b w:val="0"/>
+          <w:bCs w:val="0"/>
+          <w:sz w:val="24"/>
+          <w:szCs w:val="24"/>
+          <w:lang w:eastAsia="zh-CN"/>
+        </w:rPr>
+      </w:pPr>
+      <w:r>
+        <w:rPr>
+          <w:rFonts w:hint="eastAsia" w:ascii="宋体" w:hAnsi="宋体" w:eastAsia="宋体" w:cs="宋体"/>
+          <w:b w:val="0"/>
+          <w:bCs w:val="0"/>
+          <w:sz w:val="24"/>
+          <w:szCs w:val="24"/>
+          <w:lang w:eastAsia="zh-CN"/>
+        </w:rPr>
+        <w:t>在用户进行常规操作时，界面响应时间不超过1秒。在</w:t>
+      </w:r>
+      <w:r>
+        <w:rPr>
+          <w:rFonts w:hint="eastAsia" w:ascii="宋体" w:hAnsi="宋体" w:eastAsia="宋体" w:cs="宋体"/>
+          <w:b w:val="0"/>
+          <w:bCs w:val="0"/>
+          <w:sz w:val="24"/>
+          <w:szCs w:val="24"/>
+          <w:lang w:val="en-US" w:eastAsia="zh-CN"/>
+        </w:rPr>
+        <w:t>长时间</w:t>
+      </w:r>
+      <w:r>
+        <w:rPr>
+          <w:rFonts w:hint="eastAsia" w:ascii="宋体" w:hAnsi="宋体" w:eastAsia="宋体" w:cs="宋体"/>
+          <w:b w:val="0"/>
+          <w:bCs w:val="0"/>
+          <w:sz w:val="24"/>
+          <w:szCs w:val="24"/>
+          <w:lang w:eastAsia="zh-CN"/>
+        </w:rPr>
+        <w:t>操作后，程序不应出现内存泄漏导致的卡顿或崩溃。无任何导致程序闪退或系统死锁的致命错误。</w:t>
+      </w:r>
+    </w:p>
+    <w:p>
+      <w:pPr>
+        <w:numPr>
+          <w:ilvl w:val="1"/>
+          <w:numId w:val="1"/>
+        </w:numPr>
+        <w:ind w:left="567" w:leftChars="0" w:hanging="567" w:firstLineChars="0"/>
+        <w:rPr>
+          <w:rFonts w:hint="default" w:ascii="宋体" w:hAnsi="宋体" w:eastAsia="宋体" w:cs="宋体"/>
+          <w:b w:val="0"/>
+          <w:bCs w:val="0"/>
+          <w:sz w:val="24"/>
+          <w:szCs w:val="24"/>
+          <w:lang w:val="en-US" w:eastAsia="zh-CN"/>
+        </w:rPr>
+      </w:pPr>
+      <w:r>
+        <w:rPr>
+          <w:rFonts w:hint="eastAsia" w:ascii="宋体" w:hAnsi="宋体" w:eastAsia="宋体" w:cs="宋体"/>
+          <w:b w:val="0"/>
+          <w:bCs w:val="0"/>
+          <w:sz w:val="24"/>
+          <w:szCs w:val="24"/>
+          <w:lang w:val="en-US" w:eastAsia="zh-CN"/>
+        </w:rPr>
+        <w:t>平台兼容性</w:t>
+      </w:r>
+    </w:p>
+    <w:p>
+      <w:pPr>
+        <w:numPr>
+          <w:ilvl w:val="0"/>
+          <w:numId w:val="0"/>
+        </w:numPr>
+        <w:ind w:leftChars="0" w:firstLine="420" w:firstLineChars="0"/>
+        <w:rPr>
+          <w:rFonts w:hint="default" w:ascii="宋体" w:hAnsi="宋体" w:eastAsia="宋体" w:cs="宋体"/>
+          <w:b w:val="0"/>
+          <w:bCs w:val="0"/>
+          <w:sz w:val="24"/>
+          <w:szCs w:val="24"/>
+          <w:lang w:val="en-US" w:eastAsia="zh-CN"/>
+        </w:rPr>
+      </w:pPr>
+      <w:r>
+        <w:rPr>
+          <w:rFonts w:hint="default" w:ascii="宋体" w:hAnsi="宋体" w:eastAsia="宋体" w:cs="宋体"/>
+          <w:b w:val="0"/>
+          <w:bCs w:val="0"/>
+          <w:sz w:val="24"/>
+          <w:szCs w:val="24"/>
+          <w:lang w:val="en-US" w:eastAsia="zh-CN"/>
+        </w:rPr>
+        <w:t>若为桌面应用，在指定的操作系统上能正常安装、启动和运行。若为Web应用，在最新版的主流浏览器上功能表现一致。</w:t>
       </w:r>
     </w:p>
     <w:sectPr>
@@ -2628,6 +6156,23 @@
 <file path=word/numbering.xml><?xml version="1.0" encoding="utf-8"?>
 <w:numbering xmlns:wpc="http://schemas.microsoft.com/office/word/2010/wordprocessingCanvas" xmlns:mc="http://schemas.openxmlformats.org/markup-compatibility/2006" xmlns:o="urn:schemas-microsoft-com:office:office" xmlns:r="http://schemas.openxmlformats.org/officeDocument/2006/relationships" xmlns:m="http://schemas.openxmlformats.org/officeDocument/2006/math" xmlns:v="urn:schemas-microsoft-com:vml" xmlns:wp14="http://schemas.microsoft.com/office/word/2010/wordprocessingDrawing" xmlns:wp="http://schemas.openxmlformats.org/drawingml/2006/wordprocessingDrawing" xmlns:w10="urn:schemas-microsoft-com:office:word" xmlns:w="http://schemas.openxmlformats.org/wordprocessingml/2006/main" xmlns:w14="http://schemas.microsoft.com/office/word/2010/wordml" xmlns:wpg="http://schemas.microsoft.com/office/word/2010/wordprocessingGroup" xmlns:wpi="http://schemas.microsoft.com/office/word/2010/wordprocessingInk" xmlns:wne="http://schemas.microsoft.com/office/word/2006/wordml" xmlns:wps="http://schemas.microsoft.com/office/word/2010/wordprocessingShape" xmlns:wpsCustomData="http://www.wps.cn/officeDocument/2013/wpsCustomData" mc:Ignorable="w14 wp14">
   <w:abstractNum w:abstractNumId="0">
+    <w:nsid w:val="9B483FE1"/>
+    <w:multiLevelType w:val="singleLevel"/>
+    <w:tmpl w:val="9B483FE1"/>
+    <w:lvl w:ilvl="0" w:tentative="0">
+      <w:start w:val="1"/>
+      <w:numFmt w:val="decimal"/>
+      <w:lvlText w:val="%1)"/>
+      <w:lvlJc w:val="left"/>
+      <w:pPr>
+        <w:ind w:left="425" w:hanging="425"/>
+      </w:pPr>
+      <w:rPr>
+        <w:rFonts w:hint="default"/>
+      </w:rPr>
+    </w:lvl>
+  </w:abstractNum>
+  <w:abstractNum w:abstractNumId="1">
     <w:nsid w:val="DF07CBF9"/>
     <w:multiLevelType w:val="multilevel"/>
     <w:tmpl w:val="DF07CBF9"/>
@@ -2748,7 +6293,7 @@
       </w:rPr>
     </w:lvl>
   </w:abstractNum>
-  <w:abstractNum w:abstractNumId="1">
+  <w:abstractNum w:abstractNumId="2">
     <w:nsid w:val="190E2499"/>
     <w:multiLevelType w:val="singleLevel"/>
     <w:tmpl w:val="190E2499"/>
@@ -2766,10 +6311,13 @@
     </w:lvl>
   </w:abstractNum>
   <w:num w:numId="1">
-    <w:abstractNumId w:val="0"/>
+    <w:abstractNumId w:val="1"/>
   </w:num>
   <w:num w:numId="2">
-    <w:abstractNumId w:val="1"/>
+    <w:abstractNumId w:val="2"/>
+  </w:num>
+  <w:num w:numId="3">
+    <w:abstractNumId w:val="0"/>
   </w:num>
 </w:numbering>
 </file>
@@ -2850,7 +6398,7 @@
     <w:lsdException w:qFormat="1" w:unhideWhenUsed="0" w:uiPriority="0" w:semiHidden="0" w:name="Title"/>
     <w:lsdException w:unhideWhenUsed="0" w:uiPriority="0" w:semiHidden="0" w:name="Closing"/>
     <w:lsdException w:unhideWhenUsed="0" w:uiPriority="0" w:semiHidden="0" w:name="Signature"/>
-    <w:lsdException w:unhideWhenUsed="0" w:uiPriority="0" w:name="Default Paragraph Font"/>
+    <w:lsdException w:qFormat="1" w:unhideWhenUsed="0" w:uiPriority="0" w:name="Default Paragraph Font"/>
     <w:lsdException w:unhideWhenUsed="0" w:uiPriority="0" w:semiHidden="0" w:name="Body Text"/>
     <w:lsdException w:unhideWhenUsed="0" w:uiPriority="0" w:semiHidden="0" w:name="Body Text Indent"/>
     <w:lsdException w:unhideWhenUsed="0" w:uiPriority="0" w:semiHidden="0" w:name="List Continue"/>
@@ -2933,7 +6481,7 @@
     <w:lsdException w:unhideWhenUsed="0" w:uiPriority="0" w:semiHidden="0" w:name="Table Web 2"/>
     <w:lsdException w:unhideWhenUsed="0" w:uiPriority="0" w:semiHidden="0" w:name="Table Web 3"/>
     <w:lsdException w:unhideWhenUsed="0" w:uiPriority="0" w:semiHidden="0" w:name="Balloon Text"/>
-    <w:lsdException w:unhideWhenUsed="0" w:uiPriority="0" w:semiHidden="0" w:name="Table Grid"/>
+    <w:lsdException w:qFormat="1" w:unhideWhenUsed="0" w:uiPriority="0" w:semiHidden="0" w:name="Table Grid"/>
     <w:lsdException w:unhideWhenUsed="0" w:uiPriority="0" w:semiHidden="0" w:name="Table Theme"/>
     <w:lsdException w:unhideWhenUsed="0" w:uiPriority="60" w:semiHidden="0" w:name="Light Shading"/>
     <w:lsdException w:unhideWhenUsed="0" w:uiPriority="61" w:semiHidden="0" w:name="Light List"/>
@@ -3068,9 +6616,10 @@
       <w:sz w:val="44"/>
     </w:rPr>
   </w:style>
-  <w:style w:type="character" w:default="1" w:styleId="4">
+  <w:style w:type="character" w:default="1" w:styleId="5">
     <w:name w:val="Default Paragraph Font"/>
     <w:semiHidden/>
+    <w:qFormat/>
     <w:uiPriority w:val="0"/>
   </w:style>
   <w:style w:type="table" w:default="1" w:styleId="3">
@@ -3086,6 +6635,43 @@
         <w:right w:w="108" w:type="dxa"/>
       </w:tblCellMar>
     </w:tblPr>
+  </w:style>
+  <w:style w:type="table" w:styleId="4">
+    <w:name w:val="Table Grid"/>
+    <w:basedOn w:val="3"/>
+    <w:qFormat/>
+    <w:uiPriority w:val="0"/>
+    <w:pPr>
+      <w:widowControl w:val="0"/>
+      <w:jc w:val="both"/>
+    </w:pPr>
+    <w:tblPr>
+      <w:tblBorders>
+        <w:top w:val="single" w:color="auto" w:sz="4" w:space="0"/>
+        <w:left w:val="single" w:color="auto" w:sz="4" w:space="0"/>
+        <w:bottom w:val="single" w:color="auto" w:sz="4" w:space="0"/>
+        <w:right w:val="single" w:color="auto" w:sz="4" w:space="0"/>
+        <w:insideH w:val="single" w:color="auto" w:sz="4" w:space="0"/>
+        <w:insideV w:val="single" w:color="auto" w:sz="4" w:space="0"/>
+      </w:tblBorders>
+    </w:tblPr>
+  </w:style>
+  <w:style w:type="paragraph" w:customStyle="1" w:styleId="6">
+    <w:name w:val="Table"/>
+    <w:basedOn w:val="1"/>
+    <w:qFormat/>
+    <w:uiPriority w:val="99"/>
+    <w:pPr>
+      <w:widowControl/>
+      <w:spacing w:before="40" w:after="40"/>
+    </w:pPr>
+    <w:rPr>
+      <w:rFonts w:ascii="Arial" w:hAnsi="Arial"/>
+      <w:kern w:val="0"/>
+      <w:sz w:val="24"/>
+      <w:szCs w:val="20"/>
+      <w:lang w:eastAsia="en-US"/>
+    </w:rPr>
   </w:style>
 </w:styles>
 </file>
